--- a/cahierècharges-medtech.docx
+++ b/cahierècharges-medtech.docx
@@ -6,7 +6,7 @@
       <w:pPr>
         <w:jc w:val="center"/>
         <w:rPr>
-          <w:rFonts w:ascii="Amasis MT Pro Medium" w:hAnsi="Amasis MT Pro Medium"/>
+          <w:rFonts w:ascii="Arial" w:hAnsi="Arial" w:cs="Arial"/>
           <w:b/>
           <w:bCs/>
           <w:sz w:val="28"/>
@@ -15,18 +15,18 @@
       </w:pPr>
       <w:r>
         <w:rPr>
-          <w:rFonts w:ascii="Amasis MT Pro Medium" w:hAnsi="Amasis MT Pro Medium"/>
+          <w:rFonts w:ascii="Arial" w:hAnsi="Arial" w:cs="Arial"/>
           <w:b/>
           <w:bCs/>
           <w:sz w:val="28"/>
           <w:szCs w:val="28"/>
         </w:rPr>
-        <w:t xml:space="preserve">Cahier des charges SIEM </w:t>
+        <w:t xml:space="preserve">SIEM </w:t>
       </w:r>
       <w:proofErr w:type="spellStart"/>
       <w:r>
         <w:rPr>
-          <w:rFonts w:ascii="Amasis MT Pro Medium" w:hAnsi="Amasis MT Pro Medium"/>
+          <w:rFonts w:ascii="Arial" w:hAnsi="Arial" w:cs="Arial"/>
           <w:b/>
           <w:bCs/>
           <w:sz w:val="28"/>
@@ -37,13 +37,13 @@
       <w:proofErr w:type="spellEnd"/>
       <w:r>
         <w:rPr>
-          <w:rFonts w:ascii="Amasis MT Pro Medium" w:hAnsi="Amasis MT Pro Medium"/>
+          <w:rFonts w:ascii="Arial" w:hAnsi="Arial" w:cs="Arial"/>
           <w:b/>
           <w:bCs/>
           <w:sz w:val="28"/>
           <w:szCs w:val="28"/>
         </w:rPr>
-        <w:t xml:space="preserve"> en Rust</w:t>
+        <w:t xml:space="preserve"> </w:t>
       </w:r>
     </w:p>
     <w:p>
@@ -55,14 +55,14 @@
         </w:numPr>
         <w:jc w:val="both"/>
         <w:rPr>
-          <w:rFonts w:ascii="Amasis MT Pro Light" w:hAnsi="Amasis MT Pro Light"/>
+          <w:rFonts w:ascii="Arial" w:hAnsi="Arial" w:cs="Arial"/>
           <w:b/>
           <w:bCs/>
         </w:rPr>
       </w:pPr>
       <w:r>
         <w:rPr>
-          <w:rFonts w:ascii="Amasis MT Pro Light" w:hAnsi="Amasis MT Pro Light"/>
+          <w:rFonts w:ascii="Arial" w:hAnsi="Arial" w:cs="Arial"/>
           <w:b/>
           <w:bCs/>
         </w:rPr>
@@ -73,363 +73,369 @@
       <w:pPr>
         <w:jc w:val="both"/>
         <w:rPr>
-          <w:rFonts w:ascii="Amasis MT Pro Light" w:hAnsi="Amasis MT Pro Light"/>
+          <w:rFonts w:ascii="Arial" w:hAnsi="Arial" w:cs="Arial"/>
+          <w:sz w:val="22"/>
+          <w:szCs w:val="22"/>
+        </w:rPr>
+      </w:pPr>
+      <w:proofErr w:type="spellStart"/>
+      <w:r>
+        <w:rPr>
+          <w:rFonts w:ascii="Arial" w:hAnsi="Arial" w:cs="Arial"/>
+          <w:b/>
+          <w:bCs/>
+          <w:sz w:val="22"/>
+          <w:szCs w:val="22"/>
+        </w:rPr>
+        <w:t>MedTech</w:t>
+      </w:r>
+      <w:proofErr w:type="spellEnd"/>
+      <w:r>
+        <w:rPr>
+          <w:rFonts w:ascii="Arial" w:hAnsi="Arial" w:cs="Arial"/>
+          <w:sz w:val="22"/>
+          <w:szCs w:val="22"/>
+        </w:rPr>
+        <w:t xml:space="preserve"> e</w:t>
+      </w:r>
+      <w:r>
+        <w:rPr>
+          <w:rFonts w:ascii="Arial" w:hAnsi="Arial" w:cs="Arial"/>
+          <w:sz w:val="22"/>
+          <w:szCs w:val="22"/>
+        </w:rPr>
+        <w:t xml:space="preserve">st une </w:t>
+      </w:r>
+      <w:r>
+        <w:rPr>
+          <w:rFonts w:ascii="Arial" w:hAnsi="Arial" w:cs="Arial"/>
+          <w:sz w:val="22"/>
+          <w:szCs w:val="22"/>
+        </w:rPr>
+        <w:t>entreprise</w:t>
+      </w:r>
+      <w:r>
+        <w:rPr>
+          <w:rFonts w:ascii="Arial" w:hAnsi="Arial" w:cs="Arial"/>
+          <w:sz w:val="22"/>
+          <w:szCs w:val="22"/>
+        </w:rPr>
+        <w:t xml:space="preserve"> créée en janvier 2026</w:t>
+      </w:r>
+      <w:r>
+        <w:rPr>
+          <w:rFonts w:ascii="Arial" w:hAnsi="Arial" w:cs="Arial"/>
+          <w:sz w:val="22"/>
+          <w:szCs w:val="22"/>
+        </w:rPr>
+        <w:t xml:space="preserve"> </w:t>
+      </w:r>
+      <w:r>
+        <w:rPr>
+          <w:rFonts w:ascii="Arial" w:hAnsi="Arial" w:cs="Arial"/>
+          <w:sz w:val="22"/>
+          <w:szCs w:val="22"/>
+        </w:rPr>
+        <w:t>par 3</w:t>
+      </w:r>
+      <w:r>
+        <w:rPr>
+          <w:rFonts w:ascii="Arial" w:hAnsi="Arial" w:cs="Arial"/>
+          <w:sz w:val="22"/>
+          <w:szCs w:val="22"/>
+        </w:rPr>
+        <w:t xml:space="preserve"> personnes</w:t>
+      </w:r>
+      <w:r>
+        <w:rPr>
+          <w:rFonts w:ascii="Arial" w:hAnsi="Arial" w:cs="Arial"/>
+          <w:sz w:val="22"/>
+          <w:szCs w:val="22"/>
+        </w:rPr>
+        <w:t xml:space="preserve"> qui en sont aussi les seuls acteurs pour le moment</w:t>
+      </w:r>
+      <w:r>
+        <w:rPr>
+          <w:rFonts w:ascii="Arial" w:hAnsi="Arial" w:cs="Arial"/>
+          <w:sz w:val="22"/>
+          <w:szCs w:val="22"/>
+        </w:rPr>
+        <w:t xml:space="preserve"> : Clément Languedoc, </w:t>
+      </w:r>
+      <w:r>
+        <w:rPr>
+          <w:rFonts w:ascii="Arial" w:hAnsi="Arial" w:cs="Arial"/>
+          <w:sz w:val="22"/>
+          <w:szCs w:val="22"/>
+        </w:rPr>
+        <w:t>Mehd</w:t>
+      </w:r>
+      <w:r>
+        <w:rPr>
+          <w:rFonts w:ascii="Arial" w:hAnsi="Arial" w:cs="Arial"/>
+          <w:sz w:val="22"/>
+          <w:szCs w:val="22"/>
+        </w:rPr>
+        <w:t>y</w:t>
+      </w:r>
+      <w:r>
+        <w:rPr>
+          <w:rFonts w:ascii="Arial" w:hAnsi="Arial" w:cs="Arial"/>
+          <w:sz w:val="22"/>
+          <w:szCs w:val="22"/>
+        </w:rPr>
+        <w:t xml:space="preserve"> Abadi, et Johanna Meguedad</w:t>
+      </w:r>
+      <w:r>
+        <w:rPr>
+          <w:rFonts w:ascii="Arial" w:hAnsi="Arial" w:cs="Arial"/>
+          <w:sz w:val="22"/>
+          <w:szCs w:val="22"/>
+        </w:rPr>
+        <w:t xml:space="preserve">. </w:t>
+      </w:r>
+    </w:p>
+    <w:p>
+      <w:pPr>
+        <w:jc w:val="both"/>
+        <w:rPr>
+          <w:rFonts w:ascii="Arial" w:hAnsi="Arial" w:cs="Arial"/>
           <w:i/>
           <w:iCs/>
-          <w:sz w:val="22"/>
-          <w:szCs w:val="22"/>
-        </w:rPr>
-      </w:pPr>
-      <w:proofErr w:type="spellStart"/>
-      <w:r>
-        <w:rPr>
-          <w:rFonts w:ascii="Amasis MT Pro Light" w:hAnsi="Amasis MT Pro Light"/>
+        </w:rPr>
+      </w:pPr>
+      <w:r>
+        <w:rPr>
+          <w:rFonts w:ascii="Arial" w:hAnsi="Arial" w:cs="Arial"/>
+          <w:i/>
+          <w:iCs/>
+        </w:rPr>
+        <w:t>Notre projet</w:t>
+      </w:r>
+      <w:r>
+        <w:rPr>
+          <w:rFonts w:ascii="Arial" w:hAnsi="Arial" w:cs="Arial"/>
+          <w:i/>
+          <w:iCs/>
+        </w:rPr>
+        <w:t xml:space="preserve"> </w:t>
+      </w:r>
+      <w:r>
+        <w:rPr>
+          <w:rFonts w:ascii="Arial" w:hAnsi="Arial" w:cs="Arial"/>
+          <w:i/>
+          <w:iCs/>
+        </w:rPr>
+        <w:t xml:space="preserve">est de </w:t>
+      </w:r>
+      <w:r>
+        <w:rPr>
+          <w:rFonts w:ascii="Arial" w:hAnsi="Arial" w:cs="Arial"/>
+          <w:i/>
+          <w:iCs/>
+        </w:rPr>
+        <w:t>mettre en place</w:t>
+      </w:r>
+      <w:r>
+        <w:rPr>
+          <w:rFonts w:ascii="Arial" w:hAnsi="Arial" w:cs="Arial"/>
+          <w:i/>
+          <w:iCs/>
+        </w:rPr>
+        <w:t xml:space="preserve"> et vendre un SIEM </w:t>
+      </w:r>
+      <w:r>
+        <w:rPr>
+          <w:rFonts w:ascii="Arial" w:hAnsi="Arial" w:cs="Arial"/>
+          <w:i/>
+          <w:iCs/>
+        </w:rPr>
+        <w:t>(Security Information and Event Manage</w:t>
+      </w:r>
+      <w:r>
+        <w:rPr>
+          <w:rFonts w:ascii="Arial" w:hAnsi="Arial" w:cs="Arial"/>
+          <w:i/>
+          <w:iCs/>
+        </w:rPr>
+        <w:t>ment</w:t>
+      </w:r>
+      <w:r>
+        <w:rPr>
+          <w:rFonts w:ascii="Arial" w:hAnsi="Arial" w:cs="Arial"/>
+          <w:i/>
+          <w:iCs/>
+        </w:rPr>
+        <w:t xml:space="preserve">) </w:t>
+      </w:r>
+      <w:r>
+        <w:rPr>
+          <w:rFonts w:ascii="Arial" w:hAnsi="Arial" w:cs="Arial"/>
+          <w:i/>
+          <w:iCs/>
+        </w:rPr>
+        <w:t xml:space="preserve">que l’on développera en Rust. Nous savons que la concurrence est rude (Splunk, ELK etc.). Pour faire face à cela, notre stratégie est de vendre </w:t>
+      </w:r>
+      <w:r>
+        <w:rPr>
+          <w:rFonts w:ascii="Arial" w:hAnsi="Arial" w:cs="Arial"/>
           <w:b/>
           <w:bCs/>
           <w:i/>
           <w:iCs/>
-          <w:sz w:val="22"/>
-          <w:szCs w:val="22"/>
-        </w:rPr>
-        <w:t>MedTech</w:t>
-      </w:r>
-      <w:proofErr w:type="spellEnd"/>
-      <w:r>
-        <w:rPr>
-          <w:rFonts w:ascii="Amasis MT Pro Light" w:hAnsi="Amasis MT Pro Light"/>
+        </w:rPr>
+        <w:t xml:space="preserve">un produit de même qualité mais à prix largement inférieur. </w:t>
+      </w:r>
+      <w:r>
+        <w:rPr>
+          <w:rFonts w:ascii="Arial" w:hAnsi="Arial" w:cs="Arial"/>
           <w:i/>
           <w:iCs/>
-          <w:sz w:val="22"/>
-          <w:szCs w:val="22"/>
-        </w:rPr>
-        <w:t xml:space="preserve"> e</w:t>
-      </w:r>
-      <w:r>
-        <w:rPr>
-          <w:rFonts w:ascii="Amasis MT Pro Light" w:hAnsi="Amasis MT Pro Light"/>
-          <w:i/>
-          <w:iCs/>
-          <w:sz w:val="22"/>
-          <w:szCs w:val="22"/>
-        </w:rPr>
-        <w:t xml:space="preserve">st une </w:t>
-      </w:r>
-      <w:r>
-        <w:rPr>
-          <w:rFonts w:ascii="Amasis MT Pro Light" w:hAnsi="Amasis MT Pro Light"/>
-          <w:i/>
-          <w:iCs/>
-          <w:sz w:val="22"/>
-          <w:szCs w:val="22"/>
-        </w:rPr>
-        <w:t>entreprise</w:t>
-      </w:r>
-      <w:r>
-        <w:rPr>
-          <w:rFonts w:ascii="Amasis MT Pro Light" w:hAnsi="Amasis MT Pro Light"/>
-          <w:i/>
-          <w:iCs/>
-          <w:sz w:val="22"/>
-          <w:szCs w:val="22"/>
-        </w:rPr>
-        <w:t xml:space="preserve"> créée en janvier 2026</w:t>
-      </w:r>
-      <w:r>
-        <w:rPr>
-          <w:rFonts w:ascii="Amasis MT Pro Light" w:hAnsi="Amasis MT Pro Light"/>
-          <w:i/>
-          <w:iCs/>
-          <w:sz w:val="22"/>
-          <w:szCs w:val="22"/>
-        </w:rPr>
-        <w:t xml:space="preserve"> </w:t>
-      </w:r>
-      <w:r>
-        <w:rPr>
-          <w:rFonts w:ascii="Amasis MT Pro Light" w:hAnsi="Amasis MT Pro Light"/>
-          <w:i/>
-          <w:iCs/>
-          <w:sz w:val="22"/>
-          <w:szCs w:val="22"/>
-        </w:rPr>
-        <w:t>par 3</w:t>
-      </w:r>
-      <w:r>
-        <w:rPr>
-          <w:rFonts w:ascii="Amasis MT Pro Light" w:hAnsi="Amasis MT Pro Light"/>
-          <w:i/>
-          <w:iCs/>
-          <w:sz w:val="22"/>
-          <w:szCs w:val="22"/>
-        </w:rPr>
-        <w:t xml:space="preserve"> personnes</w:t>
-      </w:r>
-      <w:r>
-        <w:rPr>
-          <w:rFonts w:ascii="Amasis MT Pro Light" w:hAnsi="Amasis MT Pro Light"/>
-          <w:i/>
-          <w:iCs/>
-          <w:sz w:val="22"/>
-          <w:szCs w:val="22"/>
-        </w:rPr>
-        <w:t xml:space="preserve"> qui en sont aussi les seuls acteurs pour le moment</w:t>
-      </w:r>
-      <w:r>
-        <w:rPr>
-          <w:rFonts w:ascii="Amasis MT Pro Light" w:hAnsi="Amasis MT Pro Light"/>
-          <w:i/>
-          <w:iCs/>
-          <w:sz w:val="22"/>
-          <w:szCs w:val="22"/>
-        </w:rPr>
-        <w:t xml:space="preserve"> : Clément Languedoc, </w:t>
-      </w:r>
-      <w:r>
-        <w:rPr>
-          <w:rFonts w:ascii="Amasis MT Pro Light" w:hAnsi="Amasis MT Pro Light"/>
-          <w:i/>
-          <w:iCs/>
-          <w:sz w:val="22"/>
-          <w:szCs w:val="22"/>
-        </w:rPr>
-        <w:t>Mehdi Abadi, et Johanna Meguedad</w:t>
-      </w:r>
-      <w:r>
-        <w:rPr>
-          <w:rFonts w:ascii="Amasis MT Pro Light" w:hAnsi="Amasis MT Pro Light"/>
-          <w:i/>
-          <w:iCs/>
-          <w:sz w:val="22"/>
-          <w:szCs w:val="22"/>
-        </w:rPr>
-        <w:t xml:space="preserve">. </w:t>
-      </w:r>
-    </w:p>
-    <w:p>
-      <w:pPr>
-        <w:jc w:val="both"/>
-        <w:rPr>
-          <w:rFonts w:ascii="Amasis MT Pro Light" w:hAnsi="Amasis MT Pro Light"/>
-          <w:i/>
-          <w:iCs/>
-        </w:rPr>
-      </w:pPr>
-      <w:r>
-        <w:rPr>
-          <w:rFonts w:ascii="Amasis MT Pro Light" w:hAnsi="Amasis MT Pro Light"/>
-          <w:i/>
-          <w:iCs/>
-        </w:rPr>
-        <w:t>Notre projet</w:t>
-      </w:r>
-      <w:r>
-        <w:rPr>
-          <w:rFonts w:ascii="Amasis MT Pro Light" w:hAnsi="Amasis MT Pro Light"/>
-          <w:i/>
-          <w:iCs/>
-        </w:rPr>
-        <w:t xml:space="preserve"> </w:t>
-      </w:r>
-      <w:r>
-        <w:rPr>
-          <w:rFonts w:ascii="Amasis MT Pro Light" w:hAnsi="Amasis MT Pro Light"/>
-          <w:i/>
-          <w:iCs/>
-        </w:rPr>
-        <w:t xml:space="preserve">est de </w:t>
-      </w:r>
-      <w:r>
-        <w:rPr>
-          <w:rFonts w:ascii="Amasis MT Pro Light" w:hAnsi="Amasis MT Pro Light"/>
-          <w:i/>
-          <w:iCs/>
-        </w:rPr>
-        <w:t>mettre en place</w:t>
-      </w:r>
-      <w:r>
-        <w:rPr>
-          <w:rFonts w:ascii="Amasis MT Pro Light" w:hAnsi="Amasis MT Pro Light"/>
-          <w:i/>
-          <w:iCs/>
-        </w:rPr>
-        <w:t xml:space="preserve"> et vendre un SIEM </w:t>
-      </w:r>
-      <w:r>
-        <w:rPr>
-          <w:rFonts w:ascii="Amasis MT Pro Light" w:hAnsi="Amasis MT Pro Light"/>
-          <w:i/>
-          <w:iCs/>
-        </w:rPr>
-        <w:t xml:space="preserve">(Security Information and Event Manager) </w:t>
-      </w:r>
-      <w:r>
-        <w:rPr>
-          <w:rFonts w:ascii="Amasis MT Pro Light" w:hAnsi="Amasis MT Pro Light"/>
-          <w:i/>
-          <w:iCs/>
-        </w:rPr>
-        <w:t xml:space="preserve">que l’on développera en Rust. Nous savons que la concurrence est rude (Splunk, ELK etc.). Pour faire face à cela, notre stratégie est de vendre </w:t>
-      </w:r>
-      <w:r>
-        <w:rPr>
-          <w:rFonts w:ascii="Amasis MT Pro Light" w:hAnsi="Amasis MT Pro Light"/>
+        </w:rPr>
+        <w:t>En effet, nous n’aurons pas de prix au Go/jour, mais un prix fixe, peu importe le volume de journaux que notre SIEM devra traiter. Cette tarification rendra votre comptabilité beaucoup plus facile à gérer, ce qui permettra un gain de temps et d’argent.  Nos cibles sont les TPE, les projets étudiants, les associations et</w:t>
+      </w:r>
+      <w:r>
+        <w:rPr>
+          <w:rFonts w:ascii="Arial" w:hAnsi="Arial" w:cs="Arial"/>
           <w:b/>
           <w:bCs/>
           <w:i/>
           <w:iCs/>
         </w:rPr>
-        <w:t xml:space="preserve">un produit de même qualité mais à prix largement inférieur. </w:t>
-      </w:r>
-      <w:r>
-        <w:rPr>
-          <w:rFonts w:ascii="Amasis MT Pro Light" w:hAnsi="Amasis MT Pro Light"/>
+        <w:t xml:space="preserve"> toute personne n’ayant pas le budget de FMN à mettre dans la sécurité de leur infrastructure.</w:t>
+      </w:r>
+    </w:p>
+    <w:p>
+      <w:pPr>
+        <w:jc w:val="both"/>
+        <w:rPr>
+          <w:rFonts w:ascii="Arial" w:hAnsi="Arial" w:cs="Arial"/>
           <w:i/>
           <w:iCs/>
         </w:rPr>
-        <w:t>En effet, nous n’aurons pas de prix au Go/jour, mais un prix fixe, peu importe le volume de journaux que notre SIEM devra traiter. Cette tarification rendra votre comptabilité beaucoup plus facile à gérer, ce qui permettra un gain de temps et d’argent.  Nos cibles sont les TPE, les projets étudiants, les associations et</w:t>
-      </w:r>
-      <w:r>
-        <w:rPr>
-          <w:rFonts w:ascii="Amasis MT Pro Light" w:hAnsi="Amasis MT Pro Light"/>
+      </w:pPr>
+      <w:r>
+        <w:rPr>
+          <w:rFonts w:ascii="Arial" w:hAnsi="Arial" w:cs="Arial"/>
+          <w:i/>
+          <w:iCs/>
+        </w:rPr>
+        <w:t>Notre SIEM sera développé en Rust, un langage moderne et connu pour sa gestion des ‘</w:t>
+      </w:r>
+      <w:proofErr w:type="spellStart"/>
+      <w:r>
+        <w:rPr>
+          <w:rFonts w:ascii="Arial" w:hAnsi="Arial" w:cs="Arial"/>
+          <w:i/>
+          <w:iCs/>
+        </w:rPr>
+        <w:t>undefined</w:t>
+      </w:r>
+      <w:proofErr w:type="spellEnd"/>
+      <w:r>
+        <w:rPr>
+          <w:rFonts w:ascii="Arial" w:hAnsi="Arial" w:cs="Arial"/>
+          <w:i/>
+          <w:iCs/>
+        </w:rPr>
+        <w:t xml:space="preserve"> </w:t>
+      </w:r>
+      <w:proofErr w:type="spellStart"/>
+      <w:r>
+        <w:rPr>
+          <w:rFonts w:ascii="Arial" w:hAnsi="Arial" w:cs="Arial"/>
+          <w:i/>
+          <w:iCs/>
+        </w:rPr>
+        <w:t>behavior</w:t>
+      </w:r>
+      <w:proofErr w:type="spellEnd"/>
+      <w:r>
+        <w:rPr>
+          <w:rFonts w:ascii="Arial" w:hAnsi="Arial" w:cs="Arial"/>
+          <w:i/>
+          <w:iCs/>
+        </w:rPr>
+        <w:t>’, le rendant plus sécurisé.</w:t>
+      </w:r>
+    </w:p>
+    <w:p>
+      <w:pPr>
+        <w:rPr>
+          <w:rFonts w:ascii="Arial" w:hAnsi="Arial" w:cs="Arial"/>
+          <w:i/>
+          <w:iCs/>
+          <w:sz w:val="22"/>
+          <w:szCs w:val="22"/>
+        </w:rPr>
+      </w:pPr>
+    </w:p>
+    <w:p>
+      <w:pPr>
+        <w:rPr>
+          <w:rFonts w:ascii="Arial" w:hAnsi="Arial" w:cs="Arial"/>
+          <w:sz w:val="22"/>
+          <w:szCs w:val="22"/>
+        </w:rPr>
+      </w:pPr>
+      <w:r>
+        <w:rPr>
+          <w:rFonts w:ascii="Arial" w:hAnsi="Arial" w:cs="Arial"/>
           <w:b/>
           <w:bCs/>
-          <w:i/>
-          <w:iCs/>
-        </w:rPr>
-        <w:t xml:space="preserve"> toute personne n’ayant pas le budget de FMN à mettre dans la sécurité de leur infrastructure.</w:t>
-      </w:r>
-    </w:p>
-    <w:p>
-      <w:pPr>
-        <w:jc w:val="both"/>
-        <w:rPr>
-          <w:rFonts w:ascii="Amasis MT Pro Light" w:hAnsi="Amasis MT Pro Light"/>
-          <w:i/>
-          <w:iCs/>
-        </w:rPr>
-      </w:pPr>
-      <w:r>
-        <w:rPr>
-          <w:rFonts w:ascii="Amasis MT Pro Light" w:hAnsi="Amasis MT Pro Light"/>
-          <w:i/>
-          <w:iCs/>
-        </w:rPr>
-        <w:t>Notre SIEM sera développé en Rust, un langage moderne et connu pour sa gestion des ‘</w:t>
-      </w:r>
-      <w:proofErr w:type="spellStart"/>
-      <w:r>
-        <w:rPr>
-          <w:rFonts w:ascii="Amasis MT Pro Light" w:hAnsi="Amasis MT Pro Light"/>
-          <w:i/>
-          <w:iCs/>
-        </w:rPr>
-        <w:t>undefined</w:t>
-      </w:r>
-      <w:proofErr w:type="spellEnd"/>
-      <w:r>
-        <w:rPr>
-          <w:rFonts w:ascii="Amasis MT Pro Light" w:hAnsi="Amasis MT Pro Light"/>
-          <w:i/>
-          <w:iCs/>
-        </w:rPr>
-        <w:t xml:space="preserve"> </w:t>
-      </w:r>
-      <w:proofErr w:type="spellStart"/>
-      <w:r>
-        <w:rPr>
-          <w:rFonts w:ascii="Amasis MT Pro Light" w:hAnsi="Amasis MT Pro Light"/>
-          <w:i/>
-          <w:iCs/>
-        </w:rPr>
-        <w:t>behavior</w:t>
-      </w:r>
-      <w:proofErr w:type="spellEnd"/>
-      <w:r>
-        <w:rPr>
-          <w:rFonts w:ascii="Amasis MT Pro Light" w:hAnsi="Amasis MT Pro Light"/>
-          <w:i/>
-          <w:iCs/>
-        </w:rPr>
-        <w:t>’, le rendant plus sécurisé.</w:t>
-      </w:r>
-    </w:p>
-    <w:p>
-      <w:pPr>
-        <w:rPr>
-          <w:rFonts w:ascii="Amasis MT Pro Light" w:hAnsi="Amasis MT Pro Light"/>
-          <w:i/>
-          <w:iCs/>
-          <w:sz w:val="22"/>
-          <w:szCs w:val="22"/>
-        </w:rPr>
-      </w:pPr>
-    </w:p>
-    <w:p>
-      <w:pPr>
-        <w:rPr>
-          <w:rFonts w:ascii="Amasis MT Pro Light" w:hAnsi="Amasis MT Pro Light"/>
-          <w:sz w:val="22"/>
-          <w:szCs w:val="22"/>
-        </w:rPr>
-      </w:pPr>
-      <w:r>
-        <w:rPr>
-          <w:rFonts w:ascii="Amasis MT Pro Medium" w:hAnsi="Amasis MT Pro Medium"/>
+          <w:sz w:val="22"/>
+          <w:szCs w:val="22"/>
+        </w:rPr>
+        <w:t>Problématique actuelle </w:t>
+      </w:r>
+      <w:r>
+        <w:rPr>
+          <w:rFonts w:ascii="Arial" w:hAnsi="Arial" w:cs="Arial"/>
           <w:b/>
           <w:bCs/>
           <w:sz w:val="22"/>
           <w:szCs w:val="22"/>
         </w:rPr>
-        <w:t>Problématique actuelle </w:t>
-      </w:r>
-      <w:r>
-        <w:rPr>
-          <w:rFonts w:ascii="Amasis MT Pro Medium" w:hAnsi="Amasis MT Pro Medium"/>
+        <w:t>dans les CERT/CSIRT :</w:t>
+      </w:r>
+      <w:r>
+        <w:rPr>
+          <w:rFonts w:ascii="Arial" w:hAnsi="Arial" w:cs="Arial"/>
+          <w:sz w:val="22"/>
+          <w:szCs w:val="22"/>
+        </w:rPr>
+        <w:br/>
+        <w:t>Les logs sont dispersés, non corrélés et difficilement exploitables en cas d’incident.</w:t>
+      </w:r>
+      <w:r>
+        <w:rPr>
+          <w:rFonts w:ascii="Arial" w:hAnsi="Arial" w:cs="Arial"/>
+          <w:sz w:val="22"/>
+          <w:szCs w:val="22"/>
+        </w:rPr>
+        <w:t xml:space="preserve"> La pertinence de la reconstitution des logs est un élément crucial dans les investigations.</w:t>
+      </w:r>
+      <w:r>
+        <w:rPr>
+          <w:rFonts w:ascii="Arial" w:hAnsi="Arial" w:cs="Arial"/>
+          <w:sz w:val="22"/>
+          <w:szCs w:val="22"/>
+        </w:rPr>
+        <w:t xml:space="preserve"> Notre rôle est donc d’aider les équipes </w:t>
+      </w:r>
+      <w:r>
+        <w:rPr>
+          <w:rFonts w:ascii="Arial" w:hAnsi="Arial" w:cs="Arial"/>
           <w:b/>
           <w:bCs/>
           <w:sz w:val="22"/>
           <w:szCs w:val="22"/>
         </w:rPr>
-        <w:t>dans les CERT/CSIRT :</w:t>
-      </w:r>
-      <w:r>
-        <w:rPr>
-          <w:rFonts w:ascii="Amasis MT Pro Light" w:hAnsi="Amasis MT Pro Light"/>
-          <w:sz w:val="22"/>
-          <w:szCs w:val="22"/>
-        </w:rPr>
-        <w:br/>
-        <w:t>Les logs sont dispersés, non corrélés et difficilement exploitables en cas d’incident.</w:t>
-      </w:r>
-      <w:r>
-        <w:rPr>
-          <w:rFonts w:ascii="Amasis MT Pro Light" w:hAnsi="Amasis MT Pro Light"/>
-          <w:sz w:val="22"/>
-          <w:szCs w:val="22"/>
-        </w:rPr>
-        <w:t xml:space="preserve"> La pertinence de la reconstitution des logs est un élément crucial dans les investigations.</w:t>
-      </w:r>
-      <w:r>
-        <w:rPr>
-          <w:rFonts w:ascii="Amasis MT Pro Light" w:hAnsi="Amasis MT Pro Light"/>
-          <w:sz w:val="22"/>
-          <w:szCs w:val="22"/>
-        </w:rPr>
-        <w:t xml:space="preserve"> Notre rôle est donc d’aider les équipes </w:t>
-      </w:r>
-      <w:r>
-        <w:rPr>
-          <w:rFonts w:ascii="Amasis MT Pro Light" w:hAnsi="Amasis MT Pro Light"/>
-          <w:b/>
-          <w:bCs/>
-          <w:sz w:val="22"/>
-          <w:szCs w:val="22"/>
-        </w:rPr>
         <w:t>CSIRT/CERT</w:t>
       </w:r>
       <w:r>
         <w:rPr>
-          <w:rFonts w:ascii="Amasis MT Pro Light" w:hAnsi="Amasis MT Pro Light"/>
+          <w:rFonts w:ascii="Arial" w:hAnsi="Arial" w:cs="Arial"/>
           <w:sz w:val="22"/>
           <w:szCs w:val="22"/>
         </w:rPr>
@@ -437,7 +443,7 @@
       </w:r>
       <w:r>
         <w:rPr>
-          <w:rFonts w:ascii="Amasis MT Pro Light" w:hAnsi="Amasis MT Pro Light"/>
+          <w:rFonts w:ascii="Arial" w:hAnsi="Arial" w:cs="Arial"/>
           <w:sz w:val="22"/>
           <w:szCs w:val="22"/>
         </w:rPr>
@@ -453,14 +459,14 @@
         </w:numPr>
         <w:jc w:val="both"/>
         <w:rPr>
-          <w:rFonts w:ascii="Amasis MT Pro Light" w:hAnsi="Amasis MT Pro Light"/>
+          <w:rFonts w:ascii="Arial" w:hAnsi="Arial" w:cs="Arial"/>
           <w:b/>
           <w:bCs/>
         </w:rPr>
       </w:pPr>
       <w:r>
         <w:rPr>
-          <w:rFonts w:ascii="Amasis MT Pro Light" w:hAnsi="Amasis MT Pro Light"/>
+          <w:rFonts w:ascii="Arial" w:hAnsi="Arial" w:cs="Arial"/>
           <w:b/>
           <w:bCs/>
         </w:rPr>
@@ -471,14 +477,14 @@
       <w:pPr>
         <w:jc w:val="both"/>
         <w:rPr>
-          <w:rFonts w:ascii="Amasis MT Pro Light" w:hAnsi="Amasis MT Pro Light"/>
-          <w:sz w:val="22"/>
-          <w:szCs w:val="22"/>
-        </w:rPr>
-      </w:pPr>
-      <w:r>
-        <w:rPr>
-          <w:rFonts w:ascii="Amasis MT Pro Light" w:hAnsi="Amasis MT Pro Light"/>
+          <w:rFonts w:ascii="Arial" w:hAnsi="Arial" w:cs="Arial"/>
+          <w:sz w:val="22"/>
+          <w:szCs w:val="22"/>
+        </w:rPr>
+      </w:pPr>
+      <w:r>
+        <w:rPr>
+          <w:rFonts w:ascii="Arial" w:hAnsi="Arial" w:cs="Arial"/>
           <w:sz w:val="22"/>
           <w:szCs w:val="22"/>
         </w:rPr>
@@ -486,7 +492,7 @@
       </w:r>
       <w:r>
         <w:rPr>
-          <w:rFonts w:ascii="Amasis MT Pro Light" w:hAnsi="Amasis MT Pro Light"/>
+          <w:rFonts w:ascii="Arial" w:hAnsi="Arial" w:cs="Arial"/>
           <w:b/>
           <w:bCs/>
           <w:sz w:val="22"/>
@@ -496,7 +502,7 @@
       </w:r>
       <w:r>
         <w:rPr>
-          <w:rFonts w:ascii="Amasis MT Pro Light" w:hAnsi="Amasis MT Pro Light"/>
+          <w:rFonts w:ascii="Arial" w:hAnsi="Arial" w:cs="Arial"/>
           <w:sz w:val="22"/>
           <w:szCs w:val="22"/>
         </w:rPr>
@@ -512,14 +518,14 @@
         </w:numPr>
         <w:jc w:val="both"/>
         <w:rPr>
-          <w:rFonts w:ascii="Amasis MT Pro Light" w:hAnsi="Amasis MT Pro Light"/>
-          <w:sz w:val="22"/>
-          <w:szCs w:val="22"/>
-        </w:rPr>
-      </w:pPr>
-      <w:r>
-        <w:rPr>
-          <w:rFonts w:ascii="Amasis MT Pro Light" w:hAnsi="Amasis MT Pro Light"/>
+          <w:rFonts w:ascii="Arial" w:hAnsi="Arial" w:cs="Arial"/>
+          <w:sz w:val="22"/>
+          <w:szCs w:val="22"/>
+        </w:rPr>
+      </w:pPr>
+      <w:r>
+        <w:rPr>
+          <w:rFonts w:ascii="Arial" w:hAnsi="Arial" w:cs="Arial"/>
           <w:sz w:val="22"/>
           <w:szCs w:val="22"/>
         </w:rPr>
@@ -535,14 +541,14 @@
         </w:numPr>
         <w:jc w:val="both"/>
         <w:rPr>
-          <w:rFonts w:ascii="Amasis MT Pro Light" w:hAnsi="Amasis MT Pro Light"/>
-          <w:sz w:val="22"/>
-          <w:szCs w:val="22"/>
-        </w:rPr>
-      </w:pPr>
-      <w:r>
-        <w:rPr>
-          <w:rFonts w:ascii="Amasis MT Pro Light" w:hAnsi="Amasis MT Pro Light"/>
+          <w:rFonts w:ascii="Arial" w:hAnsi="Arial" w:cs="Arial"/>
+          <w:sz w:val="22"/>
+          <w:szCs w:val="22"/>
+        </w:rPr>
+      </w:pPr>
+      <w:r>
+        <w:rPr>
+          <w:rFonts w:ascii="Arial" w:hAnsi="Arial" w:cs="Arial"/>
           <w:sz w:val="22"/>
           <w:szCs w:val="22"/>
         </w:rPr>
@@ -558,14 +564,14 @@
         </w:numPr>
         <w:jc w:val="both"/>
         <w:rPr>
-          <w:rFonts w:ascii="Amasis MT Pro Light" w:hAnsi="Amasis MT Pro Light"/>
-          <w:sz w:val="22"/>
-          <w:szCs w:val="22"/>
-        </w:rPr>
-      </w:pPr>
-      <w:r>
-        <w:rPr>
-          <w:rFonts w:ascii="Amasis MT Pro Light" w:hAnsi="Amasis MT Pro Light"/>
+          <w:rFonts w:ascii="Arial" w:hAnsi="Arial" w:cs="Arial"/>
+          <w:sz w:val="22"/>
+          <w:szCs w:val="22"/>
+        </w:rPr>
+      </w:pPr>
+      <w:r>
+        <w:rPr>
+          <w:rFonts w:ascii="Arial" w:hAnsi="Arial" w:cs="Arial"/>
           <w:sz w:val="22"/>
           <w:szCs w:val="22"/>
         </w:rPr>
@@ -581,14 +587,14 @@
         </w:numPr>
         <w:jc w:val="both"/>
         <w:rPr>
-          <w:rFonts w:ascii="Amasis MT Pro Light" w:hAnsi="Amasis MT Pro Light"/>
-          <w:sz w:val="22"/>
-          <w:szCs w:val="22"/>
-        </w:rPr>
-      </w:pPr>
-      <w:r>
-        <w:rPr>
-          <w:rFonts w:ascii="Amasis MT Pro Light" w:hAnsi="Amasis MT Pro Light"/>
+          <w:rFonts w:ascii="Arial" w:hAnsi="Arial" w:cs="Arial"/>
+          <w:sz w:val="22"/>
+          <w:szCs w:val="22"/>
+        </w:rPr>
+      </w:pPr>
+      <w:r>
+        <w:rPr>
+          <w:rFonts w:ascii="Arial" w:hAnsi="Arial" w:cs="Arial"/>
           <w:sz w:val="22"/>
           <w:szCs w:val="22"/>
         </w:rPr>
@@ -596,7 +602,7 @@
       </w:r>
       <w:r>
         <w:rPr>
-          <w:rFonts w:ascii="Amasis MT Pro Light" w:hAnsi="Amasis MT Pro Light"/>
+          <w:rFonts w:ascii="Arial" w:hAnsi="Arial" w:cs="Arial"/>
           <w:b/>
           <w:bCs/>
           <w:sz w:val="22"/>
@@ -614,14 +620,14 @@
         </w:numPr>
         <w:jc w:val="both"/>
         <w:rPr>
-          <w:rFonts w:ascii="Amasis MT Pro Light" w:hAnsi="Amasis MT Pro Light"/>
-          <w:sz w:val="22"/>
-          <w:szCs w:val="22"/>
-        </w:rPr>
-      </w:pPr>
-      <w:r>
-        <w:rPr>
-          <w:rFonts w:ascii="Amasis MT Pro Light" w:hAnsi="Amasis MT Pro Light"/>
+          <w:rFonts w:ascii="Arial" w:hAnsi="Arial" w:cs="Arial"/>
+          <w:sz w:val="22"/>
+          <w:szCs w:val="22"/>
+        </w:rPr>
+      </w:pPr>
+      <w:r>
+        <w:rPr>
+          <w:rFonts w:ascii="Arial" w:hAnsi="Arial" w:cs="Arial"/>
           <w:sz w:val="22"/>
           <w:szCs w:val="22"/>
         </w:rPr>
@@ -629,7 +635,7 @@
       </w:r>
       <w:r>
         <w:rPr>
-          <w:rFonts w:ascii="Amasis MT Pro Light" w:hAnsi="Amasis MT Pro Light"/>
+          <w:rFonts w:ascii="Arial" w:hAnsi="Arial" w:cs="Arial"/>
           <w:sz w:val="22"/>
           <w:szCs w:val="22"/>
         </w:rPr>
@@ -642,7 +648,7 @@
         <w:ind w:left="1080"/>
         <w:jc w:val="both"/>
         <w:rPr>
-          <w:rFonts w:ascii="Amasis MT Pro Light" w:hAnsi="Amasis MT Pro Light"/>
+          <w:rFonts w:ascii="Arial" w:hAnsi="Arial" w:cs="Arial"/>
           <w:sz w:val="22"/>
           <w:szCs w:val="22"/>
         </w:rPr>
@@ -657,14 +663,14 @@
         </w:numPr>
         <w:jc w:val="both"/>
         <w:rPr>
-          <w:rFonts w:ascii="Amasis MT Pro Light" w:hAnsi="Amasis MT Pro Light"/>
+          <w:rFonts w:ascii="Arial" w:hAnsi="Arial" w:cs="Arial"/>
           <w:b/>
           <w:bCs/>
         </w:rPr>
       </w:pPr>
       <w:r>
         <w:rPr>
-          <w:rFonts w:ascii="Amasis MT Pro Light" w:hAnsi="Amasis MT Pro Light"/>
+          <w:rFonts w:ascii="Arial" w:hAnsi="Arial" w:cs="Arial"/>
           <w:b/>
           <w:bCs/>
         </w:rPr>
@@ -676,7 +682,7 @@
         <w:pStyle w:val="Paragraphedeliste"/>
         <w:jc w:val="both"/>
         <w:rPr>
-          <w:rFonts w:ascii="Amasis MT Pro Light" w:hAnsi="Amasis MT Pro Light"/>
+          <w:rFonts w:ascii="Arial" w:hAnsi="Arial" w:cs="Arial"/>
           <w:b/>
           <w:bCs/>
         </w:rPr>
@@ -691,14 +697,14 @@
         </w:numPr>
         <w:jc w:val="both"/>
         <w:rPr>
-          <w:rFonts w:ascii="Amasis MT Pro Light" w:hAnsi="Amasis MT Pro Light"/>
-          <w:sz w:val="22"/>
-          <w:szCs w:val="22"/>
-        </w:rPr>
-      </w:pPr>
-      <w:r>
-        <w:rPr>
-          <w:rFonts w:ascii="Amasis MT Pro Light" w:hAnsi="Amasis MT Pro Light"/>
+          <w:rFonts w:ascii="Arial" w:hAnsi="Arial" w:cs="Arial"/>
+          <w:sz w:val="22"/>
+          <w:szCs w:val="22"/>
+        </w:rPr>
+      </w:pPr>
+      <w:r>
+        <w:rPr>
+          <w:rFonts w:ascii="Arial" w:hAnsi="Arial" w:cs="Arial"/>
           <w:sz w:val="22"/>
           <w:szCs w:val="22"/>
         </w:rPr>
@@ -707,7 +713,7 @@
       <w:proofErr w:type="spellStart"/>
       <w:r>
         <w:rPr>
-          <w:rFonts w:ascii="Amasis MT Pro Light" w:hAnsi="Amasis MT Pro Light"/>
+          <w:rFonts w:ascii="Arial" w:hAnsi="Arial" w:cs="Arial"/>
           <w:sz w:val="22"/>
           <w:szCs w:val="22"/>
         </w:rPr>
@@ -716,7 +722,7 @@
       <w:proofErr w:type="spellEnd"/>
       <w:r>
         <w:rPr>
-          <w:rFonts w:ascii="Amasis MT Pro Light" w:hAnsi="Amasis MT Pro Light"/>
+          <w:rFonts w:ascii="Arial" w:hAnsi="Arial" w:cs="Arial"/>
           <w:sz w:val="22"/>
           <w:szCs w:val="22"/>
         </w:rPr>
@@ -732,14 +738,14 @@
         </w:numPr>
         <w:jc w:val="both"/>
         <w:rPr>
-          <w:rFonts w:ascii="Amasis MT Pro Light" w:hAnsi="Amasis MT Pro Light"/>
-          <w:sz w:val="22"/>
-          <w:szCs w:val="22"/>
-        </w:rPr>
-      </w:pPr>
-      <w:r>
-        <w:rPr>
-          <w:rFonts w:ascii="Amasis MT Pro Light" w:hAnsi="Amasis MT Pro Light"/>
+          <w:rFonts w:ascii="Arial" w:hAnsi="Arial" w:cs="Arial"/>
+          <w:sz w:val="22"/>
+          <w:szCs w:val="22"/>
+        </w:rPr>
+      </w:pPr>
+      <w:r>
+        <w:rPr>
+          <w:rFonts w:ascii="Arial" w:hAnsi="Arial" w:cs="Arial"/>
           <w:sz w:val="22"/>
           <w:szCs w:val="22"/>
         </w:rPr>
@@ -755,14 +761,14 @@
         </w:numPr>
         <w:jc w:val="both"/>
         <w:rPr>
-          <w:rFonts w:ascii="Amasis MT Pro Light" w:hAnsi="Amasis MT Pro Light"/>
-          <w:sz w:val="22"/>
-          <w:szCs w:val="22"/>
-        </w:rPr>
-      </w:pPr>
-      <w:r>
-        <w:rPr>
-          <w:rFonts w:ascii="Amasis MT Pro Light" w:hAnsi="Amasis MT Pro Light"/>
+          <w:rFonts w:ascii="Arial" w:hAnsi="Arial" w:cs="Arial"/>
+          <w:sz w:val="22"/>
+          <w:szCs w:val="22"/>
+        </w:rPr>
+      </w:pPr>
+      <w:r>
+        <w:rPr>
+          <w:rFonts w:ascii="Arial" w:hAnsi="Arial" w:cs="Arial"/>
           <w:sz w:val="22"/>
           <w:szCs w:val="22"/>
         </w:rPr>
@@ -771,7 +777,7 @@
       <w:proofErr w:type="spellStart"/>
       <w:r>
         <w:rPr>
-          <w:rFonts w:ascii="Amasis MT Pro Light" w:hAnsi="Amasis MT Pro Light"/>
+          <w:rFonts w:ascii="Arial" w:hAnsi="Arial" w:cs="Arial"/>
           <w:sz w:val="22"/>
           <w:szCs w:val="22"/>
         </w:rPr>
@@ -780,7 +786,7 @@
       <w:proofErr w:type="spellEnd"/>
       <w:r>
         <w:rPr>
-          <w:rFonts w:ascii="Amasis MT Pro Light" w:hAnsi="Amasis MT Pro Light"/>
+          <w:rFonts w:ascii="Arial" w:hAnsi="Arial" w:cs="Arial"/>
           <w:sz w:val="22"/>
           <w:szCs w:val="22"/>
         </w:rPr>
@@ -796,14 +802,14 @@
         </w:numPr>
         <w:jc w:val="both"/>
         <w:rPr>
-          <w:rFonts w:ascii="Amasis MT Pro Light" w:hAnsi="Amasis MT Pro Light"/>
-          <w:sz w:val="22"/>
-          <w:szCs w:val="22"/>
-        </w:rPr>
-      </w:pPr>
-      <w:r>
-        <w:rPr>
-          <w:rFonts w:ascii="Amasis MT Pro Light" w:hAnsi="Amasis MT Pro Light"/>
+          <w:rFonts w:ascii="Arial" w:hAnsi="Arial" w:cs="Arial"/>
+          <w:sz w:val="22"/>
+          <w:szCs w:val="22"/>
+        </w:rPr>
+      </w:pPr>
+      <w:r>
+        <w:rPr>
+          <w:rFonts w:ascii="Arial" w:hAnsi="Arial" w:cs="Arial"/>
           <w:sz w:val="22"/>
           <w:szCs w:val="22"/>
         </w:rPr>
@@ -819,14 +825,14 @@
         </w:numPr>
         <w:jc w:val="both"/>
         <w:rPr>
-          <w:rFonts w:ascii="Amasis MT Pro Light" w:hAnsi="Amasis MT Pro Light"/>
-          <w:sz w:val="22"/>
-          <w:szCs w:val="22"/>
-        </w:rPr>
-      </w:pPr>
-      <w:r>
-        <w:rPr>
-          <w:rFonts w:ascii="Amasis MT Pro Light" w:hAnsi="Amasis MT Pro Light"/>
+          <w:rFonts w:ascii="Arial" w:hAnsi="Arial" w:cs="Arial"/>
+          <w:sz w:val="22"/>
+          <w:szCs w:val="22"/>
+        </w:rPr>
+      </w:pPr>
+      <w:r>
+        <w:rPr>
+          <w:rFonts w:ascii="Arial" w:hAnsi="Arial" w:cs="Arial"/>
           <w:sz w:val="22"/>
           <w:szCs w:val="22"/>
         </w:rPr>
@@ -842,7 +848,7 @@
         </w:numPr>
         <w:jc w:val="both"/>
         <w:rPr>
-          <w:rFonts w:ascii="Amasis MT Pro Light" w:hAnsi="Amasis MT Pro Light"/>
+          <w:rFonts w:ascii="Arial" w:hAnsi="Arial" w:cs="Arial"/>
           <w:sz w:val="22"/>
           <w:szCs w:val="22"/>
         </w:rPr>
@@ -850,7 +856,7 @@
       <w:proofErr w:type="spellStart"/>
       <w:r>
         <w:rPr>
-          <w:rFonts w:ascii="Amasis MT Pro Light" w:hAnsi="Amasis MT Pro Light"/>
+          <w:rFonts w:ascii="Arial" w:hAnsi="Arial" w:cs="Arial"/>
           <w:sz w:val="22"/>
           <w:szCs w:val="22"/>
         </w:rPr>
@@ -859,7 +865,7 @@
       <w:proofErr w:type="spellEnd"/>
       <w:r>
         <w:rPr>
-          <w:rFonts w:ascii="Amasis MT Pro Light" w:hAnsi="Amasis MT Pro Light"/>
+          <w:rFonts w:ascii="Arial" w:hAnsi="Arial" w:cs="Arial"/>
           <w:sz w:val="22"/>
           <w:szCs w:val="22"/>
         </w:rPr>
@@ -870,7 +876,7 @@
       <w:pPr>
         <w:jc w:val="both"/>
         <w:rPr>
-          <w:rFonts w:ascii="Amasis MT Pro Light" w:hAnsi="Amasis MT Pro Light"/>
+          <w:rFonts w:ascii="Arial" w:hAnsi="Arial" w:cs="Arial"/>
           <w:sz w:val="22"/>
           <w:szCs w:val="22"/>
         </w:rPr>
@@ -882,7 +888,7 @@
         <w:ind w:left="1080"/>
         <w:jc w:val="both"/>
         <w:rPr>
-          <w:rFonts w:ascii="Amasis MT Pro Light" w:hAnsi="Amasis MT Pro Light"/>
+          <w:rFonts w:ascii="Arial" w:hAnsi="Arial" w:cs="Arial"/>
           <w:sz w:val="22"/>
           <w:szCs w:val="22"/>
         </w:rPr>
@@ -893,7 +899,7 @@
         <w:ind w:firstLine="708"/>
         <w:jc w:val="both"/>
         <w:rPr>
-          <w:rFonts w:ascii="Amasis MT Pro Medium" w:hAnsi="Amasis MT Pro Medium"/>
+          <w:rFonts w:ascii="Arial" w:hAnsi="Arial" w:cs="Arial"/>
           <w:b/>
           <w:bCs/>
           <w:u w:val="single"/>
@@ -901,7 +907,7 @@
       </w:pPr>
       <w:r>
         <w:rPr>
-          <w:rFonts w:ascii="Amasis MT Pro Medium" w:hAnsi="Amasis MT Pro Medium"/>
+          <w:rFonts w:ascii="Arial" w:hAnsi="Arial" w:cs="Arial"/>
           <w:b/>
           <w:bCs/>
           <w:u w:val="single"/>
@@ -918,14 +924,14 @@
         </w:numPr>
         <w:jc w:val="both"/>
         <w:rPr>
-          <w:rFonts w:ascii="Amasis MT Pro Light" w:hAnsi="Amasis MT Pro Light"/>
+          <w:rFonts w:ascii="Arial" w:hAnsi="Arial" w:cs="Arial"/>
           <w:b/>
           <w:bCs/>
         </w:rPr>
       </w:pPr>
       <w:r>
         <w:rPr>
-          <w:rFonts w:ascii="Amasis MT Pro Light" w:hAnsi="Amasis MT Pro Light"/>
+          <w:rFonts w:ascii="Arial" w:hAnsi="Arial" w:cs="Arial"/>
           <w:b/>
           <w:bCs/>
         </w:rPr>
@@ -936,14 +942,14 @@
       <w:pPr>
         <w:jc w:val="both"/>
         <w:rPr>
-          <w:rFonts w:ascii="Amasis MT Pro Light" w:hAnsi="Amasis MT Pro Light"/>
-          <w:sz w:val="22"/>
-          <w:szCs w:val="22"/>
-        </w:rPr>
-      </w:pPr>
-      <w:r>
-        <w:rPr>
-          <w:rFonts w:ascii="Amasis MT Pro Light" w:hAnsi="Amasis MT Pro Light"/>
+          <w:rFonts w:ascii="Arial" w:hAnsi="Arial" w:cs="Arial"/>
+          <w:sz w:val="22"/>
+          <w:szCs w:val="22"/>
+        </w:rPr>
+      </w:pPr>
+      <w:r>
+        <w:rPr>
+          <w:rFonts w:ascii="Arial" w:hAnsi="Arial" w:cs="Arial"/>
           <w:sz w:val="22"/>
           <w:szCs w:val="22"/>
         </w:rPr>
@@ -959,14 +965,14 @@
         </w:numPr>
         <w:jc w:val="both"/>
         <w:rPr>
-          <w:rFonts w:ascii="Amasis MT Pro Light" w:hAnsi="Amasis MT Pro Light"/>
-          <w:sz w:val="22"/>
-          <w:szCs w:val="22"/>
-        </w:rPr>
-      </w:pPr>
-      <w:r>
-        <w:rPr>
-          <w:rFonts w:ascii="Amasis MT Pro Light" w:hAnsi="Amasis MT Pro Light"/>
+          <w:rFonts w:ascii="Arial" w:hAnsi="Arial" w:cs="Arial"/>
+          <w:sz w:val="22"/>
+          <w:szCs w:val="22"/>
+        </w:rPr>
+      </w:pPr>
+      <w:r>
+        <w:rPr>
+          <w:rFonts w:ascii="Arial" w:hAnsi="Arial" w:cs="Arial"/>
           <w:sz w:val="22"/>
           <w:szCs w:val="22"/>
         </w:rPr>
@@ -975,7 +981,7 @@
       <w:proofErr w:type="spellStart"/>
       <w:r>
         <w:rPr>
-          <w:rFonts w:ascii="Amasis MT Pro Light" w:hAnsi="Amasis MT Pro Light"/>
+          <w:rFonts w:ascii="Arial" w:hAnsi="Arial" w:cs="Arial"/>
           <w:sz w:val="22"/>
           <w:szCs w:val="22"/>
         </w:rPr>
@@ -984,7 +990,7 @@
       <w:proofErr w:type="spellEnd"/>
       <w:r>
         <w:rPr>
-          <w:rFonts w:ascii="Amasis MT Pro Light" w:hAnsi="Amasis MT Pro Light"/>
+          <w:rFonts w:ascii="Arial" w:hAnsi="Arial" w:cs="Arial"/>
           <w:sz w:val="22"/>
           <w:szCs w:val="22"/>
         </w:rPr>
@@ -1000,14 +1006,14 @@
         </w:numPr>
         <w:jc w:val="both"/>
         <w:rPr>
-          <w:rFonts w:ascii="Amasis MT Pro Light" w:hAnsi="Amasis MT Pro Light"/>
-          <w:sz w:val="22"/>
-          <w:szCs w:val="22"/>
-        </w:rPr>
-      </w:pPr>
-      <w:r>
-        <w:rPr>
-          <w:rFonts w:ascii="Amasis MT Pro Light" w:hAnsi="Amasis MT Pro Light"/>
+          <w:rFonts w:ascii="Arial" w:hAnsi="Arial" w:cs="Arial"/>
+          <w:sz w:val="22"/>
+          <w:szCs w:val="22"/>
+        </w:rPr>
+      </w:pPr>
+      <w:r>
+        <w:rPr>
+          <w:rFonts w:ascii="Arial" w:hAnsi="Arial" w:cs="Arial"/>
           <w:sz w:val="22"/>
           <w:szCs w:val="22"/>
         </w:rPr>
@@ -1016,7 +1022,7 @@
       <w:proofErr w:type="spellStart"/>
       <w:r>
         <w:rPr>
-          <w:rFonts w:ascii="Amasis MT Pro Light" w:hAnsi="Amasis MT Pro Light"/>
+          <w:rFonts w:ascii="Arial" w:hAnsi="Arial" w:cs="Arial"/>
           <w:sz w:val="22"/>
           <w:szCs w:val="22"/>
         </w:rPr>
@@ -1025,7 +1031,7 @@
       <w:proofErr w:type="spellEnd"/>
       <w:r>
         <w:rPr>
-          <w:rFonts w:ascii="Amasis MT Pro Light" w:hAnsi="Amasis MT Pro Light"/>
+          <w:rFonts w:ascii="Arial" w:hAnsi="Arial" w:cs="Arial"/>
           <w:sz w:val="22"/>
           <w:szCs w:val="22"/>
         </w:rPr>
@@ -1041,14 +1047,14 @@
         </w:numPr>
         <w:jc w:val="both"/>
         <w:rPr>
-          <w:rFonts w:ascii="Amasis MT Pro Light" w:hAnsi="Amasis MT Pro Light"/>
-          <w:sz w:val="22"/>
-          <w:szCs w:val="22"/>
-        </w:rPr>
-      </w:pPr>
-      <w:r>
-        <w:rPr>
-          <w:rFonts w:ascii="Amasis MT Pro Light" w:hAnsi="Amasis MT Pro Light"/>
+          <w:rFonts w:ascii="Arial" w:hAnsi="Arial" w:cs="Arial"/>
+          <w:sz w:val="22"/>
+          <w:szCs w:val="22"/>
+        </w:rPr>
+      </w:pPr>
+      <w:r>
+        <w:rPr>
+          <w:rFonts w:ascii="Arial" w:hAnsi="Arial" w:cs="Arial"/>
           <w:sz w:val="22"/>
           <w:szCs w:val="22"/>
         </w:rPr>
@@ -1064,14 +1070,14 @@
         </w:numPr>
         <w:jc w:val="both"/>
         <w:rPr>
-          <w:rFonts w:ascii="Amasis MT Pro Light" w:hAnsi="Amasis MT Pro Light"/>
-          <w:sz w:val="22"/>
-          <w:szCs w:val="22"/>
-        </w:rPr>
-      </w:pPr>
-      <w:r>
-        <w:rPr>
-          <w:rFonts w:ascii="Amasis MT Pro Light" w:hAnsi="Amasis MT Pro Light"/>
+          <w:rFonts w:ascii="Arial" w:hAnsi="Arial" w:cs="Arial"/>
+          <w:sz w:val="22"/>
+          <w:szCs w:val="22"/>
+        </w:rPr>
+      </w:pPr>
+      <w:r>
+        <w:rPr>
+          <w:rFonts w:ascii="Arial" w:hAnsi="Arial" w:cs="Arial"/>
           <w:sz w:val="22"/>
           <w:szCs w:val="22"/>
         </w:rPr>
@@ -1084,7 +1090,7 @@
         <w:ind w:left="1080"/>
         <w:jc w:val="both"/>
         <w:rPr>
-          <w:rFonts w:ascii="Amasis MT Pro Light" w:hAnsi="Amasis MT Pro Light"/>
+          <w:rFonts w:ascii="Arial" w:hAnsi="Arial" w:cs="Arial"/>
           <w:sz w:val="22"/>
           <w:szCs w:val="22"/>
         </w:rPr>
@@ -1096,14 +1102,14 @@
         <w:ind w:left="0"/>
         <w:jc w:val="both"/>
         <w:rPr>
-          <w:rFonts w:ascii="Amasis MT Pro Light" w:hAnsi="Amasis MT Pro Light"/>
-          <w:sz w:val="22"/>
-          <w:szCs w:val="22"/>
-        </w:rPr>
-      </w:pPr>
-      <w:r>
-        <w:rPr>
-          <w:rFonts w:ascii="Amasis MT Pro Light" w:hAnsi="Amasis MT Pro Light"/>
+          <w:rFonts w:ascii="Arial" w:hAnsi="Arial" w:cs="Arial"/>
+          <w:sz w:val="22"/>
+          <w:szCs w:val="22"/>
+        </w:rPr>
+      </w:pPr>
+      <w:r>
+        <w:rPr>
+          <w:rFonts w:ascii="Arial" w:hAnsi="Arial" w:cs="Arial"/>
           <w:sz w:val="22"/>
           <w:szCs w:val="22"/>
         </w:rPr>
@@ -1116,7 +1122,7 @@
         <w:ind w:left="0"/>
         <w:jc w:val="both"/>
         <w:rPr>
-          <w:rFonts w:ascii="Amasis MT Pro Light" w:hAnsi="Amasis MT Pro Light"/>
+          <w:rFonts w:ascii="Arial" w:hAnsi="Arial" w:cs="Arial"/>
           <w:sz w:val="22"/>
           <w:szCs w:val="22"/>
         </w:rPr>
@@ -1131,14 +1137,14 @@
         </w:numPr>
         <w:jc w:val="both"/>
         <w:rPr>
-          <w:rFonts w:ascii="Amasis MT Pro Light" w:hAnsi="Amasis MT Pro Light"/>
-          <w:sz w:val="22"/>
-          <w:szCs w:val="22"/>
-        </w:rPr>
-      </w:pPr>
-      <w:r>
-        <w:rPr>
-          <w:rFonts w:ascii="Amasis MT Pro Light" w:hAnsi="Amasis MT Pro Light"/>
+          <w:rFonts w:ascii="Arial" w:hAnsi="Arial" w:cs="Arial"/>
+          <w:sz w:val="22"/>
+          <w:szCs w:val="22"/>
+        </w:rPr>
+      </w:pPr>
+      <w:r>
+        <w:rPr>
+          <w:rFonts w:ascii="Arial" w:hAnsi="Arial" w:cs="Arial"/>
           <w:sz w:val="22"/>
           <w:szCs w:val="22"/>
         </w:rPr>
@@ -1154,14 +1160,14 @@
         </w:numPr>
         <w:jc w:val="both"/>
         <w:rPr>
-          <w:rFonts w:ascii="Amasis MT Pro Light" w:hAnsi="Amasis MT Pro Light"/>
-          <w:sz w:val="22"/>
-          <w:szCs w:val="22"/>
-        </w:rPr>
-      </w:pPr>
-      <w:r>
-        <w:rPr>
-          <w:rFonts w:ascii="Amasis MT Pro Light" w:hAnsi="Amasis MT Pro Light"/>
+          <w:rFonts w:ascii="Arial" w:hAnsi="Arial" w:cs="Arial"/>
+          <w:sz w:val="22"/>
+          <w:szCs w:val="22"/>
+        </w:rPr>
+      </w:pPr>
+      <w:r>
+        <w:rPr>
+          <w:rFonts w:ascii="Arial" w:hAnsi="Arial" w:cs="Arial"/>
           <w:sz w:val="22"/>
           <w:szCs w:val="22"/>
         </w:rPr>
@@ -1177,14 +1183,14 @@
         </w:numPr>
         <w:jc w:val="both"/>
         <w:rPr>
-          <w:rFonts w:ascii="Amasis MT Pro Light" w:hAnsi="Amasis MT Pro Light"/>
-          <w:sz w:val="22"/>
-          <w:szCs w:val="22"/>
-        </w:rPr>
-      </w:pPr>
-      <w:r>
-        <w:rPr>
-          <w:rFonts w:ascii="Amasis MT Pro Light" w:hAnsi="Amasis MT Pro Light"/>
+          <w:rFonts w:ascii="Arial" w:hAnsi="Arial" w:cs="Arial"/>
+          <w:sz w:val="22"/>
+          <w:szCs w:val="22"/>
+        </w:rPr>
+      </w:pPr>
+      <w:r>
+        <w:rPr>
+          <w:rFonts w:ascii="Arial" w:hAnsi="Arial" w:cs="Arial"/>
           <w:sz w:val="22"/>
           <w:szCs w:val="22"/>
         </w:rPr>
@@ -1200,14 +1206,14 @@
         </w:numPr>
         <w:jc w:val="both"/>
         <w:rPr>
-          <w:rFonts w:ascii="Amasis MT Pro Light" w:hAnsi="Amasis MT Pro Light"/>
-          <w:sz w:val="22"/>
-          <w:szCs w:val="22"/>
-        </w:rPr>
-      </w:pPr>
-      <w:r>
-        <w:rPr>
-          <w:rFonts w:ascii="Amasis MT Pro Light" w:hAnsi="Amasis MT Pro Light"/>
+          <w:rFonts w:ascii="Arial" w:hAnsi="Arial" w:cs="Arial"/>
+          <w:sz w:val="22"/>
+          <w:szCs w:val="22"/>
+        </w:rPr>
+      </w:pPr>
+      <w:r>
+        <w:rPr>
+          <w:rFonts w:ascii="Arial" w:hAnsi="Arial" w:cs="Arial"/>
           <w:sz w:val="22"/>
           <w:szCs w:val="22"/>
         </w:rPr>
@@ -1220,7 +1226,7 @@
         <w:ind w:left="1080"/>
         <w:jc w:val="both"/>
         <w:rPr>
-          <w:rFonts w:ascii="Amasis MT Pro Light" w:hAnsi="Amasis MT Pro Light"/>
+          <w:rFonts w:ascii="Arial" w:hAnsi="Arial" w:cs="Arial"/>
           <w:sz w:val="22"/>
           <w:szCs w:val="22"/>
         </w:rPr>
@@ -1235,7 +1241,7 @@
         </w:numPr>
         <w:jc w:val="both"/>
         <w:rPr>
-          <w:rFonts w:ascii="Amasis MT Pro Light" w:hAnsi="Amasis MT Pro Light"/>
+          <w:rFonts w:ascii="Arial" w:hAnsi="Arial" w:cs="Arial"/>
           <w:b/>
           <w:bCs/>
           <w:sz w:val="22"/>
@@ -1244,7 +1250,7 @@
       </w:pPr>
       <w:r>
         <w:rPr>
-          <w:rFonts w:ascii="Amasis MT Pro Light" w:hAnsi="Amasis MT Pro Light"/>
+          <w:rFonts w:ascii="Arial" w:hAnsi="Arial" w:cs="Arial"/>
           <w:b/>
           <w:bCs/>
           <w:sz w:val="22"/>
@@ -1261,14 +1267,14 @@
         </w:numPr>
         <w:jc w:val="both"/>
         <w:rPr>
-          <w:rFonts w:ascii="Amasis MT Pro Light" w:hAnsi="Amasis MT Pro Light"/>
-          <w:sz w:val="22"/>
-          <w:szCs w:val="22"/>
-        </w:rPr>
-      </w:pPr>
-      <w:r>
-        <w:rPr>
-          <w:rFonts w:ascii="Amasis MT Pro Light" w:hAnsi="Amasis MT Pro Light"/>
+          <w:rFonts w:ascii="Arial" w:hAnsi="Arial" w:cs="Arial"/>
+          <w:sz w:val="22"/>
+          <w:szCs w:val="22"/>
+        </w:rPr>
+      </w:pPr>
+      <w:r>
+        <w:rPr>
+          <w:rFonts w:ascii="Arial" w:hAnsi="Arial" w:cs="Arial"/>
           <w:sz w:val="22"/>
           <w:szCs w:val="22"/>
         </w:rPr>
@@ -1283,14 +1289,14 @@
         </w:numPr>
         <w:jc w:val="both"/>
         <w:rPr>
-          <w:rFonts w:ascii="Amasis MT Pro Light" w:hAnsi="Amasis MT Pro Light"/>
-          <w:sz w:val="22"/>
-          <w:szCs w:val="22"/>
-        </w:rPr>
-      </w:pPr>
-      <w:r>
-        <w:rPr>
-          <w:rFonts w:ascii="Amasis MT Pro Light" w:hAnsi="Amasis MT Pro Light"/>
+          <w:rFonts w:ascii="Arial" w:hAnsi="Arial" w:cs="Arial"/>
+          <w:sz w:val="22"/>
+          <w:szCs w:val="22"/>
+        </w:rPr>
+      </w:pPr>
+      <w:r>
+        <w:rPr>
+          <w:rFonts w:ascii="Arial" w:hAnsi="Arial" w:cs="Arial"/>
           <w:sz w:val="22"/>
           <w:szCs w:val="22"/>
         </w:rPr>
@@ -1298,7 +1304,7 @@
       </w:r>
       <w:r>
         <w:rPr>
-          <w:rFonts w:ascii="Amasis MT Pro Light" w:hAnsi="Amasis MT Pro Light"/>
+          <w:rFonts w:ascii="Arial" w:hAnsi="Arial" w:cs="Arial"/>
           <w:sz w:val="22"/>
           <w:szCs w:val="22"/>
         </w:rPr>
@@ -1306,7 +1312,7 @@
       </w:r>
       <w:r>
         <w:rPr>
-          <w:rFonts w:ascii="Amasis MT Pro Light" w:hAnsi="Amasis MT Pro Light"/>
+          <w:rFonts w:ascii="Arial" w:hAnsi="Arial" w:cs="Arial"/>
           <w:sz w:val="22"/>
           <w:szCs w:val="22"/>
         </w:rPr>
@@ -1314,7 +1320,7 @@
       </w:r>
       <w:r>
         <w:rPr>
-          <w:rFonts w:ascii="Amasis MT Pro Light" w:hAnsi="Amasis MT Pro Light"/>
+          <w:rFonts w:ascii="Arial" w:hAnsi="Arial" w:cs="Arial"/>
           <w:sz w:val="22"/>
           <w:szCs w:val="22"/>
         </w:rPr>
@@ -1323,7 +1329,7 @@
       <w:proofErr w:type="spellStart"/>
       <w:r>
         <w:rPr>
-          <w:rFonts w:ascii="Amasis MT Pro Light" w:hAnsi="Amasis MT Pro Light"/>
+          <w:rFonts w:ascii="Arial" w:hAnsi="Arial" w:cs="Arial"/>
           <w:sz w:val="22"/>
           <w:szCs w:val="22"/>
         </w:rPr>
@@ -1332,7 +1338,7 @@
       <w:proofErr w:type="spellEnd"/>
       <w:r>
         <w:rPr>
-          <w:rFonts w:ascii="Amasis MT Pro Light" w:hAnsi="Amasis MT Pro Light"/>
+          <w:rFonts w:ascii="Arial" w:hAnsi="Arial" w:cs="Arial"/>
           <w:sz w:val="22"/>
           <w:szCs w:val="22"/>
         </w:rPr>
@@ -1348,7 +1354,7 @@
         </w:numPr>
         <w:jc w:val="both"/>
         <w:rPr>
-          <w:rFonts w:ascii="Amasis MT Pro Light" w:hAnsi="Amasis MT Pro Light"/>
+          <w:rFonts w:ascii="Arial" w:hAnsi="Arial" w:cs="Arial"/>
           <w:b/>
           <w:bCs/>
           <w:sz w:val="22"/>
@@ -1357,7 +1363,7 @@
       </w:pPr>
       <w:r>
         <w:rPr>
-          <w:rFonts w:ascii="Amasis MT Pro Light" w:hAnsi="Amasis MT Pro Light"/>
+          <w:rFonts w:ascii="Arial" w:hAnsi="Arial" w:cs="Arial"/>
           <w:b/>
           <w:bCs/>
           <w:sz w:val="22"/>
@@ -1370,14 +1376,14 @@
       <w:pPr>
         <w:jc w:val="both"/>
         <w:rPr>
-          <w:rFonts w:ascii="Amasis MT Pro Light" w:hAnsi="Amasis MT Pro Light"/>
-          <w:sz w:val="22"/>
-          <w:szCs w:val="22"/>
-        </w:rPr>
-      </w:pPr>
-      <w:r>
-        <w:rPr>
-          <w:rFonts w:ascii="Amasis MT Pro Light" w:hAnsi="Amasis MT Pro Light"/>
+          <w:rFonts w:ascii="Arial" w:hAnsi="Arial" w:cs="Arial"/>
+          <w:sz w:val="22"/>
+          <w:szCs w:val="22"/>
+        </w:rPr>
+      </w:pPr>
+      <w:r>
+        <w:rPr>
+          <w:rFonts w:ascii="Arial" w:hAnsi="Arial" w:cs="Arial"/>
           <w:sz w:val="22"/>
           <w:szCs w:val="22"/>
         </w:rPr>
@@ -1393,14 +1399,14 @@
         </w:numPr>
         <w:jc w:val="both"/>
         <w:rPr>
-          <w:rFonts w:ascii="Amasis MT Pro Light" w:hAnsi="Amasis MT Pro Light"/>
-          <w:sz w:val="22"/>
-          <w:szCs w:val="22"/>
-        </w:rPr>
-      </w:pPr>
-      <w:r>
-        <w:rPr>
-          <w:rFonts w:ascii="Amasis MT Pro Light" w:hAnsi="Amasis MT Pro Light"/>
+          <w:rFonts w:ascii="Arial" w:hAnsi="Arial" w:cs="Arial"/>
+          <w:sz w:val="22"/>
+          <w:szCs w:val="22"/>
+        </w:rPr>
+      </w:pPr>
+      <w:r>
+        <w:rPr>
+          <w:rFonts w:ascii="Arial" w:hAnsi="Arial" w:cs="Arial"/>
           <w:sz w:val="22"/>
           <w:szCs w:val="22"/>
         </w:rPr>
@@ -1408,7 +1414,7 @@
       </w:r>
       <w:r>
         <w:rPr>
-          <w:rFonts w:ascii="Amasis MT Pro Light" w:hAnsi="Amasis MT Pro Light"/>
+          <w:rFonts w:ascii="Arial" w:hAnsi="Arial" w:cs="Arial"/>
           <w:sz w:val="22"/>
           <w:szCs w:val="22"/>
         </w:rPr>
@@ -1416,7 +1422,7 @@
       </w:r>
       <w:r>
         <w:rPr>
-          <w:rFonts w:ascii="Amasis MT Pro Light" w:hAnsi="Amasis MT Pro Light"/>
+          <w:rFonts w:ascii="Arial" w:hAnsi="Arial" w:cs="Arial"/>
           <w:sz w:val="22"/>
           <w:szCs w:val="22"/>
         </w:rPr>
@@ -1432,14 +1438,14 @@
         </w:numPr>
         <w:jc w:val="both"/>
         <w:rPr>
-          <w:rFonts w:ascii="Amasis MT Pro Light" w:hAnsi="Amasis MT Pro Light"/>
-          <w:sz w:val="22"/>
-          <w:szCs w:val="22"/>
-        </w:rPr>
-      </w:pPr>
-      <w:r>
-        <w:rPr>
-          <w:rFonts w:ascii="Amasis MT Pro Light" w:hAnsi="Amasis MT Pro Light"/>
+          <w:rFonts w:ascii="Arial" w:hAnsi="Arial" w:cs="Arial"/>
+          <w:sz w:val="22"/>
+          <w:szCs w:val="22"/>
+        </w:rPr>
+      </w:pPr>
+      <w:r>
+        <w:rPr>
+          <w:rFonts w:ascii="Arial" w:hAnsi="Arial" w:cs="Arial"/>
           <w:sz w:val="22"/>
           <w:szCs w:val="22"/>
         </w:rPr>
@@ -1455,14 +1461,14 @@
         </w:numPr>
         <w:jc w:val="both"/>
         <w:rPr>
-          <w:rFonts w:ascii="Amasis MT Pro Light" w:hAnsi="Amasis MT Pro Light"/>
-          <w:sz w:val="22"/>
-          <w:szCs w:val="22"/>
-        </w:rPr>
-      </w:pPr>
-      <w:r>
-        <w:rPr>
-          <w:rFonts w:ascii="Amasis MT Pro Light" w:hAnsi="Amasis MT Pro Light"/>
+          <w:rFonts w:ascii="Arial" w:hAnsi="Arial" w:cs="Arial"/>
+          <w:sz w:val="22"/>
+          <w:szCs w:val="22"/>
+        </w:rPr>
+      </w:pPr>
+      <w:r>
+        <w:rPr>
+          <w:rFonts w:ascii="Arial" w:hAnsi="Arial" w:cs="Arial"/>
           <w:sz w:val="22"/>
           <w:szCs w:val="22"/>
         </w:rPr>
@@ -1478,14 +1484,14 @@
         </w:numPr>
         <w:jc w:val="both"/>
         <w:rPr>
-          <w:rFonts w:ascii="Amasis MT Pro Light" w:hAnsi="Amasis MT Pro Light"/>
-          <w:sz w:val="22"/>
-          <w:szCs w:val="22"/>
-        </w:rPr>
-      </w:pPr>
-      <w:r>
-        <w:rPr>
-          <w:rFonts w:ascii="Amasis MT Pro Light" w:hAnsi="Amasis MT Pro Light"/>
+          <w:rFonts w:ascii="Arial" w:hAnsi="Arial" w:cs="Arial"/>
+          <w:sz w:val="22"/>
+          <w:szCs w:val="22"/>
+        </w:rPr>
+      </w:pPr>
+      <w:r>
+        <w:rPr>
+          <w:rFonts w:ascii="Arial" w:hAnsi="Arial" w:cs="Arial"/>
           <w:sz w:val="22"/>
           <w:szCs w:val="22"/>
         </w:rPr>
@@ -1493,7 +1499,7 @@
       </w:r>
       <w:r>
         <w:rPr>
-          <w:rFonts w:ascii="Amasis MT Pro Light" w:hAnsi="Amasis MT Pro Light"/>
+          <w:rFonts w:ascii="Arial" w:hAnsi="Arial" w:cs="Arial"/>
           <w:sz w:val="22"/>
           <w:szCs w:val="22"/>
         </w:rPr>
@@ -1509,14 +1515,14 @@
         </w:numPr>
         <w:jc w:val="both"/>
         <w:rPr>
-          <w:rFonts w:ascii="Amasis MT Pro Light" w:hAnsi="Amasis MT Pro Light"/>
-          <w:sz w:val="22"/>
-          <w:szCs w:val="22"/>
-        </w:rPr>
-      </w:pPr>
-      <w:r>
-        <w:rPr>
-          <w:rFonts w:ascii="Amasis MT Pro Light" w:hAnsi="Amasis MT Pro Light"/>
+          <w:rFonts w:ascii="Arial" w:hAnsi="Arial" w:cs="Arial"/>
+          <w:sz w:val="22"/>
+          <w:szCs w:val="22"/>
+        </w:rPr>
+      </w:pPr>
+      <w:r>
+        <w:rPr>
+          <w:rFonts w:ascii="Arial" w:hAnsi="Arial" w:cs="Arial"/>
           <w:sz w:val="22"/>
           <w:szCs w:val="22"/>
         </w:rPr>
@@ -1524,7 +1530,7 @@
       </w:r>
       <w:r>
         <w:rPr>
-          <w:rFonts w:ascii="Amasis MT Pro Light" w:hAnsi="Amasis MT Pro Light"/>
+          <w:rFonts w:ascii="Arial" w:hAnsi="Arial" w:cs="Arial"/>
           <w:sz w:val="22"/>
           <w:szCs w:val="22"/>
         </w:rPr>
@@ -1540,14 +1546,14 @@
         </w:numPr>
         <w:jc w:val="both"/>
         <w:rPr>
-          <w:rFonts w:ascii="Amasis MT Pro Light" w:hAnsi="Amasis MT Pro Light"/>
-          <w:sz w:val="22"/>
-          <w:szCs w:val="22"/>
-        </w:rPr>
-      </w:pPr>
-      <w:r>
-        <w:rPr>
-          <w:rFonts w:ascii="Amasis MT Pro Light" w:hAnsi="Amasis MT Pro Light"/>
+          <w:rFonts w:ascii="Arial" w:hAnsi="Arial" w:cs="Arial"/>
+          <w:sz w:val="22"/>
+          <w:szCs w:val="22"/>
+        </w:rPr>
+      </w:pPr>
+      <w:r>
+        <w:rPr>
+          <w:rFonts w:ascii="Arial" w:hAnsi="Arial" w:cs="Arial"/>
           <w:sz w:val="22"/>
           <w:szCs w:val="22"/>
         </w:rPr>
@@ -1563,14 +1569,14 @@
         </w:numPr>
         <w:jc w:val="both"/>
         <w:rPr>
-          <w:rFonts w:ascii="Amasis MT Pro Light" w:hAnsi="Amasis MT Pro Light"/>
-          <w:sz w:val="22"/>
-          <w:szCs w:val="22"/>
-        </w:rPr>
-      </w:pPr>
-      <w:r>
-        <w:rPr>
-          <w:rFonts w:ascii="Amasis MT Pro Light" w:hAnsi="Amasis MT Pro Light"/>
+          <w:rFonts w:ascii="Arial" w:hAnsi="Arial" w:cs="Arial"/>
+          <w:sz w:val="22"/>
+          <w:szCs w:val="22"/>
+        </w:rPr>
+      </w:pPr>
+      <w:r>
+        <w:rPr>
+          <w:rFonts w:ascii="Arial" w:hAnsi="Arial" w:cs="Arial"/>
           <w:sz w:val="22"/>
           <w:szCs w:val="22"/>
         </w:rPr>
@@ -1578,7 +1584,7 @@
       </w:r>
       <w:r>
         <w:rPr>
-          <w:rFonts w:ascii="Amasis MT Pro Light" w:hAnsi="Amasis MT Pro Light"/>
+          <w:rFonts w:ascii="Arial" w:hAnsi="Arial" w:cs="Arial"/>
           <w:b/>
           <w:bCs/>
           <w:sz w:val="22"/>
@@ -1588,7 +1594,7 @@
       </w:r>
       <w:r>
         <w:rPr>
-          <w:rFonts w:ascii="Amasis MT Pro Light" w:hAnsi="Amasis MT Pro Light"/>
+          <w:rFonts w:ascii="Arial" w:hAnsi="Arial" w:cs="Arial"/>
           <w:sz w:val="22"/>
           <w:szCs w:val="22"/>
         </w:rPr>
@@ -1601,7 +1607,7 @@
         <w:ind w:left="1080"/>
         <w:jc w:val="both"/>
         <w:rPr>
-          <w:rFonts w:ascii="Amasis MT Pro Light" w:hAnsi="Amasis MT Pro Light"/>
+          <w:rFonts w:ascii="Arial" w:hAnsi="Arial" w:cs="Arial"/>
           <w:sz w:val="22"/>
           <w:szCs w:val="22"/>
         </w:rPr>
@@ -1616,7 +1622,7 @@
         </w:numPr>
         <w:jc w:val="both"/>
         <w:rPr>
-          <w:rFonts w:ascii="Amasis MT Pro Light" w:hAnsi="Amasis MT Pro Light"/>
+          <w:rFonts w:ascii="Arial" w:hAnsi="Arial" w:cs="Arial"/>
           <w:b/>
           <w:bCs/>
           <w:sz w:val="22"/>
@@ -1625,7 +1631,7 @@
       </w:pPr>
       <w:r>
         <w:rPr>
-          <w:rFonts w:ascii="Amasis MT Pro Light" w:hAnsi="Amasis MT Pro Light"/>
+          <w:rFonts w:ascii="Arial" w:hAnsi="Arial" w:cs="Arial"/>
           <w:b/>
           <w:bCs/>
           <w:sz w:val="22"/>
@@ -1639,7 +1645,7 @@
         <w:pStyle w:val="Paragraphedeliste"/>
         <w:jc w:val="both"/>
         <w:rPr>
-          <w:rFonts w:ascii="Amasis MT Pro Light" w:hAnsi="Amasis MT Pro Light"/>
+          <w:rFonts w:ascii="Arial" w:hAnsi="Arial" w:cs="Arial"/>
           <w:sz w:val="22"/>
           <w:szCs w:val="22"/>
         </w:rPr>
@@ -1654,14 +1660,14 @@
         </w:numPr>
         <w:jc w:val="both"/>
         <w:rPr>
-          <w:rFonts w:ascii="Amasis MT Pro Light" w:hAnsi="Amasis MT Pro Light"/>
-          <w:sz w:val="22"/>
-          <w:szCs w:val="22"/>
-        </w:rPr>
-      </w:pPr>
-      <w:r>
-        <w:rPr>
-          <w:rFonts w:ascii="Amasis MT Pro Light" w:hAnsi="Amasis MT Pro Light"/>
+          <w:rFonts w:ascii="Arial" w:hAnsi="Arial" w:cs="Arial"/>
+          <w:sz w:val="22"/>
+          <w:szCs w:val="22"/>
+        </w:rPr>
+      </w:pPr>
+      <w:r>
+        <w:rPr>
+          <w:rFonts w:ascii="Arial" w:hAnsi="Arial" w:cs="Arial"/>
           <w:sz w:val="22"/>
           <w:szCs w:val="22"/>
         </w:rPr>
@@ -1677,14 +1683,14 @@
         </w:numPr>
         <w:jc w:val="both"/>
         <w:rPr>
-          <w:rFonts w:ascii="Amasis MT Pro Light" w:hAnsi="Amasis MT Pro Light"/>
-          <w:sz w:val="22"/>
-          <w:szCs w:val="22"/>
-        </w:rPr>
-      </w:pPr>
-      <w:r>
-        <w:rPr>
-          <w:rFonts w:ascii="Amasis MT Pro Light" w:hAnsi="Amasis MT Pro Light"/>
+          <w:rFonts w:ascii="Arial" w:hAnsi="Arial" w:cs="Arial"/>
+          <w:sz w:val="22"/>
+          <w:szCs w:val="22"/>
+        </w:rPr>
+      </w:pPr>
+      <w:r>
+        <w:rPr>
+          <w:rFonts w:ascii="Arial" w:hAnsi="Arial" w:cs="Arial"/>
           <w:sz w:val="22"/>
           <w:szCs w:val="22"/>
         </w:rPr>
@@ -1697,7 +1703,7 @@
         <w:ind w:left="1080"/>
         <w:jc w:val="both"/>
         <w:rPr>
-          <w:rFonts w:ascii="Amasis MT Pro Light" w:hAnsi="Amasis MT Pro Light"/>
+          <w:rFonts w:ascii="Arial" w:hAnsi="Arial" w:cs="Arial"/>
           <w:sz w:val="22"/>
           <w:szCs w:val="22"/>
         </w:rPr>
@@ -1712,7 +1718,7 @@
         </w:numPr>
         <w:jc w:val="both"/>
         <w:rPr>
-          <w:rFonts w:ascii="Amasis MT Pro Light" w:hAnsi="Amasis MT Pro Light"/>
+          <w:rFonts w:ascii="Arial" w:hAnsi="Arial" w:cs="Arial"/>
           <w:b/>
           <w:bCs/>
           <w:sz w:val="22"/>
@@ -1721,7 +1727,7 @@
       </w:pPr>
       <w:r>
         <w:rPr>
-          <w:rFonts w:ascii="Amasis MT Pro Light" w:hAnsi="Amasis MT Pro Light"/>
+          <w:rFonts w:ascii="Arial" w:hAnsi="Arial" w:cs="Arial"/>
           <w:b/>
           <w:bCs/>
           <w:sz w:val="22"/>
@@ -1735,7 +1741,7 @@
         <w:pStyle w:val="Paragraphedeliste"/>
         <w:jc w:val="both"/>
         <w:rPr>
-          <w:rFonts w:ascii="Amasis MT Pro Light" w:hAnsi="Amasis MT Pro Light"/>
+          <w:rFonts w:ascii="Arial" w:hAnsi="Arial" w:cs="Arial"/>
           <w:b/>
           <w:bCs/>
           <w:sz w:val="22"/>
@@ -1752,14 +1758,14 @@
         </w:numPr>
         <w:jc w:val="both"/>
         <w:rPr>
-          <w:rFonts w:ascii="Amasis MT Pro Light" w:hAnsi="Amasis MT Pro Light"/>
-          <w:sz w:val="22"/>
-          <w:szCs w:val="22"/>
-        </w:rPr>
-      </w:pPr>
-      <w:r>
-        <w:rPr>
-          <w:rFonts w:ascii="Amasis MT Pro Light" w:hAnsi="Amasis MT Pro Light"/>
+          <w:rFonts w:ascii="Arial" w:hAnsi="Arial" w:cs="Arial"/>
+          <w:sz w:val="22"/>
+          <w:szCs w:val="22"/>
+        </w:rPr>
+      </w:pPr>
+      <w:r>
+        <w:rPr>
+          <w:rFonts w:ascii="Arial" w:hAnsi="Arial" w:cs="Arial"/>
           <w:sz w:val="22"/>
           <w:szCs w:val="22"/>
         </w:rPr>
@@ -1775,14 +1781,14 @@
         </w:numPr>
         <w:jc w:val="both"/>
         <w:rPr>
-          <w:rFonts w:ascii="Amasis MT Pro Light" w:hAnsi="Amasis MT Pro Light"/>
-          <w:sz w:val="22"/>
-          <w:szCs w:val="22"/>
-        </w:rPr>
-      </w:pPr>
-      <w:r>
-        <w:rPr>
-          <w:rFonts w:ascii="Amasis MT Pro Light" w:hAnsi="Amasis MT Pro Light"/>
+          <w:rFonts w:ascii="Arial" w:hAnsi="Arial" w:cs="Arial"/>
+          <w:sz w:val="22"/>
+          <w:szCs w:val="22"/>
+        </w:rPr>
+      </w:pPr>
+      <w:r>
+        <w:rPr>
+          <w:rFonts w:ascii="Arial" w:hAnsi="Arial" w:cs="Arial"/>
           <w:sz w:val="22"/>
           <w:szCs w:val="22"/>
         </w:rPr>
@@ -1798,23 +1804,22 @@
         </w:numPr>
         <w:jc w:val="both"/>
         <w:rPr>
-          <w:rFonts w:ascii="Amasis MT Pro Light" w:hAnsi="Amasis MT Pro Light"/>
-          <w:sz w:val="22"/>
-          <w:szCs w:val="22"/>
-        </w:rPr>
-      </w:pPr>
-      <w:r>
-        <w:rPr>
-          <w:rFonts w:ascii="Amasis MT Pro Light" w:hAnsi="Amasis MT Pro Light"/>
-          <w:sz w:val="22"/>
-          <w:szCs w:val="22"/>
-        </w:rPr>
-        <w:lastRenderedPageBreak/>
+          <w:rFonts w:ascii="Arial" w:hAnsi="Arial" w:cs="Arial"/>
+          <w:sz w:val="22"/>
+          <w:szCs w:val="22"/>
+        </w:rPr>
+      </w:pPr>
+      <w:r>
+        <w:rPr>
+          <w:rFonts w:ascii="Arial" w:hAnsi="Arial" w:cs="Arial"/>
+          <w:sz w:val="22"/>
+          <w:szCs w:val="22"/>
+        </w:rPr>
         <w:t>Notification :</w:t>
       </w:r>
       <w:r>
         <w:rPr>
-          <w:rFonts w:ascii="Amasis MT Pro Light" w:hAnsi="Amasis MT Pro Light"/>
+          <w:rFonts w:ascii="Arial" w:hAnsi="Arial" w:cs="Arial"/>
           <w:sz w:val="22"/>
           <w:szCs w:val="22"/>
         </w:rPr>
@@ -1823,7 +1828,7 @@
       <w:proofErr w:type="gramStart"/>
       <w:r>
         <w:rPr>
-          <w:rFonts w:ascii="Amasis MT Pro Light" w:hAnsi="Amasis MT Pro Light"/>
+          <w:rFonts w:ascii="Arial" w:hAnsi="Arial" w:cs="Arial"/>
           <w:sz w:val="22"/>
           <w:szCs w:val="22"/>
         </w:rPr>
@@ -1840,7 +1845,7 @@
         </w:numPr>
         <w:jc w:val="both"/>
         <w:rPr>
-          <w:rFonts w:ascii="Amasis MT Pro Light" w:hAnsi="Amasis MT Pro Light"/>
+          <w:rFonts w:ascii="Arial" w:hAnsi="Arial" w:cs="Arial"/>
           <w:b/>
           <w:bCs/>
           <w:sz w:val="22"/>
@@ -1849,7 +1854,7 @@
       </w:pPr>
       <w:r>
         <w:rPr>
-          <w:rFonts w:ascii="Amasis MT Pro Light" w:hAnsi="Amasis MT Pro Light"/>
+          <w:rFonts w:ascii="Arial" w:hAnsi="Arial" w:cs="Arial"/>
           <w:b/>
           <w:bCs/>
           <w:sz w:val="22"/>
@@ -1862,17 +1867,18 @@
       <w:pPr>
         <w:jc w:val="both"/>
         <w:rPr>
-          <w:rFonts w:ascii="Amasis MT Pro Light" w:hAnsi="Amasis MT Pro Light"/>
-          <w:sz w:val="22"/>
-          <w:szCs w:val="22"/>
-        </w:rPr>
-      </w:pPr>
-      <w:r>
-        <w:rPr>
-          <w:rFonts w:ascii="Amasis MT Pro Light" w:hAnsi="Amasis MT Pro Light"/>
-          <w:sz w:val="22"/>
-          <w:szCs w:val="22"/>
-        </w:rPr>
+          <w:rFonts w:ascii="Arial" w:hAnsi="Arial" w:cs="Arial"/>
+          <w:sz w:val="22"/>
+          <w:szCs w:val="22"/>
+        </w:rPr>
+      </w:pPr>
+      <w:r>
+        <w:rPr>
+          <w:rFonts w:ascii="Arial" w:hAnsi="Arial" w:cs="Arial"/>
+          <w:sz w:val="22"/>
+          <w:szCs w:val="22"/>
+        </w:rPr>
+        <w:lastRenderedPageBreak/>
         <w:t>Fonctionnalités :</w:t>
       </w:r>
     </w:p>
@@ -1885,14 +1891,14 @@
         </w:numPr>
         <w:jc w:val="both"/>
         <w:rPr>
-          <w:rFonts w:ascii="Amasis MT Pro Light" w:hAnsi="Amasis MT Pro Light"/>
-          <w:sz w:val="22"/>
-          <w:szCs w:val="22"/>
-        </w:rPr>
-      </w:pPr>
-      <w:r>
-        <w:rPr>
-          <w:rFonts w:ascii="Amasis MT Pro Light" w:hAnsi="Amasis MT Pro Light"/>
+          <w:rFonts w:ascii="Arial" w:hAnsi="Arial" w:cs="Arial"/>
+          <w:sz w:val="22"/>
+          <w:szCs w:val="22"/>
+        </w:rPr>
+      </w:pPr>
+      <w:r>
+        <w:rPr>
+          <w:rFonts w:ascii="Arial" w:hAnsi="Arial" w:cs="Arial"/>
           <w:sz w:val="22"/>
           <w:szCs w:val="22"/>
         </w:rPr>
@@ -1908,14 +1914,14 @@
         </w:numPr>
         <w:jc w:val="both"/>
         <w:rPr>
-          <w:rFonts w:ascii="Amasis MT Pro Light" w:hAnsi="Amasis MT Pro Light"/>
-          <w:sz w:val="22"/>
-          <w:szCs w:val="22"/>
-        </w:rPr>
-      </w:pPr>
-      <w:r>
-        <w:rPr>
-          <w:rFonts w:ascii="Amasis MT Pro Light" w:hAnsi="Amasis MT Pro Light"/>
+          <w:rFonts w:ascii="Arial" w:hAnsi="Arial" w:cs="Arial"/>
+          <w:sz w:val="22"/>
+          <w:szCs w:val="22"/>
+        </w:rPr>
+      </w:pPr>
+      <w:r>
+        <w:rPr>
+          <w:rFonts w:ascii="Arial" w:hAnsi="Arial" w:cs="Arial"/>
           <w:sz w:val="22"/>
           <w:szCs w:val="22"/>
         </w:rPr>
@@ -1931,14 +1937,14 @@
         </w:numPr>
         <w:jc w:val="both"/>
         <w:rPr>
-          <w:rFonts w:ascii="Amasis MT Pro Light" w:hAnsi="Amasis MT Pro Light"/>
-          <w:sz w:val="22"/>
-          <w:szCs w:val="22"/>
-        </w:rPr>
-      </w:pPr>
-      <w:r>
-        <w:rPr>
-          <w:rFonts w:ascii="Amasis MT Pro Light" w:hAnsi="Amasis MT Pro Light"/>
+          <w:rFonts w:ascii="Arial" w:hAnsi="Arial" w:cs="Arial"/>
+          <w:sz w:val="22"/>
+          <w:szCs w:val="22"/>
+        </w:rPr>
+      </w:pPr>
+      <w:r>
+        <w:rPr>
+          <w:rFonts w:ascii="Arial" w:hAnsi="Arial" w:cs="Arial"/>
           <w:sz w:val="22"/>
           <w:szCs w:val="22"/>
         </w:rPr>
@@ -1954,14 +1960,14 @@
         </w:numPr>
         <w:jc w:val="both"/>
         <w:rPr>
-          <w:rFonts w:ascii="Amasis MT Pro Light" w:hAnsi="Amasis MT Pro Light"/>
-          <w:sz w:val="22"/>
-          <w:szCs w:val="22"/>
-        </w:rPr>
-      </w:pPr>
-      <w:r>
-        <w:rPr>
-          <w:rFonts w:ascii="Amasis MT Pro Light" w:hAnsi="Amasis MT Pro Light"/>
+          <w:rFonts w:ascii="Arial" w:hAnsi="Arial" w:cs="Arial"/>
+          <w:sz w:val="22"/>
+          <w:szCs w:val="22"/>
+        </w:rPr>
+      </w:pPr>
+      <w:r>
+        <w:rPr>
+          <w:rFonts w:ascii="Arial" w:hAnsi="Arial" w:cs="Arial"/>
           <w:sz w:val="22"/>
           <w:szCs w:val="22"/>
         </w:rPr>
@@ -1977,14 +1983,14 @@
         </w:numPr>
         <w:jc w:val="both"/>
         <w:rPr>
-          <w:rFonts w:ascii="Amasis MT Pro Light" w:hAnsi="Amasis MT Pro Light"/>
-          <w:sz w:val="22"/>
-          <w:szCs w:val="22"/>
-        </w:rPr>
-      </w:pPr>
-      <w:r>
-        <w:rPr>
-          <w:rFonts w:ascii="Amasis MT Pro Light" w:hAnsi="Amasis MT Pro Light"/>
+          <w:rFonts w:ascii="Arial" w:hAnsi="Arial" w:cs="Arial"/>
+          <w:sz w:val="22"/>
+          <w:szCs w:val="22"/>
+        </w:rPr>
+      </w:pPr>
+      <w:r>
+        <w:rPr>
+          <w:rFonts w:ascii="Arial" w:hAnsi="Arial" w:cs="Arial"/>
           <w:sz w:val="22"/>
           <w:szCs w:val="22"/>
         </w:rPr>
@@ -2000,14 +2006,14 @@
         </w:numPr>
         <w:jc w:val="both"/>
         <w:rPr>
-          <w:rFonts w:ascii="Amasis MT Pro Light" w:hAnsi="Amasis MT Pro Light"/>
-          <w:sz w:val="22"/>
-          <w:szCs w:val="22"/>
-        </w:rPr>
-      </w:pPr>
-      <w:r>
-        <w:rPr>
-          <w:rFonts w:ascii="Amasis MT Pro Light" w:hAnsi="Amasis MT Pro Light"/>
+          <w:rFonts w:ascii="Arial" w:hAnsi="Arial" w:cs="Arial"/>
+          <w:sz w:val="22"/>
+          <w:szCs w:val="22"/>
+        </w:rPr>
+      </w:pPr>
+      <w:r>
+        <w:rPr>
+          <w:rFonts w:ascii="Arial" w:hAnsi="Arial" w:cs="Arial"/>
           <w:sz w:val="22"/>
           <w:szCs w:val="22"/>
         </w:rPr>
@@ -2015,7 +2021,7 @@
       </w:r>
       <w:r>
         <w:rPr>
-          <w:rFonts w:ascii="Amasis MT Pro Light" w:hAnsi="Amasis MT Pro Light"/>
+          <w:rFonts w:ascii="Arial" w:hAnsi="Arial" w:cs="Arial"/>
           <w:sz w:val="22"/>
           <w:szCs w:val="22"/>
         </w:rPr>
@@ -2024,7 +2030,7 @@
       <w:proofErr w:type="spellStart"/>
       <w:r>
         <w:rPr>
-          <w:rFonts w:ascii="Amasis MT Pro Light" w:hAnsi="Amasis MT Pro Light"/>
+          <w:rFonts w:ascii="Arial" w:hAnsi="Arial" w:cs="Arial"/>
           <w:sz w:val="22"/>
           <w:szCs w:val="22"/>
         </w:rPr>
@@ -2033,7 +2039,7 @@
       <w:proofErr w:type="spellEnd"/>
       <w:r>
         <w:rPr>
-          <w:rFonts w:ascii="Amasis MT Pro Light" w:hAnsi="Amasis MT Pro Light"/>
+          <w:rFonts w:ascii="Arial" w:hAnsi="Arial" w:cs="Arial"/>
           <w:sz w:val="22"/>
           <w:szCs w:val="22"/>
         </w:rPr>
@@ -2042,7 +2048,7 @@
       <w:proofErr w:type="spellStart"/>
       <w:r>
         <w:rPr>
-          <w:rFonts w:ascii="Amasis MT Pro Light" w:hAnsi="Amasis MT Pro Light"/>
+          <w:rFonts w:ascii="Arial" w:hAnsi="Arial" w:cs="Arial"/>
           <w:sz w:val="22"/>
           <w:szCs w:val="22"/>
         </w:rPr>
@@ -2051,7 +2057,7 @@
       <w:proofErr w:type="spellEnd"/>
       <w:r>
         <w:rPr>
-          <w:rFonts w:ascii="Amasis MT Pro Light" w:hAnsi="Amasis MT Pro Light"/>
+          <w:rFonts w:ascii="Arial" w:hAnsi="Arial" w:cs="Arial"/>
           <w:sz w:val="22"/>
           <w:szCs w:val="22"/>
         </w:rPr>
@@ -2067,14 +2073,14 @@
         </w:numPr>
         <w:jc w:val="both"/>
         <w:rPr>
-          <w:rFonts w:ascii="Amasis MT Pro Light" w:hAnsi="Amasis MT Pro Light"/>
-          <w:sz w:val="22"/>
-          <w:szCs w:val="22"/>
-        </w:rPr>
-      </w:pPr>
-      <w:r>
-        <w:rPr>
-          <w:rFonts w:ascii="Amasis MT Pro Light" w:hAnsi="Amasis MT Pro Light"/>
+          <w:rFonts w:ascii="Arial" w:hAnsi="Arial" w:cs="Arial"/>
+          <w:sz w:val="22"/>
+          <w:szCs w:val="22"/>
+        </w:rPr>
+      </w:pPr>
+      <w:r>
+        <w:rPr>
+          <w:rFonts w:ascii="Arial" w:hAnsi="Arial" w:cs="Arial"/>
           <w:sz w:val="22"/>
           <w:szCs w:val="22"/>
         </w:rPr>
@@ -2082,7 +2088,7 @@
       </w:r>
       <w:r>
         <w:rPr>
-          <w:rFonts w:ascii="Amasis MT Pro Light" w:hAnsi="Amasis MT Pro Light"/>
+          <w:rFonts w:ascii="Arial" w:hAnsi="Arial" w:cs="Arial"/>
           <w:sz w:val="22"/>
           <w:szCs w:val="22"/>
         </w:rPr>
@@ -2093,14 +2099,14 @@
       <w:pPr>
         <w:jc w:val="both"/>
         <w:rPr>
-          <w:rFonts w:ascii="Amasis MT Pro Light" w:hAnsi="Amasis MT Pro Light"/>
+          <w:rFonts w:ascii="Arial" w:hAnsi="Arial" w:cs="Arial"/>
           <w:b/>
           <w:bCs/>
         </w:rPr>
       </w:pPr>
       <w:r>
         <w:rPr>
-          <w:rFonts w:ascii="Amasis MT Pro Light" w:hAnsi="Amasis MT Pro Light"/>
+          <w:rFonts w:ascii="Arial" w:hAnsi="Arial" w:cs="Arial"/>
           <w:b/>
           <w:bCs/>
         </w:rPr>
@@ -2116,44 +2122,38 @@
         </w:numPr>
         <w:jc w:val="both"/>
         <w:rPr>
-          <w:rFonts w:ascii="Amasis MT Pro Light" w:hAnsi="Amasis MT Pro Light"/>
-        </w:rPr>
-      </w:pPr>
-      <w:r>
-        <w:rPr>
-          <w:rFonts w:ascii="Amasis MT Pro Light" w:hAnsi="Amasis MT Pro Light"/>
+          <w:rFonts w:ascii="Arial" w:hAnsi="Arial" w:cs="Arial"/>
+        </w:rPr>
+      </w:pPr>
+      <w:r>
+        <w:rPr>
+          <w:rFonts w:ascii="Arial" w:hAnsi="Arial" w:cs="Arial"/>
         </w:rPr>
         <w:t>Backend : Rust (</w:t>
       </w:r>
       <w:proofErr w:type="spellStart"/>
       <w:r>
         <w:rPr>
-          <w:rFonts w:ascii="Amasis MT Pro Light" w:hAnsi="Amasis MT Pro Light"/>
+          <w:rFonts w:ascii="Arial" w:hAnsi="Arial" w:cs="Arial"/>
         </w:rPr>
         <w:t>Actix</w:t>
       </w:r>
       <w:proofErr w:type="spellEnd"/>
       <w:r>
         <w:rPr>
-          <w:rFonts w:ascii="Amasis MT Pro Light" w:hAnsi="Amasis MT Pro Light"/>
+          <w:rFonts w:ascii="Arial" w:hAnsi="Arial" w:cs="Arial"/>
         </w:rPr>
         <w:t> </w:t>
       </w:r>
       <w:r>
         <w:rPr>
-          <w:rFonts w:ascii="Amasis MT Pro Light" w:hAnsi="Amasis MT Pro Light"/>
-        </w:rPr>
-        <w:t>Web</w:t>
-      </w:r>
-      <w:r>
-        <w:rPr>
-          <w:rFonts w:ascii="Amasis MT Pro Light" w:hAnsi="Amasis MT Pro Light"/>
-        </w:rPr>
-        <w:t xml:space="preserve"> ?</w:t>
-      </w:r>
-      <w:r>
-        <w:rPr>
-          <w:rFonts w:ascii="Amasis MT Pro Light" w:hAnsi="Amasis MT Pro Light"/>
+          <w:rFonts w:ascii="Arial" w:hAnsi="Arial" w:cs="Arial"/>
+        </w:rPr>
+        <w:t>Web ?</w:t>
+      </w:r>
+      <w:r>
+        <w:rPr>
+          <w:rFonts w:ascii="Arial" w:hAnsi="Arial" w:cs="Arial"/>
         </w:rPr>
         <w:t>)</w:t>
       </w:r>
@@ -2167,26 +2167,26 @@
         </w:numPr>
         <w:jc w:val="both"/>
         <w:rPr>
-          <w:rFonts w:ascii="Amasis MT Pro Light" w:hAnsi="Amasis MT Pro Light"/>
-        </w:rPr>
-      </w:pPr>
-      <w:r>
-        <w:rPr>
-          <w:rFonts w:ascii="Amasis MT Pro Light" w:hAnsi="Amasis MT Pro Light"/>
+          <w:rFonts w:ascii="Arial" w:hAnsi="Arial" w:cs="Arial"/>
+        </w:rPr>
+      </w:pPr>
+      <w:r>
+        <w:rPr>
+          <w:rFonts w:ascii="Arial" w:hAnsi="Arial" w:cs="Arial"/>
         </w:rPr>
         <w:t xml:space="preserve">Frontend : </w:t>
       </w:r>
       <w:proofErr w:type="spellStart"/>
       <w:r>
         <w:rPr>
-          <w:rFonts w:ascii="Amasis MT Pro Light" w:hAnsi="Amasis MT Pro Light"/>
+          <w:rFonts w:ascii="Arial" w:hAnsi="Arial" w:cs="Arial"/>
         </w:rPr>
         <w:t>React</w:t>
       </w:r>
       <w:proofErr w:type="spellEnd"/>
       <w:r>
         <w:rPr>
-          <w:rFonts w:ascii="Amasis MT Pro Light" w:hAnsi="Amasis MT Pro Light"/>
+          <w:rFonts w:ascii="Arial" w:hAnsi="Arial" w:cs="Arial"/>
         </w:rPr>
         <w:t xml:space="preserve"> </w:t>
       </w:r>
@@ -2200,12 +2200,12 @@
         </w:numPr>
         <w:jc w:val="both"/>
         <w:rPr>
-          <w:rFonts w:ascii="Amasis MT Pro Light" w:hAnsi="Amasis MT Pro Light"/>
-        </w:rPr>
-      </w:pPr>
-      <w:r>
-        <w:rPr>
-          <w:rFonts w:ascii="Amasis MT Pro Light" w:hAnsi="Amasis MT Pro Light"/>
+          <w:rFonts w:ascii="Arial" w:hAnsi="Arial" w:cs="Arial"/>
+        </w:rPr>
+      </w:pPr>
+      <w:r>
+        <w:rPr>
+          <w:rFonts w:ascii="Arial" w:hAnsi="Arial" w:cs="Arial"/>
         </w:rPr>
         <w:t>Gestion de projet : Git</w:t>
       </w:r>
@@ -2219,18 +2219,18 @@
         </w:numPr>
         <w:jc w:val="both"/>
         <w:rPr>
-          <w:rFonts w:ascii="Amasis MT Pro Light" w:hAnsi="Amasis MT Pro Light"/>
-        </w:rPr>
-      </w:pPr>
-      <w:r>
-        <w:rPr>
-          <w:rFonts w:ascii="Amasis MT Pro Light" w:hAnsi="Amasis MT Pro Light"/>
+          <w:rFonts w:ascii="Arial" w:hAnsi="Arial" w:cs="Arial"/>
+        </w:rPr>
+      </w:pPr>
+      <w:r>
+        <w:rPr>
+          <w:rFonts w:ascii="Arial" w:hAnsi="Arial" w:cs="Arial"/>
         </w:rPr>
         <w:t xml:space="preserve">Gestion de tickets : issues </w:t>
       </w:r>
       <w:r>
         <w:rPr>
-          <w:rFonts w:ascii="Amasis MT Pro Light" w:hAnsi="Amasis MT Pro Light"/>
+          <w:rFonts w:ascii="Arial" w:hAnsi="Arial" w:cs="Arial"/>
         </w:rPr>
         <w:t>Git</w:t>
       </w:r>
@@ -2239,7 +2239,7 @@
       <w:pPr>
         <w:jc w:val="both"/>
         <w:rPr>
-          <w:rFonts w:ascii="Amasis MT Pro Medium" w:hAnsi="Amasis MT Pro Medium"/>
+          <w:rFonts w:ascii="Arial" w:hAnsi="Arial" w:cs="Arial"/>
           <w:b/>
           <w:bCs/>
           <w:u w:val="single"/>
@@ -2247,7 +2247,7 @@
       </w:pPr>
       <w:r>
         <w:rPr>
-          <w:rFonts w:ascii="Amasis MT Pro Medium" w:hAnsi="Amasis MT Pro Medium"/>
+          <w:rFonts w:ascii="Arial" w:hAnsi="Arial" w:cs="Arial"/>
           <w:b/>
           <w:bCs/>
           <w:u w:val="single"/>
@@ -2264,7 +2264,7 @@
         </w:numPr>
         <w:jc w:val="both"/>
         <w:rPr>
-          <w:rFonts w:ascii="Amasis MT Pro Light" w:hAnsi="Amasis MT Pro Light"/>
+          <w:rFonts w:ascii="Arial" w:hAnsi="Arial" w:cs="Arial"/>
           <w:b/>
           <w:bCs/>
           <w:sz w:val="22"/>
@@ -2273,7 +2273,7 @@
       </w:pPr>
       <w:r>
         <w:rPr>
-          <w:rFonts w:ascii="Amasis MT Pro Light" w:hAnsi="Amasis MT Pro Light"/>
+          <w:rFonts w:ascii="Arial" w:hAnsi="Arial" w:cs="Arial"/>
           <w:b/>
           <w:bCs/>
           <w:sz w:val="22"/>
@@ -2286,14 +2286,14 @@
       <w:pPr>
         <w:jc w:val="both"/>
         <w:rPr>
-          <w:rFonts w:ascii="Amasis MT Pro Light" w:hAnsi="Amasis MT Pro Light"/>
-          <w:sz w:val="22"/>
-          <w:szCs w:val="22"/>
-        </w:rPr>
-      </w:pPr>
-      <w:r>
-        <w:rPr>
-          <w:rFonts w:ascii="Amasis MT Pro Light" w:hAnsi="Amasis MT Pro Light"/>
+          <w:rFonts w:ascii="Arial" w:hAnsi="Arial" w:cs="Arial"/>
+          <w:sz w:val="22"/>
+          <w:szCs w:val="22"/>
+        </w:rPr>
+      </w:pPr>
+      <w:r>
+        <w:rPr>
+          <w:rFonts w:ascii="Arial" w:hAnsi="Arial" w:cs="Arial"/>
           <w:sz w:val="22"/>
           <w:szCs w:val="22"/>
         </w:rPr>
@@ -2308,14 +2308,14 @@
         </w:numPr>
         <w:jc w:val="both"/>
         <w:rPr>
-          <w:rFonts w:ascii="Amasis MT Pro Light" w:hAnsi="Amasis MT Pro Light"/>
-          <w:sz w:val="22"/>
-          <w:szCs w:val="22"/>
-        </w:rPr>
-      </w:pPr>
-      <w:r>
-        <w:rPr>
-          <w:rFonts w:ascii="Amasis MT Pro Light" w:hAnsi="Amasis MT Pro Light"/>
+          <w:rFonts w:ascii="Arial" w:hAnsi="Arial" w:cs="Arial"/>
+          <w:sz w:val="22"/>
+          <w:szCs w:val="22"/>
+        </w:rPr>
+      </w:pPr>
+      <w:r>
+        <w:rPr>
+          <w:rFonts w:ascii="Arial" w:hAnsi="Arial" w:cs="Arial"/>
           <w:sz w:val="22"/>
           <w:szCs w:val="22"/>
         </w:rPr>
@@ -2330,14 +2330,14 @@
         </w:numPr>
         <w:jc w:val="both"/>
         <w:rPr>
-          <w:rFonts w:ascii="Amasis MT Pro Light" w:hAnsi="Amasis MT Pro Light"/>
-          <w:sz w:val="22"/>
-          <w:szCs w:val="22"/>
-        </w:rPr>
-      </w:pPr>
-      <w:r>
-        <w:rPr>
-          <w:rFonts w:ascii="Amasis MT Pro Light" w:hAnsi="Amasis MT Pro Light"/>
+          <w:rFonts w:ascii="Arial" w:hAnsi="Arial" w:cs="Arial"/>
+          <w:sz w:val="22"/>
+          <w:szCs w:val="22"/>
+        </w:rPr>
+      </w:pPr>
+      <w:r>
+        <w:rPr>
+          <w:rFonts w:ascii="Arial" w:hAnsi="Arial" w:cs="Arial"/>
           <w:sz w:val="22"/>
           <w:szCs w:val="22"/>
         </w:rPr>
@@ -2352,14 +2352,14 @@
         </w:numPr>
         <w:jc w:val="both"/>
         <w:rPr>
-          <w:rFonts w:ascii="Amasis MT Pro Light" w:hAnsi="Amasis MT Pro Light"/>
-          <w:sz w:val="22"/>
-          <w:szCs w:val="22"/>
-        </w:rPr>
-      </w:pPr>
-      <w:r>
-        <w:rPr>
-          <w:rFonts w:ascii="Amasis MT Pro Light" w:hAnsi="Amasis MT Pro Light"/>
+          <w:rFonts w:ascii="Arial" w:hAnsi="Arial" w:cs="Arial"/>
+          <w:sz w:val="22"/>
+          <w:szCs w:val="22"/>
+        </w:rPr>
+      </w:pPr>
+      <w:r>
+        <w:rPr>
+          <w:rFonts w:ascii="Arial" w:hAnsi="Arial" w:cs="Arial"/>
           <w:sz w:val="22"/>
           <w:szCs w:val="22"/>
         </w:rPr>
@@ -2374,14 +2374,14 @@
         </w:numPr>
         <w:jc w:val="both"/>
         <w:rPr>
-          <w:rFonts w:ascii="Amasis MT Pro Light" w:hAnsi="Amasis MT Pro Light"/>
-          <w:sz w:val="22"/>
-          <w:szCs w:val="22"/>
-        </w:rPr>
-      </w:pPr>
-      <w:r>
-        <w:rPr>
-          <w:rFonts w:ascii="Amasis MT Pro Light" w:hAnsi="Amasis MT Pro Light"/>
+          <w:rFonts w:ascii="Arial" w:hAnsi="Arial" w:cs="Arial"/>
+          <w:sz w:val="22"/>
+          <w:szCs w:val="22"/>
+        </w:rPr>
+      </w:pPr>
+      <w:r>
+        <w:rPr>
+          <w:rFonts w:ascii="Arial" w:hAnsi="Arial" w:cs="Arial"/>
           <w:sz w:val="22"/>
           <w:szCs w:val="22"/>
         </w:rPr>
@@ -2396,14 +2396,14 @@
         </w:numPr>
         <w:jc w:val="both"/>
         <w:rPr>
-          <w:rFonts w:ascii="Amasis MT Pro Light" w:hAnsi="Amasis MT Pro Light"/>
-          <w:sz w:val="22"/>
-          <w:szCs w:val="22"/>
-        </w:rPr>
-      </w:pPr>
-      <w:r>
-        <w:rPr>
-          <w:rFonts w:ascii="Amasis MT Pro Light" w:hAnsi="Amasis MT Pro Light"/>
+          <w:rFonts w:ascii="Arial" w:hAnsi="Arial" w:cs="Arial"/>
+          <w:sz w:val="22"/>
+          <w:szCs w:val="22"/>
+        </w:rPr>
+      </w:pPr>
+      <w:r>
+        <w:rPr>
+          <w:rFonts w:ascii="Arial" w:hAnsi="Arial" w:cs="Arial"/>
           <w:sz w:val="22"/>
           <w:szCs w:val="22"/>
         </w:rPr>
@@ -2418,14 +2418,14 @@
         </w:numPr>
         <w:jc w:val="both"/>
         <w:rPr>
-          <w:rFonts w:ascii="Amasis MT Pro Light" w:hAnsi="Amasis MT Pro Light"/>
-          <w:sz w:val="22"/>
-          <w:szCs w:val="22"/>
-        </w:rPr>
-      </w:pPr>
-      <w:r>
-        <w:rPr>
-          <w:rFonts w:ascii="Amasis MT Pro Light" w:hAnsi="Amasis MT Pro Light"/>
+          <w:rFonts w:ascii="Arial" w:hAnsi="Arial" w:cs="Arial"/>
+          <w:sz w:val="22"/>
+          <w:szCs w:val="22"/>
+        </w:rPr>
+      </w:pPr>
+      <w:r>
+        <w:rPr>
+          <w:rFonts w:ascii="Arial" w:hAnsi="Arial" w:cs="Arial"/>
           <w:sz w:val="22"/>
           <w:szCs w:val="22"/>
         </w:rPr>
@@ -2440,14 +2440,14 @@
         </w:numPr>
         <w:jc w:val="both"/>
         <w:rPr>
-          <w:rFonts w:ascii="Amasis MT Pro Light" w:hAnsi="Amasis MT Pro Light"/>
-          <w:sz w:val="22"/>
-          <w:szCs w:val="22"/>
-        </w:rPr>
-      </w:pPr>
-      <w:r>
-        <w:rPr>
-          <w:rFonts w:ascii="Amasis MT Pro Light" w:hAnsi="Amasis MT Pro Light"/>
+          <w:rFonts w:ascii="Arial" w:hAnsi="Arial" w:cs="Arial"/>
+          <w:sz w:val="22"/>
+          <w:szCs w:val="22"/>
+        </w:rPr>
+      </w:pPr>
+      <w:r>
+        <w:rPr>
+          <w:rFonts w:ascii="Arial" w:hAnsi="Arial" w:cs="Arial"/>
           <w:sz w:val="22"/>
           <w:szCs w:val="22"/>
         </w:rPr>
@@ -2459,7 +2459,7 @@
         <w:ind w:firstLine="360"/>
         <w:jc w:val="both"/>
         <w:rPr>
-          <w:rFonts w:ascii="Amasis MT Pro Light" w:hAnsi="Amasis MT Pro Light"/>
+          <w:rFonts w:ascii="Arial" w:hAnsi="Arial" w:cs="Arial"/>
           <w:b/>
           <w:bCs/>
           <w:sz w:val="22"/>
@@ -2468,63 +2468,53 @@
       </w:pPr>
       <w:r>
         <w:rPr>
-          <w:rFonts w:ascii="Amasis MT Pro Light" w:hAnsi="Amasis MT Pro Light"/>
+          <w:rFonts w:ascii="Arial" w:hAnsi="Arial" w:cs="Arial"/>
           <w:b/>
           <w:bCs/>
           <w:sz w:val="22"/>
           <w:szCs w:val="22"/>
         </w:rPr>
-        <w:t xml:space="preserve">10.1- </w:t>
-      </w:r>
-      <w:r>
-        <w:rPr>
-          <w:rFonts w:ascii="Amasis MT Pro Light" w:hAnsi="Amasis MT Pro Light"/>
+        <w:t>10.1- Stockage</w:t>
+      </w:r>
+    </w:p>
+    <w:p>
+      <w:pPr>
+        <w:rPr>
+          <w:rFonts w:ascii="Arial" w:hAnsi="Arial" w:cs="Arial"/>
+          <w:sz w:val="22"/>
+          <w:szCs w:val="22"/>
+        </w:rPr>
+      </w:pPr>
+      <w:r>
+        <w:rPr>
+          <w:rFonts w:ascii="Arial" w:hAnsi="Arial" w:cs="Arial"/>
+          <w:sz w:val="22"/>
+          <w:szCs w:val="22"/>
+        </w:rPr>
+        <w:t>Base de données</w:t>
+      </w:r>
+      <w:r>
+        <w:rPr>
+          <w:rFonts w:ascii="Arial" w:hAnsi="Arial" w:cs="Arial"/>
+          <w:sz w:val="22"/>
+          <w:szCs w:val="22"/>
+        </w:rPr>
+        <w:t xml:space="preserve"> : PostgreSQL</w:t>
+      </w:r>
+    </w:p>
+    <w:p>
+      <w:pPr>
+        <w:rPr>
+          <w:rFonts w:ascii="Arial" w:hAnsi="Arial" w:cs="Arial"/>
           <w:b/>
           <w:bCs/>
           <w:sz w:val="22"/>
           <w:szCs w:val="22"/>
         </w:rPr>
-        <w:t>Stockage</w:t>
-      </w:r>
-    </w:p>
-    <w:p>
-      <w:pPr>
-        <w:rPr>
-          <w:rFonts w:ascii="Amasis MT Pro Light" w:hAnsi="Amasis MT Pro Light"/>
-          <w:sz w:val="22"/>
-          <w:szCs w:val="22"/>
-        </w:rPr>
-      </w:pPr>
-      <w:r>
-        <w:rPr>
-          <w:rFonts w:ascii="Amasis MT Pro Light" w:hAnsi="Amasis MT Pro Light"/>
-          <w:sz w:val="22"/>
-          <w:szCs w:val="22"/>
-        </w:rPr>
-        <w:t>Base de données</w:t>
-      </w:r>
-      <w:r>
-        <w:rPr>
-          <w:rFonts w:ascii="Amasis MT Pro Light" w:hAnsi="Amasis MT Pro Light"/>
-          <w:sz w:val="22"/>
-          <w:szCs w:val="22"/>
-        </w:rPr>
-        <w:t xml:space="preserve"> : PostgreSQL</w:t>
-      </w:r>
-    </w:p>
-    <w:p>
-      <w:pPr>
-        <w:rPr>
-          <w:rFonts w:ascii="Amasis MT Pro Light" w:hAnsi="Amasis MT Pro Light"/>
-          <w:b/>
-          <w:bCs/>
-          <w:sz w:val="22"/>
-          <w:szCs w:val="22"/>
-        </w:rPr>
-      </w:pPr>
-      <w:r>
-        <w:rPr>
-          <w:rFonts w:ascii="Amasis MT Pro Light" w:hAnsi="Amasis MT Pro Light"/>
+      </w:pPr>
+      <w:r>
+        <w:rPr>
+          <w:rFonts w:ascii="Arial" w:hAnsi="Arial" w:cs="Arial"/>
           <w:b/>
           <w:bCs/>
           <w:sz w:val="22"/>
@@ -2542,14 +2532,14 @@
         </w:numPr>
         <w:jc w:val="both"/>
         <w:rPr>
-          <w:rFonts w:ascii="Amasis MT Pro Light" w:hAnsi="Amasis MT Pro Light"/>
-          <w:sz w:val="22"/>
-          <w:szCs w:val="22"/>
-        </w:rPr>
-      </w:pPr>
-      <w:r>
-        <w:rPr>
-          <w:rFonts w:ascii="Amasis MT Pro Light" w:hAnsi="Amasis MT Pro Light"/>
+          <w:rFonts w:ascii="Arial" w:hAnsi="Arial" w:cs="Arial"/>
+          <w:sz w:val="22"/>
+          <w:szCs w:val="22"/>
+        </w:rPr>
+      </w:pPr>
+      <w:r>
+        <w:rPr>
+          <w:rFonts w:ascii="Arial" w:hAnsi="Arial" w:cs="Arial"/>
           <w:sz w:val="22"/>
           <w:szCs w:val="22"/>
         </w:rPr>
@@ -2565,14 +2555,14 @@
         </w:numPr>
         <w:jc w:val="both"/>
         <w:rPr>
-          <w:rFonts w:ascii="Amasis MT Pro Light" w:hAnsi="Amasis MT Pro Light"/>
-          <w:sz w:val="22"/>
-          <w:szCs w:val="22"/>
-        </w:rPr>
-      </w:pPr>
-      <w:r>
-        <w:rPr>
-          <w:rFonts w:ascii="Amasis MT Pro Light" w:hAnsi="Amasis MT Pro Light"/>
+          <w:rFonts w:ascii="Arial" w:hAnsi="Arial" w:cs="Arial"/>
+          <w:sz w:val="22"/>
+          <w:szCs w:val="22"/>
+        </w:rPr>
+      </w:pPr>
+      <w:r>
+        <w:rPr>
+          <w:rFonts w:ascii="Arial" w:hAnsi="Arial" w:cs="Arial"/>
           <w:sz w:val="22"/>
           <w:szCs w:val="22"/>
         </w:rPr>
@@ -2580,7 +2570,7 @@
       </w:r>
       <w:r>
         <w:rPr>
-          <w:rFonts w:ascii="Amasis MT Pro Light" w:hAnsi="Amasis MT Pro Light"/>
+          <w:rFonts w:ascii="Arial" w:hAnsi="Arial" w:cs="Arial"/>
           <w:sz w:val="22"/>
           <w:szCs w:val="22"/>
         </w:rPr>
@@ -2589,7 +2579,7 @@
       <w:proofErr w:type="spellStart"/>
       <w:r>
         <w:rPr>
-          <w:rFonts w:ascii="Amasis MT Pro Light" w:hAnsi="Amasis MT Pro Light"/>
+          <w:rFonts w:ascii="Arial" w:hAnsi="Arial" w:cs="Arial"/>
           <w:sz w:val="22"/>
           <w:szCs w:val="22"/>
         </w:rPr>
@@ -2598,7 +2588,7 @@
       <w:proofErr w:type="spellEnd"/>
       <w:r>
         <w:rPr>
-          <w:rFonts w:ascii="Amasis MT Pro Light" w:hAnsi="Amasis MT Pro Light"/>
+          <w:rFonts w:ascii="Arial" w:hAnsi="Arial" w:cs="Arial"/>
           <w:sz w:val="22"/>
           <w:szCs w:val="22"/>
         </w:rPr>
@@ -2614,14 +2604,14 @@
         </w:numPr>
         <w:jc w:val="both"/>
         <w:rPr>
-          <w:rFonts w:ascii="Amasis MT Pro Light" w:hAnsi="Amasis MT Pro Light"/>
-          <w:sz w:val="22"/>
-          <w:szCs w:val="22"/>
-        </w:rPr>
-      </w:pPr>
-      <w:r>
-        <w:rPr>
-          <w:rFonts w:ascii="Amasis MT Pro Light" w:hAnsi="Amasis MT Pro Light"/>
+          <w:rFonts w:ascii="Arial" w:hAnsi="Arial" w:cs="Arial"/>
+          <w:sz w:val="22"/>
+          <w:szCs w:val="22"/>
+        </w:rPr>
+      </w:pPr>
+      <w:r>
+        <w:rPr>
+          <w:rFonts w:ascii="Arial" w:hAnsi="Arial" w:cs="Arial"/>
           <w:sz w:val="22"/>
           <w:szCs w:val="22"/>
         </w:rPr>
@@ -2637,14 +2627,14 @@
         </w:numPr>
         <w:jc w:val="both"/>
         <w:rPr>
-          <w:rFonts w:ascii="Amasis MT Pro Light" w:hAnsi="Amasis MT Pro Light"/>
-          <w:sz w:val="22"/>
-          <w:szCs w:val="22"/>
-        </w:rPr>
-      </w:pPr>
-      <w:r>
-        <w:rPr>
-          <w:rFonts w:ascii="Amasis MT Pro Light" w:hAnsi="Amasis MT Pro Light"/>
+          <w:rFonts w:ascii="Arial" w:hAnsi="Arial" w:cs="Arial"/>
+          <w:sz w:val="22"/>
+          <w:szCs w:val="22"/>
+        </w:rPr>
+      </w:pPr>
+      <w:r>
+        <w:rPr>
+          <w:rFonts w:ascii="Arial" w:hAnsi="Arial" w:cs="Arial"/>
           <w:sz w:val="22"/>
           <w:szCs w:val="22"/>
         </w:rPr>
@@ -2652,19 +2642,11 @@
       </w:r>
       <w:r>
         <w:rPr>
-          <w:rFonts w:ascii="Amasis MT Pro Light" w:hAnsi="Amasis MT Pro Light"/>
-          <w:sz w:val="22"/>
-          <w:szCs w:val="22"/>
-        </w:rPr>
-        <w:t xml:space="preserve"> :</w:t>
-      </w:r>
-      <w:r>
-        <w:rPr>
-          <w:rFonts w:ascii="Amasis MT Pro Light" w:hAnsi="Amasis MT Pro Light"/>
-          <w:sz w:val="22"/>
-          <w:szCs w:val="22"/>
-        </w:rPr>
-        <w:t xml:space="preserve"> Admin, Analyste CERT</w:t>
+          <w:rFonts w:ascii="Arial" w:hAnsi="Arial" w:cs="Arial"/>
+          <w:sz w:val="22"/>
+          <w:szCs w:val="22"/>
+        </w:rPr>
+        <w:t xml:space="preserve"> : Admin, Analyste CERT</w:t>
       </w:r>
     </w:p>
     <w:p>
@@ -2673,7 +2655,7 @@
         <w:ind w:left="1080"/>
         <w:jc w:val="both"/>
         <w:rPr>
-          <w:rFonts w:ascii="Amasis MT Pro Light" w:hAnsi="Amasis MT Pro Light"/>
+          <w:rFonts w:ascii="Arial" w:hAnsi="Arial" w:cs="Arial"/>
           <w:sz w:val="22"/>
           <w:szCs w:val="22"/>
         </w:rPr>
@@ -2688,14 +2670,14 @@
         </w:numPr>
         <w:jc w:val="both"/>
         <w:rPr>
-          <w:rFonts w:ascii="Amasis MT Pro Light" w:hAnsi="Amasis MT Pro Light"/>
-          <w:sz w:val="22"/>
-          <w:szCs w:val="22"/>
-        </w:rPr>
-      </w:pPr>
-      <w:r>
-        <w:rPr>
-          <w:rFonts w:ascii="Amasis MT Pro Light" w:hAnsi="Amasis MT Pro Light"/>
+          <w:rFonts w:ascii="Arial" w:hAnsi="Arial" w:cs="Arial"/>
+          <w:sz w:val="22"/>
+          <w:szCs w:val="22"/>
+        </w:rPr>
+      </w:pPr>
+      <w:r>
+        <w:rPr>
+          <w:rFonts w:ascii="Arial" w:hAnsi="Arial" w:cs="Arial"/>
           <w:b/>
           <w:bCs/>
           <w:sz w:val="22"/>
@@ -2713,18 +2695,17 @@
         </w:numPr>
         <w:jc w:val="both"/>
         <w:rPr>
-          <w:rFonts w:ascii="Amasis MT Pro Light" w:hAnsi="Amasis MT Pro Light"/>
-          <w:sz w:val="22"/>
-          <w:szCs w:val="22"/>
-        </w:rPr>
-      </w:pPr>
-      <w:r>
-        <w:rPr>
-          <w:rFonts w:ascii="Amasis MT Pro Light" w:hAnsi="Amasis MT Pro Light"/>
-          <w:sz w:val="22"/>
-          <w:szCs w:val="22"/>
-        </w:rPr>
-        <w:lastRenderedPageBreak/>
+          <w:rFonts w:ascii="Arial" w:hAnsi="Arial" w:cs="Arial"/>
+          <w:sz w:val="22"/>
+          <w:szCs w:val="22"/>
+        </w:rPr>
+      </w:pPr>
+      <w:r>
+        <w:rPr>
+          <w:rFonts w:ascii="Arial" w:hAnsi="Arial" w:cs="Arial"/>
+          <w:sz w:val="22"/>
+          <w:szCs w:val="22"/>
+        </w:rPr>
         <w:t>Traitement minimum : 5 000 événements/seconde</w:t>
       </w:r>
     </w:p>
@@ -2737,14 +2718,14 @@
         </w:numPr>
         <w:jc w:val="both"/>
         <w:rPr>
-          <w:rFonts w:ascii="Amasis MT Pro Light" w:hAnsi="Amasis MT Pro Light"/>
-          <w:sz w:val="22"/>
-          <w:szCs w:val="22"/>
-        </w:rPr>
-      </w:pPr>
-      <w:r>
-        <w:rPr>
-          <w:rFonts w:ascii="Amasis MT Pro Light" w:hAnsi="Amasis MT Pro Light"/>
+          <w:rFonts w:ascii="Arial" w:hAnsi="Arial" w:cs="Arial"/>
+          <w:sz w:val="22"/>
+          <w:szCs w:val="22"/>
+        </w:rPr>
+      </w:pPr>
+      <w:r>
+        <w:rPr>
+          <w:rFonts w:ascii="Arial" w:hAnsi="Arial" w:cs="Arial"/>
           <w:sz w:val="22"/>
           <w:szCs w:val="22"/>
         </w:rPr>
@@ -2755,7 +2736,7 @@
       <w:pPr>
         <w:jc w:val="both"/>
         <w:rPr>
-          <w:rFonts w:ascii="Amasis MT Pro Light" w:hAnsi="Amasis MT Pro Light"/>
+          <w:rFonts w:ascii="Arial" w:hAnsi="Arial" w:cs="Arial"/>
           <w:b/>
           <w:bCs/>
           <w:sz w:val="22"/>
@@ -2764,7 +2745,7 @@
       </w:pPr>
       <w:r>
         <w:rPr>
-          <w:rFonts w:ascii="Amasis MT Pro Light" w:hAnsi="Amasis MT Pro Light"/>
+          <w:rFonts w:ascii="Arial" w:hAnsi="Arial" w:cs="Arial"/>
           <w:b/>
           <w:bCs/>
           <w:sz w:val="22"/>
@@ -2782,22 +2763,23 @@
         </w:numPr>
         <w:jc w:val="both"/>
         <w:rPr>
-          <w:rFonts w:ascii="Amasis MT Pro Light" w:hAnsi="Amasis MT Pro Light"/>
-          <w:sz w:val="22"/>
-          <w:szCs w:val="22"/>
-        </w:rPr>
-      </w:pPr>
-      <w:r>
-        <w:rPr>
-          <w:rFonts w:ascii="Amasis MT Pro Light" w:hAnsi="Amasis MT Pro Light"/>
-          <w:sz w:val="22"/>
-          <w:szCs w:val="22"/>
-        </w:rPr>
+          <w:rFonts w:ascii="Arial" w:hAnsi="Arial" w:cs="Arial"/>
+          <w:sz w:val="22"/>
+          <w:szCs w:val="22"/>
+        </w:rPr>
+      </w:pPr>
+      <w:r>
+        <w:rPr>
+          <w:rFonts w:ascii="Arial" w:hAnsi="Arial" w:cs="Arial"/>
+          <w:sz w:val="22"/>
+          <w:szCs w:val="22"/>
+        </w:rPr>
+        <w:lastRenderedPageBreak/>
         <w:t>Protection contre injection</w:t>
       </w:r>
       <w:r>
         <w:rPr>
-          <w:rFonts w:ascii="Amasis MT Pro Light" w:hAnsi="Amasis MT Pro Light"/>
+          <w:rFonts w:ascii="Arial" w:hAnsi="Arial" w:cs="Arial"/>
           <w:sz w:val="22"/>
           <w:szCs w:val="22"/>
         </w:rPr>
@@ -2813,14 +2795,14 @@
         </w:numPr>
         <w:jc w:val="both"/>
         <w:rPr>
-          <w:rFonts w:ascii="Amasis MT Pro Light" w:hAnsi="Amasis MT Pro Light"/>
-          <w:sz w:val="22"/>
-          <w:szCs w:val="22"/>
-        </w:rPr>
-      </w:pPr>
-      <w:r>
-        <w:rPr>
-          <w:rFonts w:ascii="Amasis MT Pro Light" w:hAnsi="Amasis MT Pro Light"/>
+          <w:rFonts w:ascii="Arial" w:hAnsi="Arial" w:cs="Arial"/>
+          <w:sz w:val="22"/>
+          <w:szCs w:val="22"/>
+        </w:rPr>
+      </w:pPr>
+      <w:r>
+        <w:rPr>
+          <w:rFonts w:ascii="Arial" w:hAnsi="Arial" w:cs="Arial"/>
           <w:sz w:val="22"/>
           <w:szCs w:val="22"/>
         </w:rPr>
@@ -2829,7 +2811,7 @@
       <w:proofErr w:type="spellStart"/>
       <w:r>
         <w:rPr>
-          <w:rFonts w:ascii="Amasis MT Pro Light" w:hAnsi="Amasis MT Pro Light"/>
+          <w:rFonts w:ascii="Arial" w:hAnsi="Arial" w:cs="Arial"/>
           <w:sz w:val="22"/>
           <w:szCs w:val="22"/>
         </w:rPr>
@@ -2846,14 +2828,14 @@
         </w:numPr>
         <w:jc w:val="both"/>
         <w:rPr>
-          <w:rFonts w:ascii="Amasis MT Pro Light" w:hAnsi="Amasis MT Pro Light"/>
-          <w:sz w:val="22"/>
-          <w:szCs w:val="22"/>
-        </w:rPr>
-      </w:pPr>
-      <w:r>
-        <w:rPr>
-          <w:rFonts w:ascii="Amasis MT Pro Light" w:hAnsi="Amasis MT Pro Light"/>
+          <w:rFonts w:ascii="Arial" w:hAnsi="Arial" w:cs="Arial"/>
+          <w:sz w:val="22"/>
+          <w:szCs w:val="22"/>
+        </w:rPr>
+      </w:pPr>
+      <w:r>
+        <w:rPr>
+          <w:rFonts w:ascii="Arial" w:hAnsi="Arial" w:cs="Arial"/>
           <w:sz w:val="22"/>
           <w:szCs w:val="22"/>
         </w:rPr>
@@ -2861,7 +2843,7 @@
       </w:r>
       <w:r>
         <w:rPr>
-          <w:rFonts w:ascii="Amasis MT Pro Light" w:hAnsi="Amasis MT Pro Light"/>
+          <w:rFonts w:ascii="Arial" w:hAnsi="Arial" w:cs="Arial"/>
           <w:sz w:val="22"/>
           <w:szCs w:val="22"/>
         </w:rPr>
@@ -2872,7 +2854,7 @@
       <w:pPr>
         <w:jc w:val="both"/>
         <w:rPr>
-          <w:rFonts w:ascii="Amasis MT Pro Light" w:hAnsi="Amasis MT Pro Light"/>
+          <w:rFonts w:ascii="Arial" w:hAnsi="Arial" w:cs="Arial"/>
           <w:b/>
           <w:bCs/>
           <w:sz w:val="22"/>
@@ -2881,7 +2863,7 @@
       </w:pPr>
       <w:r>
         <w:rPr>
-          <w:rFonts w:ascii="Amasis MT Pro Light" w:hAnsi="Amasis MT Pro Light"/>
+          <w:rFonts w:ascii="Arial" w:hAnsi="Arial" w:cs="Arial"/>
           <w:b/>
           <w:bCs/>
           <w:sz w:val="22"/>
@@ -2899,14 +2881,14 @@
         </w:numPr>
         <w:jc w:val="both"/>
         <w:rPr>
-          <w:rFonts w:ascii="Amasis MT Pro Light" w:hAnsi="Amasis MT Pro Light"/>
-          <w:sz w:val="22"/>
-          <w:szCs w:val="22"/>
-        </w:rPr>
-      </w:pPr>
-      <w:r>
-        <w:rPr>
-          <w:rFonts w:ascii="Amasis MT Pro Light" w:hAnsi="Amasis MT Pro Light"/>
+          <w:rFonts w:ascii="Arial" w:hAnsi="Arial" w:cs="Arial"/>
+          <w:sz w:val="22"/>
+          <w:szCs w:val="22"/>
+        </w:rPr>
+      </w:pPr>
+      <w:r>
+        <w:rPr>
+          <w:rFonts w:ascii="Arial" w:hAnsi="Arial" w:cs="Arial"/>
           <w:sz w:val="22"/>
           <w:szCs w:val="22"/>
         </w:rPr>
@@ -2922,14 +2904,14 @@
         </w:numPr>
         <w:jc w:val="both"/>
         <w:rPr>
-          <w:rFonts w:ascii="Amasis MT Pro Light" w:hAnsi="Amasis MT Pro Light"/>
-          <w:sz w:val="22"/>
-          <w:szCs w:val="22"/>
-        </w:rPr>
-      </w:pPr>
-      <w:r>
-        <w:rPr>
-          <w:rFonts w:ascii="Amasis MT Pro Light" w:hAnsi="Amasis MT Pro Light"/>
+          <w:rFonts w:ascii="Arial" w:hAnsi="Arial" w:cs="Arial"/>
+          <w:sz w:val="22"/>
+          <w:szCs w:val="22"/>
+        </w:rPr>
+      </w:pPr>
+      <w:r>
+        <w:rPr>
+          <w:rFonts w:ascii="Arial" w:hAnsi="Arial" w:cs="Arial"/>
           <w:sz w:val="22"/>
           <w:szCs w:val="22"/>
         </w:rPr>
@@ -2940,7 +2922,7 @@
       <w:pPr>
         <w:jc w:val="both"/>
         <w:rPr>
-          <w:rFonts w:ascii="Amasis MT Pro Medium" w:hAnsi="Amasis MT Pro Medium"/>
+          <w:rFonts w:ascii="Arial" w:hAnsi="Arial" w:cs="Arial"/>
           <w:b/>
           <w:bCs/>
           <w:sz w:val="22"/>
@@ -2949,7 +2931,7 @@
       </w:pPr>
       <w:r>
         <w:rPr>
-          <w:rFonts w:ascii="Amasis MT Pro Medium" w:hAnsi="Amasis MT Pro Medium"/>
+          <w:rFonts w:ascii="Arial" w:hAnsi="Arial" w:cs="Arial"/>
           <w:b/>
           <w:bCs/>
           <w:sz w:val="22"/>
@@ -2959,7 +2941,7 @@
       </w:r>
       <w:r>
         <w:rPr>
-          <w:rFonts w:ascii="Amasis MT Pro Medium" w:hAnsi="Amasis MT Pro Medium"/>
+          <w:rFonts w:ascii="Arial" w:hAnsi="Arial" w:cs="Arial"/>
           <w:b/>
           <w:bCs/>
           <w:sz w:val="22"/>
@@ -2969,7 +2951,7 @@
       </w:r>
       <w:r>
         <w:rPr>
-          <w:rFonts w:ascii="Amasis MT Pro Medium" w:hAnsi="Amasis MT Pro Medium"/>
+          <w:rFonts w:ascii="Arial" w:hAnsi="Arial" w:cs="Arial"/>
           <w:b/>
           <w:bCs/>
           <w:sz w:val="22"/>
@@ -2979,7 +2961,7 @@
       </w:r>
       <w:r>
         <w:rPr>
-          <w:rFonts w:ascii="Amasis MT Pro Medium" w:hAnsi="Amasis MT Pro Medium"/>
+          <w:rFonts w:ascii="Arial" w:hAnsi="Arial" w:cs="Arial"/>
           <w:b/>
           <w:bCs/>
           <w:sz w:val="22"/>
@@ -2989,7 +2971,7 @@
       </w:r>
       <w:r>
         <w:rPr>
-          <w:rFonts w:ascii="Amasis MT Pro Medium" w:hAnsi="Amasis MT Pro Medium"/>
+          <w:rFonts w:ascii="Arial" w:hAnsi="Arial" w:cs="Arial"/>
           <w:b/>
           <w:bCs/>
           <w:sz w:val="22"/>
@@ -2999,7 +2981,7 @@
       </w:r>
       <w:r>
         <w:rPr>
-          <w:rFonts w:ascii="Amasis MT Pro Medium" w:hAnsi="Amasis MT Pro Medium"/>
+          <w:rFonts w:ascii="Arial" w:hAnsi="Arial" w:cs="Arial"/>
           <w:b/>
           <w:bCs/>
           <w:sz w:val="22"/>
@@ -3012,7 +2994,7 @@
       <w:pPr>
         <w:jc w:val="both"/>
         <w:rPr>
-          <w:rFonts w:ascii="Amasis MT Pro Medium" w:hAnsi="Amasis MT Pro Medium"/>
+          <w:rFonts w:ascii="Arial" w:hAnsi="Arial" w:cs="Arial"/>
           <w:b/>
           <w:bCs/>
           <w:sz w:val="22"/>
@@ -3021,7 +3003,7 @@
       </w:pPr>
       <w:r>
         <w:rPr>
-          <w:rFonts w:ascii="Segoe UI Emoji" w:hAnsi="Segoe UI Emoji" w:cs="Segoe UI Emoji"/>
+          <w:rFonts w:ascii="Arial" w:hAnsi="Arial" w:cs="Arial"/>
           <w:b/>
           <w:bCs/>
           <w:sz w:val="22"/>
@@ -3031,7 +3013,7 @@
       </w:r>
       <w:r>
         <w:rPr>
-          <w:rFonts w:ascii="Amasis MT Pro Light" w:hAnsi="Amasis MT Pro Light"/>
+          <w:rFonts w:ascii="Arial" w:hAnsi="Arial" w:cs="Arial"/>
           <w:b/>
           <w:bCs/>
           <w:sz w:val="22"/>
@@ -3041,7 +3023,7 @@
       </w:r>
       <w:r>
         <w:rPr>
-          <w:rFonts w:ascii="Amasis MT Pro Light" w:hAnsi="Amasis MT Pro Light"/>
+          <w:rFonts w:ascii="Arial" w:hAnsi="Arial" w:cs="Arial"/>
           <w:b/>
           <w:bCs/>
           <w:sz w:val="22"/>
@@ -3059,14 +3041,14 @@
         </w:numPr>
         <w:jc w:val="both"/>
         <w:rPr>
-          <w:rFonts w:ascii="Amasis MT Pro Light" w:hAnsi="Amasis MT Pro Light"/>
-          <w:sz w:val="22"/>
-          <w:szCs w:val="22"/>
-        </w:rPr>
-      </w:pPr>
-      <w:r>
-        <w:rPr>
-          <w:rFonts w:ascii="Amasis MT Pro Light" w:hAnsi="Amasis MT Pro Light"/>
+          <w:rFonts w:ascii="Arial" w:hAnsi="Arial" w:cs="Arial"/>
+          <w:sz w:val="22"/>
+          <w:szCs w:val="22"/>
+        </w:rPr>
+      </w:pPr>
+      <w:r>
+        <w:rPr>
+          <w:rFonts w:ascii="Arial" w:hAnsi="Arial" w:cs="Arial"/>
           <w:sz w:val="22"/>
           <w:szCs w:val="22"/>
         </w:rPr>
@@ -3082,14 +3064,14 @@
         </w:numPr>
         <w:jc w:val="both"/>
         <w:rPr>
-          <w:rFonts w:ascii="Amasis MT Pro Light" w:hAnsi="Amasis MT Pro Light"/>
-          <w:sz w:val="22"/>
-          <w:szCs w:val="22"/>
-        </w:rPr>
-      </w:pPr>
-      <w:r>
-        <w:rPr>
-          <w:rFonts w:ascii="Amasis MT Pro Light" w:hAnsi="Amasis MT Pro Light"/>
+          <w:rFonts w:ascii="Arial" w:hAnsi="Arial" w:cs="Arial"/>
+          <w:sz w:val="22"/>
+          <w:szCs w:val="22"/>
+        </w:rPr>
+      </w:pPr>
+      <w:r>
+        <w:rPr>
+          <w:rFonts w:ascii="Arial" w:hAnsi="Arial" w:cs="Arial"/>
           <w:sz w:val="22"/>
           <w:szCs w:val="22"/>
         </w:rPr>
@@ -3105,14 +3087,14 @@
         </w:numPr>
         <w:jc w:val="both"/>
         <w:rPr>
-          <w:rFonts w:ascii="Amasis MT Pro Light" w:hAnsi="Amasis MT Pro Light"/>
-          <w:sz w:val="22"/>
-          <w:szCs w:val="22"/>
-        </w:rPr>
-      </w:pPr>
-      <w:r>
-        <w:rPr>
-          <w:rFonts w:ascii="Amasis MT Pro Light" w:hAnsi="Amasis MT Pro Light"/>
+          <w:rFonts w:ascii="Arial" w:hAnsi="Arial" w:cs="Arial"/>
+          <w:sz w:val="22"/>
+          <w:szCs w:val="22"/>
+        </w:rPr>
+      </w:pPr>
+      <w:r>
+        <w:rPr>
+          <w:rFonts w:ascii="Arial" w:hAnsi="Arial" w:cs="Arial"/>
           <w:sz w:val="22"/>
           <w:szCs w:val="22"/>
         </w:rPr>
@@ -3128,14 +3110,14 @@
         </w:numPr>
         <w:jc w:val="both"/>
         <w:rPr>
-          <w:rFonts w:ascii="Amasis MT Pro Light" w:hAnsi="Amasis MT Pro Light"/>
-          <w:sz w:val="22"/>
-          <w:szCs w:val="22"/>
-        </w:rPr>
-      </w:pPr>
-      <w:r>
-        <w:rPr>
-          <w:rFonts w:ascii="Amasis MT Pro Light" w:hAnsi="Amasis MT Pro Light"/>
+          <w:rFonts w:ascii="Arial" w:hAnsi="Arial" w:cs="Arial"/>
+          <w:sz w:val="22"/>
+          <w:szCs w:val="22"/>
+        </w:rPr>
+      </w:pPr>
+      <w:r>
+        <w:rPr>
+          <w:rFonts w:ascii="Arial" w:hAnsi="Arial" w:cs="Arial"/>
           <w:sz w:val="22"/>
           <w:szCs w:val="22"/>
         </w:rPr>
@@ -3146,7 +3128,7 @@
       <w:pPr>
         <w:jc w:val="both"/>
         <w:rPr>
-          <w:rFonts w:ascii="Amasis MT Pro Light" w:hAnsi="Amasis MT Pro Light"/>
+          <w:rFonts w:ascii="Arial" w:hAnsi="Arial" w:cs="Arial"/>
           <w:b/>
           <w:bCs/>
           <w:sz w:val="22"/>
@@ -3155,7 +3137,7 @@
       </w:pPr>
       <w:r>
         <w:rPr>
-          <w:rFonts w:ascii="Segoe UI Emoji" w:hAnsi="Segoe UI Emoji" w:cs="Segoe UI Emoji"/>
+          <w:rFonts w:ascii="Arial" w:hAnsi="Arial" w:cs="Arial"/>
           <w:b/>
           <w:bCs/>
           <w:sz w:val="22"/>
@@ -3165,7 +3147,7 @@
       </w:r>
       <w:r>
         <w:rPr>
-          <w:rFonts w:ascii="Amasis MT Pro Light" w:hAnsi="Amasis MT Pro Light"/>
+          <w:rFonts w:ascii="Arial" w:hAnsi="Arial" w:cs="Arial"/>
           <w:b/>
           <w:bCs/>
           <w:sz w:val="22"/>
@@ -3175,7 +3157,7 @@
       </w:r>
       <w:r>
         <w:rPr>
-          <w:rFonts w:ascii="Amasis MT Pro Light" w:hAnsi="Amasis MT Pro Light"/>
+          <w:rFonts w:ascii="Arial" w:hAnsi="Arial" w:cs="Arial"/>
           <w:b/>
           <w:bCs/>
           <w:sz w:val="22"/>
@@ -3193,14 +3175,14 @@
         </w:numPr>
         <w:jc w:val="both"/>
         <w:rPr>
-          <w:rFonts w:ascii="Amasis MT Pro Light" w:hAnsi="Amasis MT Pro Light"/>
-          <w:sz w:val="22"/>
-          <w:szCs w:val="22"/>
-        </w:rPr>
-      </w:pPr>
-      <w:r>
-        <w:rPr>
-          <w:rFonts w:ascii="Amasis MT Pro Light" w:hAnsi="Amasis MT Pro Light"/>
+          <w:rFonts w:ascii="Arial" w:hAnsi="Arial" w:cs="Arial"/>
+          <w:sz w:val="22"/>
+          <w:szCs w:val="22"/>
+        </w:rPr>
+      </w:pPr>
+      <w:r>
+        <w:rPr>
+          <w:rFonts w:ascii="Arial" w:hAnsi="Arial" w:cs="Arial"/>
           <w:sz w:val="22"/>
           <w:szCs w:val="22"/>
         </w:rPr>
@@ -3216,14 +3198,14 @@
         </w:numPr>
         <w:jc w:val="both"/>
         <w:rPr>
-          <w:rFonts w:ascii="Amasis MT Pro Light" w:hAnsi="Amasis MT Pro Light"/>
-          <w:sz w:val="22"/>
-          <w:szCs w:val="22"/>
-        </w:rPr>
-      </w:pPr>
-      <w:r>
-        <w:rPr>
-          <w:rFonts w:ascii="Amasis MT Pro Light" w:hAnsi="Amasis MT Pro Light"/>
+          <w:rFonts w:ascii="Arial" w:hAnsi="Arial" w:cs="Arial"/>
+          <w:sz w:val="22"/>
+          <w:szCs w:val="22"/>
+        </w:rPr>
+      </w:pPr>
+      <w:r>
+        <w:rPr>
+          <w:rFonts w:ascii="Arial" w:hAnsi="Arial" w:cs="Arial"/>
           <w:sz w:val="22"/>
           <w:szCs w:val="22"/>
         </w:rPr>
@@ -3239,14 +3221,14 @@
         </w:numPr>
         <w:jc w:val="both"/>
         <w:rPr>
-          <w:rFonts w:ascii="Amasis MT Pro Light" w:hAnsi="Amasis MT Pro Light"/>
-          <w:sz w:val="22"/>
-          <w:szCs w:val="22"/>
-        </w:rPr>
-      </w:pPr>
-      <w:r>
-        <w:rPr>
-          <w:rFonts w:ascii="Amasis MT Pro Light" w:hAnsi="Amasis MT Pro Light"/>
+          <w:rFonts w:ascii="Arial" w:hAnsi="Arial" w:cs="Arial"/>
+          <w:sz w:val="22"/>
+          <w:szCs w:val="22"/>
+        </w:rPr>
+      </w:pPr>
+      <w:r>
+        <w:rPr>
+          <w:rFonts w:ascii="Arial" w:hAnsi="Arial" w:cs="Arial"/>
           <w:sz w:val="22"/>
           <w:szCs w:val="22"/>
         </w:rPr>
@@ -3262,14 +3244,14 @@
         </w:numPr>
         <w:jc w:val="both"/>
         <w:rPr>
-          <w:rFonts w:ascii="Amasis MT Pro Light" w:hAnsi="Amasis MT Pro Light"/>
-          <w:sz w:val="22"/>
-          <w:szCs w:val="22"/>
-        </w:rPr>
-      </w:pPr>
-      <w:r>
-        <w:rPr>
-          <w:rFonts w:ascii="Amasis MT Pro Light" w:hAnsi="Amasis MT Pro Light"/>
+          <w:rFonts w:ascii="Arial" w:hAnsi="Arial" w:cs="Arial"/>
+          <w:sz w:val="22"/>
+          <w:szCs w:val="22"/>
+        </w:rPr>
+      </w:pPr>
+      <w:r>
+        <w:rPr>
+          <w:rFonts w:ascii="Arial" w:hAnsi="Arial" w:cs="Arial"/>
           <w:sz w:val="22"/>
           <w:szCs w:val="22"/>
         </w:rPr>
@@ -3280,7 +3262,7 @@
       <w:pPr>
         <w:jc w:val="both"/>
         <w:rPr>
-          <w:rFonts w:ascii="Amasis MT Pro Light" w:hAnsi="Amasis MT Pro Light"/>
+          <w:rFonts w:ascii="Arial" w:hAnsi="Arial" w:cs="Arial"/>
           <w:b/>
           <w:bCs/>
           <w:sz w:val="22"/>
@@ -3289,7 +3271,7 @@
       </w:pPr>
       <w:r>
         <w:rPr>
-          <w:rFonts w:ascii="Segoe UI Emoji" w:hAnsi="Segoe UI Emoji" w:cs="Segoe UI Emoji"/>
+          <w:rFonts w:ascii="Arial" w:hAnsi="Arial" w:cs="Arial"/>
           <w:b/>
           <w:bCs/>
           <w:sz w:val="22"/>
@@ -3299,7 +3281,7 @@
       </w:r>
       <w:r>
         <w:rPr>
-          <w:rFonts w:ascii="Amasis MT Pro Light" w:hAnsi="Amasis MT Pro Light"/>
+          <w:rFonts w:ascii="Arial" w:hAnsi="Arial" w:cs="Arial"/>
           <w:b/>
           <w:bCs/>
           <w:sz w:val="22"/>
@@ -3309,7 +3291,7 @@
       </w:r>
       <w:r>
         <w:rPr>
-          <w:rFonts w:ascii="Amasis MT Pro Light" w:hAnsi="Amasis MT Pro Light"/>
+          <w:rFonts w:ascii="Arial" w:hAnsi="Arial" w:cs="Arial"/>
           <w:b/>
           <w:bCs/>
           <w:sz w:val="22"/>
@@ -3327,14 +3309,14 @@
         </w:numPr>
         <w:jc w:val="both"/>
         <w:rPr>
-          <w:rFonts w:ascii="Amasis MT Pro Light" w:hAnsi="Amasis MT Pro Light"/>
-          <w:sz w:val="22"/>
-          <w:szCs w:val="22"/>
-        </w:rPr>
-      </w:pPr>
-      <w:r>
-        <w:rPr>
-          <w:rFonts w:ascii="Amasis MT Pro Light" w:hAnsi="Amasis MT Pro Light"/>
+          <w:rFonts w:ascii="Arial" w:hAnsi="Arial" w:cs="Arial"/>
+          <w:sz w:val="22"/>
+          <w:szCs w:val="22"/>
+        </w:rPr>
+      </w:pPr>
+      <w:r>
+        <w:rPr>
+          <w:rFonts w:ascii="Arial" w:hAnsi="Arial" w:cs="Arial"/>
           <w:sz w:val="22"/>
           <w:szCs w:val="22"/>
         </w:rPr>
@@ -3350,14 +3332,14 @@
         </w:numPr>
         <w:jc w:val="both"/>
         <w:rPr>
-          <w:rFonts w:ascii="Amasis MT Pro Light" w:hAnsi="Amasis MT Pro Light"/>
-          <w:sz w:val="22"/>
-          <w:szCs w:val="22"/>
-        </w:rPr>
-      </w:pPr>
-      <w:r>
-        <w:rPr>
-          <w:rFonts w:ascii="Amasis MT Pro Light" w:hAnsi="Amasis MT Pro Light"/>
+          <w:rFonts w:ascii="Arial" w:hAnsi="Arial" w:cs="Arial"/>
+          <w:sz w:val="22"/>
+          <w:szCs w:val="22"/>
+        </w:rPr>
+      </w:pPr>
+      <w:r>
+        <w:rPr>
+          <w:rFonts w:ascii="Arial" w:hAnsi="Arial" w:cs="Arial"/>
           <w:sz w:val="22"/>
           <w:szCs w:val="22"/>
         </w:rPr>
@@ -3373,14 +3355,14 @@
         </w:numPr>
         <w:jc w:val="both"/>
         <w:rPr>
-          <w:rFonts w:ascii="Amasis MT Pro Light" w:hAnsi="Amasis MT Pro Light"/>
-          <w:sz w:val="22"/>
-          <w:szCs w:val="22"/>
-        </w:rPr>
-      </w:pPr>
-      <w:r>
-        <w:rPr>
-          <w:rFonts w:ascii="Amasis MT Pro Light" w:hAnsi="Amasis MT Pro Light"/>
+          <w:rFonts w:ascii="Arial" w:hAnsi="Arial" w:cs="Arial"/>
+          <w:sz w:val="22"/>
+          <w:szCs w:val="22"/>
+        </w:rPr>
+      </w:pPr>
+      <w:r>
+        <w:rPr>
+          <w:rFonts w:ascii="Arial" w:hAnsi="Arial" w:cs="Arial"/>
           <w:sz w:val="22"/>
           <w:szCs w:val="22"/>
         </w:rPr>
@@ -3396,14 +3378,14 @@
         </w:numPr>
         <w:jc w:val="both"/>
         <w:rPr>
-          <w:rFonts w:ascii="Amasis MT Pro Light" w:hAnsi="Amasis MT Pro Light"/>
-          <w:sz w:val="22"/>
-          <w:szCs w:val="22"/>
-        </w:rPr>
-      </w:pPr>
-      <w:r>
-        <w:rPr>
-          <w:rFonts w:ascii="Amasis MT Pro Light" w:hAnsi="Amasis MT Pro Light"/>
+          <w:rFonts w:ascii="Arial" w:hAnsi="Arial" w:cs="Arial"/>
+          <w:sz w:val="22"/>
+          <w:szCs w:val="22"/>
+        </w:rPr>
+      </w:pPr>
+      <w:r>
+        <w:rPr>
+          <w:rFonts w:ascii="Arial" w:hAnsi="Arial" w:cs="Arial"/>
           <w:sz w:val="22"/>
           <w:szCs w:val="22"/>
         </w:rPr>
@@ -3416,17 +3398,17 @@
         <w:ind w:left="1080"/>
         <w:jc w:val="both"/>
         <w:rPr>
-          <w:rFonts w:ascii="Amasis MT Pro Medium" w:hAnsi="Amasis MT Pro Medium"/>
-          <w:sz w:val="22"/>
-          <w:szCs w:val="22"/>
-        </w:rPr>
-      </w:pPr>
-    </w:p>
-    <w:p>
-      <w:pPr>
-        <w:jc w:val="both"/>
-        <w:rPr>
-          <w:rFonts w:ascii="Amasis MT Pro Medium" w:hAnsi="Amasis MT Pro Medium"/>
+          <w:rFonts w:ascii="Arial" w:hAnsi="Arial" w:cs="Arial"/>
+          <w:sz w:val="22"/>
+          <w:szCs w:val="22"/>
+        </w:rPr>
+      </w:pPr>
+    </w:p>
+    <w:p>
+      <w:pPr>
+        <w:jc w:val="both"/>
+        <w:rPr>
+          <w:rFonts w:ascii="Arial" w:hAnsi="Arial" w:cs="Arial"/>
           <w:b/>
           <w:bCs/>
           <w:sz w:val="22"/>
@@ -3435,7 +3417,7 @@
       </w:pPr>
       <w:r>
         <w:rPr>
-          <w:rFonts w:ascii="Amasis MT Pro Medium" w:hAnsi="Amasis MT Pro Medium"/>
+          <w:rFonts w:ascii="Arial" w:hAnsi="Arial" w:cs="Arial"/>
           <w:b/>
           <w:bCs/>
           <w:sz w:val="22"/>
@@ -3463,7 +3445,7 @@
             <w:pPr>
               <w:jc w:val="both"/>
               <w:rPr>
-                <w:rFonts w:ascii="Amasis MT Pro Medium" w:hAnsi="Amasis MT Pro Medium"/>
+                <w:rFonts w:ascii="Arial" w:hAnsi="Arial" w:cs="Arial"/>
                 <w:b/>
                 <w:bCs/>
                 <w:sz w:val="22"/>
@@ -3472,7 +3454,7 @@
             </w:pPr>
             <w:r>
               <w:rPr>
-                <w:rFonts w:ascii="Amasis MT Pro Medium" w:hAnsi="Amasis MT Pro Medium"/>
+                <w:rFonts w:ascii="Arial" w:hAnsi="Arial" w:cs="Arial"/>
                 <w:b/>
                 <w:bCs/>
                 <w:sz w:val="22"/>
@@ -3490,7 +3472,7 @@
             <w:pPr>
               <w:jc w:val="both"/>
               <w:rPr>
-                <w:rFonts w:ascii="Amasis MT Pro Medium" w:hAnsi="Amasis MT Pro Medium"/>
+                <w:rFonts w:ascii="Arial" w:hAnsi="Arial" w:cs="Arial"/>
                 <w:b/>
                 <w:bCs/>
                 <w:sz w:val="22"/>
@@ -3499,7 +3481,7 @@
             </w:pPr>
             <w:r>
               <w:rPr>
-                <w:rFonts w:ascii="Amasis MT Pro Medium" w:hAnsi="Amasis MT Pro Medium"/>
+                <w:rFonts w:ascii="Arial" w:hAnsi="Arial" w:cs="Arial"/>
                 <w:b/>
                 <w:bCs/>
                 <w:sz w:val="22"/>
@@ -3519,7 +3501,7 @@
             <w:pPr>
               <w:jc w:val="both"/>
               <w:rPr>
-                <w:rFonts w:ascii="Amasis MT Pro Medium" w:hAnsi="Amasis MT Pro Medium"/>
+                <w:rFonts w:ascii="Arial" w:hAnsi="Arial" w:cs="Arial"/>
                 <w:b/>
                 <w:bCs/>
                 <w:sz w:val="22"/>
@@ -3528,7 +3510,7 @@
             </w:pPr>
             <w:r>
               <w:rPr>
-                <w:rFonts w:ascii="Amasis MT Pro Light" w:hAnsi="Amasis MT Pro Light"/>
+                <w:rFonts w:ascii="Arial" w:hAnsi="Arial" w:cs="Arial"/>
                 <w:sz w:val="22"/>
                 <w:szCs w:val="22"/>
               </w:rPr>
@@ -3544,7 +3526,7 @@
             <w:pPr>
               <w:jc w:val="both"/>
               <w:rPr>
-                <w:rFonts w:ascii="Amasis MT Pro Medium" w:hAnsi="Amasis MT Pro Medium"/>
+                <w:rFonts w:ascii="Arial" w:hAnsi="Arial" w:cs="Arial"/>
                 <w:b/>
                 <w:bCs/>
                 <w:sz w:val="22"/>
@@ -3553,7 +3535,7 @@
             </w:pPr>
             <w:r>
               <w:rPr>
-                <w:rFonts w:ascii="Amasis MT Pro Medium" w:hAnsi="Amasis MT Pro Medium"/>
+                <w:rFonts w:ascii="Arial" w:hAnsi="Arial" w:cs="Arial"/>
                 <w:b/>
                 <w:bCs/>
                 <w:sz w:val="22"/>
@@ -3573,7 +3555,7 @@
             <w:pPr>
               <w:jc w:val="both"/>
               <w:rPr>
-                <w:rFonts w:ascii="Amasis MT Pro Medium" w:hAnsi="Amasis MT Pro Medium"/>
+                <w:rFonts w:ascii="Arial" w:hAnsi="Arial" w:cs="Arial"/>
                 <w:b/>
                 <w:bCs/>
                 <w:sz w:val="22"/>
@@ -3582,7 +3564,7 @@
             </w:pPr>
             <w:r>
               <w:rPr>
-                <w:rFonts w:ascii="Amasis MT Pro Light" w:hAnsi="Amasis MT Pro Light"/>
+                <w:rFonts w:ascii="Arial" w:hAnsi="Arial" w:cs="Arial"/>
                 <w:sz w:val="22"/>
                 <w:szCs w:val="22"/>
               </w:rPr>
@@ -3598,7 +3580,7 @@
             <w:pPr>
               <w:jc w:val="both"/>
               <w:rPr>
-                <w:rFonts w:ascii="Amasis MT Pro Medium" w:hAnsi="Amasis MT Pro Medium"/>
+                <w:rFonts w:ascii="Arial" w:hAnsi="Arial" w:cs="Arial"/>
                 <w:b/>
                 <w:bCs/>
                 <w:sz w:val="22"/>
@@ -3607,7 +3589,7 @@
             </w:pPr>
             <w:r>
               <w:rPr>
-                <w:rFonts w:ascii="Amasis MT Pro Medium" w:hAnsi="Amasis MT Pro Medium"/>
+                <w:rFonts w:ascii="Arial" w:hAnsi="Arial" w:cs="Arial"/>
                 <w:b/>
                 <w:bCs/>
                 <w:sz w:val="22"/>
@@ -3627,7 +3609,7 @@
             <w:pPr>
               <w:jc w:val="both"/>
               <w:rPr>
-                <w:rFonts w:ascii="Amasis MT Pro Medium" w:hAnsi="Amasis MT Pro Medium"/>
+                <w:rFonts w:ascii="Arial" w:hAnsi="Arial" w:cs="Arial"/>
                 <w:b/>
                 <w:bCs/>
                 <w:sz w:val="22"/>
@@ -3636,7 +3618,7 @@
             </w:pPr>
             <w:r>
               <w:rPr>
-                <w:rFonts w:ascii="Amasis MT Pro Light" w:hAnsi="Amasis MT Pro Light"/>
+                <w:rFonts w:ascii="Arial" w:hAnsi="Arial" w:cs="Arial"/>
                 <w:sz w:val="22"/>
                 <w:szCs w:val="22"/>
               </w:rPr>
@@ -3652,7 +3634,7 @@
             <w:pPr>
               <w:jc w:val="both"/>
               <w:rPr>
-                <w:rFonts w:ascii="Amasis MT Pro Medium" w:hAnsi="Amasis MT Pro Medium"/>
+                <w:rFonts w:ascii="Arial" w:hAnsi="Arial" w:cs="Arial"/>
                 <w:b/>
                 <w:bCs/>
                 <w:sz w:val="22"/>
@@ -3661,7 +3643,7 @@
             </w:pPr>
             <w:r>
               <w:rPr>
-                <w:rFonts w:ascii="Amasis MT Pro Medium" w:hAnsi="Amasis MT Pro Medium"/>
+                <w:rFonts w:ascii="Arial" w:hAnsi="Arial" w:cs="Arial"/>
                 <w:b/>
                 <w:bCs/>
                 <w:sz w:val="22"/>
@@ -3681,7 +3663,7 @@
             <w:pPr>
               <w:jc w:val="both"/>
               <w:rPr>
-                <w:rFonts w:ascii="Amasis MT Pro Medium" w:hAnsi="Amasis MT Pro Medium"/>
+                <w:rFonts w:ascii="Arial" w:hAnsi="Arial" w:cs="Arial"/>
                 <w:b/>
                 <w:bCs/>
                 <w:sz w:val="22"/>
@@ -3690,7 +3672,7 @@
             </w:pPr>
             <w:r>
               <w:rPr>
-                <w:rFonts w:ascii="Amasis MT Pro Light" w:hAnsi="Amasis MT Pro Light"/>
+                <w:rFonts w:ascii="Arial" w:hAnsi="Arial" w:cs="Arial"/>
                 <w:sz w:val="22"/>
                 <w:szCs w:val="22"/>
               </w:rPr>
@@ -3706,7 +3688,7 @@
             <w:pPr>
               <w:jc w:val="both"/>
               <w:rPr>
-                <w:rFonts w:ascii="Amasis MT Pro Medium" w:hAnsi="Amasis MT Pro Medium"/>
+                <w:rFonts w:ascii="Arial" w:hAnsi="Arial" w:cs="Arial"/>
                 <w:b/>
                 <w:bCs/>
                 <w:sz w:val="22"/>
@@ -3715,7 +3697,7 @@
             </w:pPr>
             <w:r>
               <w:rPr>
-                <w:rFonts w:ascii="Amasis MT Pro Medium" w:hAnsi="Amasis MT Pro Medium"/>
+                <w:rFonts w:ascii="Arial" w:hAnsi="Arial" w:cs="Arial"/>
                 <w:b/>
                 <w:bCs/>
                 <w:sz w:val="22"/>
@@ -3735,7 +3717,7 @@
             <w:pPr>
               <w:jc w:val="both"/>
               <w:rPr>
-                <w:rFonts w:ascii="Amasis MT Pro Medium" w:hAnsi="Amasis MT Pro Medium"/>
+                <w:rFonts w:ascii="Arial" w:hAnsi="Arial" w:cs="Arial"/>
                 <w:b/>
                 <w:bCs/>
                 <w:sz w:val="22"/>
@@ -3744,7 +3726,7 @@
             </w:pPr>
             <w:r>
               <w:rPr>
-                <w:rFonts w:ascii="Amasis MT Pro Light" w:hAnsi="Amasis MT Pro Light"/>
+                <w:rFonts w:ascii="Arial" w:hAnsi="Arial" w:cs="Arial"/>
                 <w:sz w:val="22"/>
                 <w:szCs w:val="22"/>
               </w:rPr>
@@ -3760,7 +3742,7 @@
             <w:pPr>
               <w:jc w:val="both"/>
               <w:rPr>
-                <w:rFonts w:ascii="Amasis MT Pro Medium" w:hAnsi="Amasis MT Pro Medium"/>
+                <w:rFonts w:ascii="Arial" w:hAnsi="Arial" w:cs="Arial"/>
                 <w:b/>
                 <w:bCs/>
                 <w:sz w:val="22"/>
@@ -3769,7 +3751,7 @@
             </w:pPr>
             <w:r>
               <w:rPr>
-                <w:rFonts w:ascii="Amasis MT Pro Medium" w:hAnsi="Amasis MT Pro Medium"/>
+                <w:rFonts w:ascii="Arial" w:hAnsi="Arial" w:cs="Arial"/>
                 <w:b/>
                 <w:bCs/>
                 <w:sz w:val="22"/>
@@ -3789,14 +3771,14 @@
             <w:pPr>
               <w:jc w:val="both"/>
               <w:rPr>
-                <w:rFonts w:ascii="Amasis MT Pro Light" w:hAnsi="Amasis MT Pro Light"/>
+                <w:rFonts w:ascii="Arial" w:hAnsi="Arial" w:cs="Arial"/>
                 <w:sz w:val="22"/>
                 <w:szCs w:val="22"/>
               </w:rPr>
             </w:pPr>
             <w:r>
               <w:rPr>
-                <w:rFonts w:ascii="Amasis MT Pro Light" w:hAnsi="Amasis MT Pro Light"/>
+                <w:rFonts w:ascii="Arial" w:hAnsi="Arial" w:cs="Arial"/>
                 <w:sz w:val="22"/>
                 <w:szCs w:val="22"/>
               </w:rPr>
@@ -3812,7 +3794,7 @@
             <w:pPr>
               <w:jc w:val="both"/>
               <w:rPr>
-                <w:rFonts w:ascii="Amasis MT Pro Medium" w:hAnsi="Amasis MT Pro Medium"/>
+                <w:rFonts w:ascii="Arial" w:hAnsi="Arial" w:cs="Arial"/>
                 <w:b/>
                 <w:bCs/>
                 <w:sz w:val="22"/>
@@ -3821,7 +3803,7 @@
             </w:pPr>
             <w:r>
               <w:rPr>
-                <w:rFonts w:ascii="Amasis MT Pro Medium" w:hAnsi="Amasis MT Pro Medium"/>
+                <w:rFonts w:ascii="Arial" w:hAnsi="Arial" w:cs="Arial"/>
                 <w:b/>
                 <w:bCs/>
                 <w:sz w:val="22"/>
@@ -3837,7 +3819,7 @@
       <w:pPr>
         <w:jc w:val="both"/>
         <w:rPr>
-          <w:rFonts w:ascii="Amasis MT Pro Light" w:hAnsi="Amasis MT Pro Light"/>
+          <w:rFonts w:ascii="Arial" w:hAnsi="Arial" w:cs="Arial"/>
           <w:b/>
           <w:bCs/>
           <w:sz w:val="22"/>
@@ -3849,7 +3831,7 @@
       <w:pPr>
         <w:jc w:val="both"/>
         <w:rPr>
-          <w:rFonts w:ascii="Amasis MT Pro Light" w:hAnsi="Amasis MT Pro Light"/>
+          <w:rFonts w:ascii="Arial" w:hAnsi="Arial" w:cs="Arial"/>
           <w:b/>
           <w:bCs/>
           <w:sz w:val="22"/>
@@ -3858,7 +3840,7 @@
       </w:pPr>
       <w:r>
         <w:rPr>
-          <w:rFonts w:ascii="Amasis MT Pro Light" w:hAnsi="Amasis MT Pro Light"/>
+          <w:rFonts w:ascii="Arial" w:hAnsi="Arial" w:cs="Arial"/>
           <w:b/>
           <w:bCs/>
           <w:sz w:val="22"/>
@@ -3871,17 +3853,17 @@
       <w:pPr>
         <w:jc w:val="both"/>
         <w:rPr>
-          <w:rFonts w:ascii="Amasis MT Pro Light" w:hAnsi="Amasis MT Pro Light"/>
-          <w:sz w:val="22"/>
-          <w:szCs w:val="22"/>
-        </w:rPr>
-      </w:pPr>
-    </w:p>
-    <w:p>
-      <w:pPr>
-        <w:jc w:val="both"/>
-        <w:rPr>
-          <w:rFonts w:ascii="Amasis MT Pro Light" w:hAnsi="Amasis MT Pro Light"/>
+          <w:rFonts w:ascii="Arial" w:hAnsi="Arial" w:cs="Arial"/>
+          <w:sz w:val="22"/>
+          <w:szCs w:val="22"/>
+        </w:rPr>
+      </w:pPr>
+    </w:p>
+    <w:p>
+      <w:pPr>
+        <w:jc w:val="both"/>
+        <w:rPr>
+          <w:rFonts w:ascii="Arial" w:hAnsi="Arial" w:cs="Arial"/>
           <w:b/>
           <w:bCs/>
           <w:sz w:val="22"/>
@@ -3890,7 +3872,7 @@
       </w:pPr>
       <w:r>
         <w:rPr>
-          <w:rFonts w:ascii="Amasis MT Pro Light" w:hAnsi="Amasis MT Pro Light"/>
+          <w:rFonts w:ascii="Arial" w:hAnsi="Arial" w:cs="Arial"/>
           <w:b/>
           <w:bCs/>
           <w:sz w:val="22"/>
@@ -3908,14 +3890,14 @@
         </w:numPr>
         <w:jc w:val="both"/>
         <w:rPr>
-          <w:rFonts w:ascii="Amasis MT Pro Light" w:hAnsi="Amasis MT Pro Light"/>
-          <w:sz w:val="22"/>
-          <w:szCs w:val="22"/>
-        </w:rPr>
-      </w:pPr>
-      <w:r>
-        <w:rPr>
-          <w:rFonts w:ascii="Amasis MT Pro Light" w:hAnsi="Amasis MT Pro Light"/>
+          <w:rFonts w:ascii="Arial" w:hAnsi="Arial" w:cs="Arial"/>
+          <w:sz w:val="22"/>
+          <w:szCs w:val="22"/>
+        </w:rPr>
+      </w:pPr>
+      <w:r>
+        <w:rPr>
+          <w:rFonts w:ascii="Arial" w:hAnsi="Arial" w:cs="Arial"/>
           <w:sz w:val="22"/>
           <w:szCs w:val="22"/>
         </w:rPr>
@@ -3931,14 +3913,14 @@
         </w:numPr>
         <w:jc w:val="both"/>
         <w:rPr>
-          <w:rFonts w:ascii="Amasis MT Pro Light" w:hAnsi="Amasis MT Pro Light"/>
-          <w:sz w:val="22"/>
-          <w:szCs w:val="22"/>
-        </w:rPr>
-      </w:pPr>
-      <w:r>
-        <w:rPr>
-          <w:rFonts w:ascii="Amasis MT Pro Light" w:hAnsi="Amasis MT Pro Light"/>
+          <w:rFonts w:ascii="Arial" w:hAnsi="Arial" w:cs="Arial"/>
+          <w:sz w:val="22"/>
+          <w:szCs w:val="22"/>
+        </w:rPr>
+      </w:pPr>
+      <w:r>
+        <w:rPr>
+          <w:rFonts w:ascii="Arial" w:hAnsi="Arial" w:cs="Arial"/>
           <w:sz w:val="22"/>
           <w:szCs w:val="22"/>
         </w:rPr>
@@ -3954,14 +3936,14 @@
         </w:numPr>
         <w:jc w:val="both"/>
         <w:rPr>
-          <w:rFonts w:ascii="Amasis MT Pro Light" w:hAnsi="Amasis MT Pro Light"/>
-          <w:sz w:val="22"/>
-          <w:szCs w:val="22"/>
-        </w:rPr>
-      </w:pPr>
-      <w:r>
-        <w:rPr>
-          <w:rFonts w:ascii="Amasis MT Pro Light" w:hAnsi="Amasis MT Pro Light"/>
+          <w:rFonts w:ascii="Arial" w:hAnsi="Arial" w:cs="Arial"/>
+          <w:sz w:val="22"/>
+          <w:szCs w:val="22"/>
+        </w:rPr>
+      </w:pPr>
+      <w:r>
+        <w:rPr>
+          <w:rFonts w:ascii="Arial" w:hAnsi="Arial" w:cs="Arial"/>
           <w:sz w:val="22"/>
           <w:szCs w:val="22"/>
         </w:rPr>
@@ -3977,17 +3959,18 @@
         </w:numPr>
         <w:jc w:val="both"/>
         <w:rPr>
-          <w:rFonts w:ascii="Amasis MT Pro Light" w:hAnsi="Amasis MT Pro Light"/>
-          <w:sz w:val="22"/>
-          <w:szCs w:val="22"/>
-        </w:rPr>
-      </w:pPr>
-      <w:r>
-        <w:rPr>
-          <w:rFonts w:ascii="Amasis MT Pro Light" w:hAnsi="Amasis MT Pro Light"/>
-          <w:sz w:val="22"/>
-          <w:szCs w:val="22"/>
-        </w:rPr>
+          <w:rFonts w:ascii="Arial" w:hAnsi="Arial" w:cs="Arial"/>
+          <w:sz w:val="22"/>
+          <w:szCs w:val="22"/>
+        </w:rPr>
+      </w:pPr>
+      <w:r>
+        <w:rPr>
+          <w:rFonts w:ascii="Arial" w:hAnsi="Arial" w:cs="Arial"/>
+          <w:sz w:val="22"/>
+          <w:szCs w:val="22"/>
+        </w:rPr>
+        <w:lastRenderedPageBreak/>
         <w:t>Rapport de sécurité</w:t>
       </w:r>
     </w:p>
@@ -4000,14 +3983,14 @@
         </w:numPr>
         <w:jc w:val="both"/>
         <w:rPr>
-          <w:rFonts w:ascii="Amasis MT Pro Light" w:hAnsi="Amasis MT Pro Light"/>
-          <w:sz w:val="22"/>
-          <w:szCs w:val="22"/>
-        </w:rPr>
-      </w:pPr>
-      <w:r>
-        <w:rPr>
-          <w:rFonts w:ascii="Amasis MT Pro Light" w:hAnsi="Amasis MT Pro Light"/>
+          <w:rFonts w:ascii="Arial" w:hAnsi="Arial" w:cs="Arial"/>
+          <w:sz w:val="22"/>
+          <w:szCs w:val="22"/>
+        </w:rPr>
+      </w:pPr>
+      <w:r>
+        <w:rPr>
+          <w:rFonts w:ascii="Arial" w:hAnsi="Arial" w:cs="Arial"/>
           <w:sz w:val="22"/>
           <w:szCs w:val="22"/>
         </w:rPr>
@@ -4015,7 +3998,7 @@
       </w:r>
       <w:r>
         <w:rPr>
-          <w:rFonts w:ascii="Amasis MT Pro Light" w:hAnsi="Amasis MT Pro Light"/>
+          <w:rFonts w:ascii="Arial" w:hAnsi="Arial" w:cs="Arial"/>
           <w:sz w:val="22"/>
           <w:szCs w:val="22"/>
         </w:rPr>
@@ -4023,7 +4006,7 @@
       </w:r>
       <w:r>
         <w:rPr>
-          <w:rFonts w:ascii="Amasis MT Pro Light" w:hAnsi="Amasis MT Pro Light"/>
+          <w:rFonts w:ascii="Arial" w:hAnsi="Arial" w:cs="Arial"/>
           <w:b/>
           <w:bCs/>
           <w:sz w:val="22"/>
@@ -4037,17 +4020,17 @@
         <w:pStyle w:val="Paragraphedeliste"/>
         <w:jc w:val="both"/>
         <w:rPr>
-          <w:rFonts w:ascii="Amasis MT Pro Light" w:hAnsi="Amasis MT Pro Light"/>
-          <w:sz w:val="22"/>
-          <w:szCs w:val="22"/>
-        </w:rPr>
-      </w:pPr>
-    </w:p>
-    <w:p>
-      <w:pPr>
-        <w:jc w:val="both"/>
-        <w:rPr>
-          <w:rFonts w:ascii="Amasis MT Pro Light" w:hAnsi="Amasis MT Pro Light"/>
+          <w:rFonts w:ascii="Arial" w:hAnsi="Arial" w:cs="Arial"/>
+          <w:sz w:val="22"/>
+          <w:szCs w:val="22"/>
+        </w:rPr>
+      </w:pPr>
+    </w:p>
+    <w:p>
+      <w:pPr>
+        <w:jc w:val="both"/>
+        <w:rPr>
+          <w:rFonts w:ascii="Arial" w:hAnsi="Arial" w:cs="Arial"/>
           <w:b/>
           <w:bCs/>
           <w:sz w:val="22"/>
@@ -4056,7 +4039,7 @@
       </w:pPr>
       <w:r>
         <w:rPr>
-          <w:rFonts w:ascii="Amasis MT Pro Light" w:hAnsi="Amasis MT Pro Light"/>
+          <w:rFonts w:ascii="Arial" w:hAnsi="Arial" w:cs="Arial"/>
           <w:b/>
           <w:bCs/>
           <w:sz w:val="22"/>
@@ -4069,14 +4052,14 @@
       <w:pPr>
         <w:jc w:val="both"/>
         <w:rPr>
-          <w:rFonts w:ascii="Amasis MT Pro Light" w:hAnsi="Amasis MT Pro Light"/>
-          <w:sz w:val="22"/>
-          <w:szCs w:val="22"/>
-        </w:rPr>
-      </w:pPr>
-      <w:r>
-        <w:rPr>
-          <w:rFonts w:ascii="Amasis MT Pro Light" w:hAnsi="Amasis MT Pro Light"/>
+          <w:rFonts w:ascii="Arial" w:hAnsi="Arial" w:cs="Arial"/>
+          <w:sz w:val="22"/>
+          <w:szCs w:val="22"/>
+        </w:rPr>
+      </w:pPr>
+      <w:r>
+        <w:rPr>
+          <w:rFonts w:ascii="Arial" w:hAnsi="Arial" w:cs="Arial"/>
           <w:sz w:val="22"/>
           <w:szCs w:val="22"/>
         </w:rPr>
@@ -4087,7 +4070,7 @@
       <w:pPr>
         <w:jc w:val="both"/>
         <w:rPr>
-          <w:rFonts w:ascii="Amasis MT Pro Light" w:hAnsi="Amasis MT Pro Light"/>
+          <w:rFonts w:ascii="Arial" w:hAnsi="Arial" w:cs="Arial"/>
           <w:b/>
           <w:bCs/>
           <w:sz w:val="22"/>
@@ -4096,7 +4079,7 @@
       </w:pPr>
       <w:r>
         <w:rPr>
-          <w:rFonts w:ascii="Amasis MT Pro Light" w:hAnsi="Amasis MT Pro Light"/>
+          <w:rFonts w:ascii="Arial" w:hAnsi="Arial" w:cs="Arial"/>
           <w:b/>
           <w:bCs/>
           <w:sz w:val="22"/>
@@ -4114,14 +4097,14 @@
         </w:numPr>
         <w:jc w:val="both"/>
         <w:rPr>
-          <w:rFonts w:ascii="Amasis MT Pro Light" w:hAnsi="Amasis MT Pro Light"/>
-          <w:sz w:val="22"/>
-          <w:szCs w:val="22"/>
-        </w:rPr>
-      </w:pPr>
-      <w:r>
-        <w:rPr>
-          <w:rFonts w:ascii="Amasis MT Pro Light" w:hAnsi="Amasis MT Pro Light"/>
+          <w:rFonts w:ascii="Arial" w:hAnsi="Arial" w:cs="Arial"/>
+          <w:sz w:val="22"/>
+          <w:szCs w:val="22"/>
+        </w:rPr>
+      </w:pPr>
+      <w:r>
+        <w:rPr>
+          <w:rFonts w:ascii="Arial" w:hAnsi="Arial" w:cs="Arial"/>
           <w:sz w:val="22"/>
           <w:szCs w:val="22"/>
         </w:rPr>
@@ -4137,14 +4120,14 @@
         </w:numPr>
         <w:jc w:val="both"/>
         <w:rPr>
-          <w:rFonts w:ascii="Amasis MT Pro Light" w:hAnsi="Amasis MT Pro Light"/>
-          <w:sz w:val="22"/>
-          <w:szCs w:val="22"/>
-        </w:rPr>
-      </w:pPr>
-      <w:r>
-        <w:rPr>
-          <w:rFonts w:ascii="Amasis MT Pro Light" w:hAnsi="Amasis MT Pro Light"/>
+          <w:rFonts w:ascii="Arial" w:hAnsi="Arial" w:cs="Arial"/>
+          <w:sz w:val="22"/>
+          <w:szCs w:val="22"/>
+        </w:rPr>
+      </w:pPr>
+      <w:r>
+        <w:rPr>
+          <w:rFonts w:ascii="Arial" w:hAnsi="Arial" w:cs="Arial"/>
           <w:sz w:val="22"/>
           <w:szCs w:val="22"/>
         </w:rPr>
@@ -4160,14 +4143,14 @@
         </w:numPr>
         <w:jc w:val="both"/>
         <w:rPr>
-          <w:rFonts w:ascii="Amasis MT Pro Light" w:hAnsi="Amasis MT Pro Light"/>
-          <w:sz w:val="22"/>
-          <w:szCs w:val="22"/>
-        </w:rPr>
-      </w:pPr>
-      <w:r>
-        <w:rPr>
-          <w:rFonts w:ascii="Amasis MT Pro Light" w:hAnsi="Amasis MT Pro Light"/>
+          <w:rFonts w:ascii="Arial" w:hAnsi="Arial" w:cs="Arial"/>
+          <w:sz w:val="22"/>
+          <w:szCs w:val="22"/>
+        </w:rPr>
+      </w:pPr>
+      <w:r>
+        <w:rPr>
+          <w:rFonts w:ascii="Arial" w:hAnsi="Arial" w:cs="Arial"/>
           <w:sz w:val="22"/>
           <w:szCs w:val="22"/>
         </w:rPr>
@@ -4183,14 +4166,14 @@
         </w:numPr>
         <w:jc w:val="both"/>
         <w:rPr>
-          <w:rFonts w:ascii="Amasis MT Pro Light" w:hAnsi="Amasis MT Pro Light"/>
-          <w:sz w:val="22"/>
-          <w:szCs w:val="22"/>
-        </w:rPr>
-      </w:pPr>
-      <w:r>
-        <w:rPr>
-          <w:rFonts w:ascii="Amasis MT Pro Light" w:hAnsi="Amasis MT Pro Light"/>
+          <w:rFonts w:ascii="Arial" w:hAnsi="Arial" w:cs="Arial"/>
+          <w:sz w:val="22"/>
+          <w:szCs w:val="22"/>
+        </w:rPr>
+      </w:pPr>
+      <w:r>
+        <w:rPr>
+          <w:rFonts w:ascii="Arial" w:hAnsi="Arial" w:cs="Arial"/>
           <w:sz w:val="22"/>
           <w:szCs w:val="22"/>
         </w:rPr>
@@ -4201,7 +4184,7 @@
       <w:pPr>
         <w:jc w:val="both"/>
         <w:rPr>
-          <w:rFonts w:ascii="Amasis MT Pro Light" w:hAnsi="Amasis MT Pro Light"/>
+          <w:rFonts w:ascii="Arial" w:hAnsi="Arial" w:cs="Arial"/>
           <w:b/>
           <w:bCs/>
           <w:sz w:val="22"/>
@@ -4210,7 +4193,7 @@
       </w:pPr>
       <w:r>
         <w:rPr>
-          <w:rFonts w:ascii="Amasis MT Pro Light" w:hAnsi="Amasis MT Pro Light"/>
+          <w:rFonts w:ascii="Arial" w:hAnsi="Arial" w:cs="Arial"/>
           <w:b/>
           <w:bCs/>
           <w:sz w:val="22"/>
@@ -4223,14 +4206,14 @@
       <w:pPr>
         <w:jc w:val="both"/>
         <w:rPr>
-          <w:rFonts w:ascii="Amasis MT Pro Light" w:hAnsi="Amasis MT Pro Light"/>
-          <w:sz w:val="22"/>
-          <w:szCs w:val="22"/>
-        </w:rPr>
-      </w:pPr>
-      <w:r>
-        <w:rPr>
-          <w:rFonts w:ascii="Amasis MT Pro Light" w:hAnsi="Amasis MT Pro Light"/>
+          <w:rFonts w:ascii="Arial" w:hAnsi="Arial" w:cs="Arial"/>
+          <w:sz w:val="22"/>
+          <w:szCs w:val="22"/>
+        </w:rPr>
+      </w:pPr>
+      <w:r>
+        <w:rPr>
+          <w:rFonts w:ascii="Arial" w:hAnsi="Arial" w:cs="Arial"/>
           <w:sz w:val="22"/>
           <w:szCs w:val="22"/>
         </w:rPr>
@@ -4239,7 +4222,7 @@
       <w:proofErr w:type="spellStart"/>
       <w:r>
         <w:rPr>
-          <w:rFonts w:ascii="Amasis MT Pro Medium" w:hAnsi="Amasis MT Pro Medium"/>
+          <w:rFonts w:ascii="Arial" w:hAnsi="Arial" w:cs="Arial"/>
           <w:sz w:val="22"/>
           <w:szCs w:val="22"/>
         </w:rPr>
@@ -4248,7 +4231,7 @@
       <w:proofErr w:type="spellEnd"/>
       <w:r>
         <w:rPr>
-          <w:rFonts w:ascii="Amasis MT Pro Light" w:hAnsi="Amasis MT Pro Light"/>
+          <w:rFonts w:ascii="Arial" w:hAnsi="Arial" w:cs="Arial"/>
           <w:sz w:val="22"/>
           <w:szCs w:val="22"/>
         </w:rPr>
@@ -4263,14 +4246,14 @@
         </w:numPr>
         <w:jc w:val="both"/>
         <w:rPr>
-          <w:rFonts w:ascii="Amasis MT Pro Light" w:hAnsi="Amasis MT Pro Light"/>
-          <w:sz w:val="22"/>
-          <w:szCs w:val="22"/>
-        </w:rPr>
-      </w:pPr>
-      <w:r>
-        <w:rPr>
-          <w:rFonts w:ascii="Amasis MT Pro Light" w:hAnsi="Amasis MT Pro Light"/>
+          <w:rFonts w:ascii="Arial" w:hAnsi="Arial" w:cs="Arial"/>
+          <w:sz w:val="22"/>
+          <w:szCs w:val="22"/>
+        </w:rPr>
+      </w:pPr>
+      <w:r>
+        <w:rPr>
+          <w:rFonts w:ascii="Arial" w:hAnsi="Arial" w:cs="Arial"/>
           <w:sz w:val="22"/>
           <w:szCs w:val="22"/>
         </w:rPr>
@@ -4285,14 +4268,14 @@
         </w:numPr>
         <w:jc w:val="both"/>
         <w:rPr>
-          <w:rFonts w:ascii="Amasis MT Pro Light" w:hAnsi="Amasis MT Pro Light"/>
-          <w:sz w:val="22"/>
-          <w:szCs w:val="22"/>
-        </w:rPr>
-      </w:pPr>
-      <w:r>
-        <w:rPr>
-          <w:rFonts w:ascii="Amasis MT Pro Light" w:hAnsi="Amasis MT Pro Light"/>
+          <w:rFonts w:ascii="Arial" w:hAnsi="Arial" w:cs="Arial"/>
+          <w:sz w:val="22"/>
+          <w:szCs w:val="22"/>
+        </w:rPr>
+      </w:pPr>
+      <w:r>
+        <w:rPr>
+          <w:rFonts w:ascii="Arial" w:hAnsi="Arial" w:cs="Arial"/>
           <w:sz w:val="22"/>
           <w:szCs w:val="22"/>
         </w:rPr>
@@ -4307,14 +4290,14 @@
         </w:numPr>
         <w:jc w:val="both"/>
         <w:rPr>
-          <w:rFonts w:ascii="Amasis MT Pro Light" w:hAnsi="Amasis MT Pro Light"/>
-          <w:sz w:val="22"/>
-          <w:szCs w:val="22"/>
-        </w:rPr>
-      </w:pPr>
-      <w:r>
-        <w:rPr>
-          <w:rFonts w:ascii="Amasis MT Pro Light" w:hAnsi="Amasis MT Pro Light"/>
+          <w:rFonts w:ascii="Arial" w:hAnsi="Arial" w:cs="Arial"/>
+          <w:sz w:val="22"/>
+          <w:szCs w:val="22"/>
+        </w:rPr>
+      </w:pPr>
+      <w:r>
+        <w:rPr>
+          <w:rFonts w:ascii="Arial" w:hAnsi="Arial" w:cs="Arial"/>
           <w:sz w:val="22"/>
           <w:szCs w:val="22"/>
         </w:rPr>
@@ -4329,14 +4312,14 @@
         </w:numPr>
         <w:jc w:val="both"/>
         <w:rPr>
-          <w:rFonts w:ascii="Amasis MT Pro Light" w:hAnsi="Amasis MT Pro Light"/>
-          <w:sz w:val="22"/>
-          <w:szCs w:val="22"/>
-        </w:rPr>
-      </w:pPr>
-      <w:r>
-        <w:rPr>
-          <w:rFonts w:ascii="Amasis MT Pro Light" w:hAnsi="Amasis MT Pro Light"/>
+          <w:rFonts w:ascii="Arial" w:hAnsi="Arial" w:cs="Arial"/>
+          <w:sz w:val="22"/>
+          <w:szCs w:val="22"/>
+        </w:rPr>
+      </w:pPr>
+      <w:r>
+        <w:rPr>
+          <w:rFonts w:ascii="Arial" w:hAnsi="Arial" w:cs="Arial"/>
           <w:sz w:val="22"/>
           <w:szCs w:val="22"/>
         </w:rPr>
@@ -4347,14 +4330,14 @@
       <w:pPr>
         <w:jc w:val="both"/>
         <w:rPr>
-          <w:rFonts w:ascii="Amasis MT Pro Light" w:hAnsi="Amasis MT Pro Light"/>
-          <w:sz w:val="22"/>
-          <w:szCs w:val="22"/>
-        </w:rPr>
-      </w:pPr>
-      <w:r>
-        <w:rPr>
-          <w:rFonts w:ascii="Amasis MT Pro Light" w:hAnsi="Amasis MT Pro Light"/>
+          <w:rFonts w:ascii="Arial" w:hAnsi="Arial" w:cs="Arial"/>
+          <w:sz w:val="22"/>
+          <w:szCs w:val="22"/>
+        </w:rPr>
+      </w:pPr>
+      <w:r>
+        <w:rPr>
+          <w:rFonts w:ascii="Arial" w:hAnsi="Arial" w:cs="Arial"/>
           <w:sz w:val="22"/>
           <w:szCs w:val="22"/>
         </w:rPr>
@@ -4365,11 +4348,47 @@
       <w:pPr>
         <w:jc w:val="both"/>
         <w:rPr>
-          <w:rFonts w:ascii="Amasis MT Pro Light" w:hAnsi="Amasis MT Pro Light"/>
-          <w:sz w:val="22"/>
-          <w:szCs w:val="22"/>
-        </w:rPr>
-      </w:pPr>
+          <w:rFonts w:ascii="Arial" w:hAnsi="Arial" w:cs="Arial"/>
+          <w:sz w:val="22"/>
+          <w:szCs w:val="22"/>
+        </w:rPr>
+      </w:pPr>
+      <w:proofErr w:type="gramStart"/>
+      <w:r>
+        <w:rPr>
+          <w:rFonts w:ascii="Arial" w:hAnsi="Arial" w:cs="Arial"/>
+          <w:sz w:val="22"/>
+          <w:szCs w:val="22"/>
+        </w:rPr>
+        <w:t>le</w:t>
+      </w:r>
+      <w:proofErr w:type="gramEnd"/>
+      <w:r>
+        <w:rPr>
+          <w:rFonts w:ascii="Arial" w:hAnsi="Arial" w:cs="Arial"/>
+          <w:sz w:val="22"/>
+          <w:szCs w:val="22"/>
+        </w:rPr>
+        <w:t xml:space="preserve"> </w:t>
+      </w:r>
+      <w:proofErr w:type="spellStart"/>
+      <w:r>
+        <w:rPr>
+          <w:rFonts w:ascii="Arial" w:hAnsi="Arial" w:cs="Arial"/>
+          <w:sz w:val="22"/>
+          <w:szCs w:val="22"/>
+        </w:rPr>
+        <w:t>rba</w:t>
+      </w:r>
+      <w:proofErr w:type="spellEnd"/>
+      <w:r>
+        <w:rPr>
+          <w:rFonts w:ascii="Arial" w:hAnsi="Arial" w:cs="Arial"/>
+          <w:sz w:val="22"/>
+          <w:szCs w:val="22"/>
+        </w:rPr>
+        <w:t xml:space="preserve"> aussi sur un score /100</w:t>
+      </w:r>
     </w:p>
     <w:sectPr>
       <w:headerReference w:type="default" r:id="rId8"/>
@@ -9733,7 +9752,6 @@
   <w:style w:type="character" w:default="1" w:styleId="Policepardfaut">
     <w:name w:val="Default Paragraph Font"/>
     <w:uiPriority w:val="1"/>
-    <w:semiHidden/>
     <w:unhideWhenUsed/>
   </w:style>
   <w:style w:type="table" w:default="1" w:styleId="TableauNormal">
